--- a/Solanki Co - Execution Playbook.docx
+++ b/Solanki Co - Execution Playbook.docx
@@ -79,6 +79,21 @@
     </w:p>
     <w:p>
       <w:pPr>
+        <w:spacing w:after="40"/>
+        <w:jc w:val="center"/>
+      </w:pPr>
+      <w:r>
+        <w:rPr>
+          <w:rFonts w:ascii="Arial" w:cs="Arial" w:eastAsia="Arial" w:hAnsi="Arial"/>
+          <w:color w:val="786E64"/>
+          <w:sz w:val="22"/>
+          <w:szCs w:val="22"/>
+        </w:rPr>
+        <w:t xml:space="preserve">10-Step Action Plan  +  ROI Projections</w:t>
+      </w:r>
+    </w:p>
+    <w:p>
+      <w:pPr>
         <w:spacing w:after="0"/>
         <w:jc w:val="center"/>
       </w:pPr>
@@ -89,12 +104,12 @@
           <w:sz w:val="22"/>
           <w:szCs w:val="22"/>
         </w:rPr>
-        <w:t xml:space="preserve">10-Step Action Plan for Each Pillar</w:t>
+        <w:t xml:space="preserve">For Each Pillar</w:t>
       </w:r>
     </w:p>
     <w:p>
       <w:pPr>
-        <w:spacing w:before="1600" w:after="0"/>
+        <w:spacing w:before="1400" w:after="0"/>
       </w:pPr>
     </w:p>
     <w:p>
@@ -183,7 +198,7 @@
           <w:sz w:val="20"/>
           <w:szCs w:val="20"/>
         </w:rPr>
-        <w:t xml:space="preserve">This playbook translates the six pillars of Solanki Co from vision into action. Each pillar has a 10-step execution plan designed to move from zero to operational within 12 months.</w:t>
+        <w:t xml:space="preserve">This playbook translates the six pillars of Solanki Co from vision into action. Each pillar has a 10-step execution plan and an ROI projection designed to give you clarity on what is possible — in time, in money, and in impact.</w:t>
       </w:r>
     </w:p>
     <w:p>
@@ -211,7 +226,7 @@
           <w:sz w:val="20"/>
           <w:szCs w:val="20"/>
         </w:rPr>
-        <w:t xml:space="preserve">The timelines assume you are actively working across all six pillars simultaneously, prioritizing Foundation and Capital as the anchors, with Advisory, Digital, Studios, and Travel building around them.</w:t>
+        <w:t xml:space="preserve">The ROI section for each pillar breaks down realistic income potential for the five profit-generating pillars (Capital, Advisory, Digital, Studios, Travel) and fund allocation for the Foundation. These are conservative-to-moderate projections based on comparable businesses, not aspirational numbers.</w:t>
       </w:r>
     </w:p>
     <w:p>
@@ -550,7 +565,1501 @@
           <w:sz w:val="16"/>
           <w:szCs w:val="16"/>
         </w:rPr>
-        <w:t xml:space="preserve">PILLAR 1  |  IMPACT</w:t>
+        <w:t xml:space="preserve">INCOME POTENTIAL AT A GLANCE</w:t>
+      </w:r>
+    </w:p>
+    <w:p>
+      <w:pPr>
+        <w:spacing w:before="0" w:after="80"/>
+      </w:pPr>
+      <w:r>
+        <w:rPr>
+          <w:rFonts w:ascii="Arial" w:cs="Arial" w:eastAsia="Arial" w:hAnsi="Arial"/>
+          <w:b/>
+          <w:bCs/>
+          <w:color w:val="313131"/>
+          <w:sz w:val="28"/>
+          <w:szCs w:val="28"/>
+        </w:rPr>
+        <w:t xml:space="preserve">CONSOLIDATED ROI SUMMARY</w:t>
+      </w:r>
+    </w:p>
+    <w:p>
+      <w:pPr>
+        <w:pBdr>
+          <w:bottom w:val="single" w:color="D4C4B0" w:sz="4" w:space="1"/>
+        </w:pBdr>
+        <w:spacing w:before="0" w:after="200"/>
+      </w:pPr>
+    </w:p>
+    <w:p>
+      <w:pPr>
+        <w:spacing w:after="300"/>
+      </w:pPr>
+      <w:r>
+        <w:rPr>
+          <w:rFonts w:ascii="Arial" w:cs="Arial" w:eastAsia="Arial" w:hAnsi="Arial"/>
+          <w:i/>
+          <w:iCs/>
+          <w:color w:val="786E64"/>
+          <w:sz w:val="20"/>
+          <w:szCs w:val="20"/>
+        </w:rPr>
+        <w:t xml:space="preserve">Conservative-to-moderate income projections for the five profit-generating pillars, plus Foundation fund-raising targets. All figures assume active execution of the 10-step plans within each pillar.</w:t>
+      </w:r>
+    </w:p>
+    <w:tbl>
+      <w:tblPr>
+        <w:tblW w:type="dxa" w:w="9360"/>
+        <w:tblBorders>
+          <w:top w:val="single" w:color="auto" w:sz="4"/>
+          <w:left w:val="single" w:color="auto" w:sz="4"/>
+          <w:bottom w:val="single" w:color="auto" w:sz="4"/>
+          <w:right w:val="single" w:color="auto" w:sz="4"/>
+          <w:insideH w:val="single" w:color="auto" w:sz="4"/>
+          <w:insideV w:val="single" w:color="auto" w:sz="4"/>
+        </w:tblBorders>
+      </w:tblPr>
+      <w:tblGrid>
+        <w:gridCol w:w="2400"/>
+        <w:gridCol w:w="1200"/>
+        <w:gridCol w:w="1600"/>
+        <w:gridCol w:w="1800"/>
+        <w:gridCol w:w="2360"/>
+      </w:tblGrid>
+      <w:tr>
+        <w:tc>
+          <w:tcPr>
+            <w:tcW w:type="dxa" w:w="2400"/>
+            <w:tcBorders>
+              <w:top w:val="single" w:color="D4C4B0" w:sz="1"/>
+              <w:left w:val="single" w:color="D4C4B0" w:sz="1"/>
+              <w:bottom w:val="single" w:color="D4C4B0" w:sz="1"/>
+              <w:right w:val="single" w:color="D4C4B0" w:sz="1"/>
+            </w:tcBorders>
+            <w:shd w:fill="313131" w:val="clear"/>
+            <w:tcMar>
+              <w:top w:type="dxa" w:w="80"/>
+              <w:left w:type="dxa" w:w="120"/>
+              <w:bottom w:type="dxa" w:w="80"/>
+              <w:right w:type="dxa" w:w="120"/>
+            </w:tcMar>
+          </w:tcPr>
+          <w:p>
+            <w:pPr>
+              <w:jc w:val="center"/>
+            </w:pPr>
+            <w:r>
+              <w:rPr>
+                <w:rFonts w:ascii="Arial" w:cs="Arial" w:eastAsia="Arial" w:hAnsi="Arial"/>
+                <w:b/>
+                <w:bCs/>
+                <w:color w:val="FFFFFF"/>
+                <w:spacing w:val="40"/>
+                <w:sz w:val="15"/>
+                <w:szCs w:val="15"/>
+              </w:rPr>
+              <w:t xml:space="preserve">PILLAR</w:t>
+            </w:r>
+          </w:p>
+        </w:tc>
+        <w:tc>
+          <w:tcPr>
+            <w:tcW w:type="dxa" w:w="1200"/>
+            <w:tcBorders>
+              <w:top w:val="single" w:color="D4C4B0" w:sz="1"/>
+              <w:left w:val="single" w:color="D4C4B0" w:sz="1"/>
+              <w:bottom w:val="single" w:color="D4C4B0" w:sz="1"/>
+              <w:right w:val="single" w:color="D4C4B0" w:sz="1"/>
+            </w:tcBorders>
+            <w:shd w:fill="313131" w:val="clear"/>
+            <w:tcMar>
+              <w:top w:type="dxa" w:w="80"/>
+              <w:left w:type="dxa" w:w="120"/>
+              <w:bottom w:type="dxa" w:w="80"/>
+              <w:right w:type="dxa" w:w="120"/>
+            </w:tcMar>
+          </w:tcPr>
+          <w:p>
+            <w:pPr>
+              <w:jc w:val="center"/>
+            </w:pPr>
+            <w:r>
+              <w:rPr>
+                <w:rFonts w:ascii="Arial" w:cs="Arial" w:eastAsia="Arial" w:hAnsi="Arial"/>
+                <w:b/>
+                <w:bCs/>
+                <w:color w:val="FFFFFF"/>
+                <w:spacing w:val="40"/>
+                <w:sz w:val="15"/>
+                <w:szCs w:val="15"/>
+              </w:rPr>
+              <w:t xml:space="preserve">TYPE</w:t>
+            </w:r>
+          </w:p>
+        </w:tc>
+        <w:tc>
+          <w:tcPr>
+            <w:tcW w:type="dxa" w:w="1600"/>
+            <w:tcBorders>
+              <w:top w:val="single" w:color="D4C4B0" w:sz="1"/>
+              <w:left w:val="single" w:color="D4C4B0" w:sz="1"/>
+              <w:bottom w:val="single" w:color="D4C4B0" w:sz="1"/>
+              <w:right w:val="single" w:color="D4C4B0" w:sz="1"/>
+            </w:tcBorders>
+            <w:shd w:fill="313131" w:val="clear"/>
+            <w:tcMar>
+              <w:top w:type="dxa" w:w="80"/>
+              <w:left w:type="dxa" w:w="120"/>
+              <w:bottom w:type="dxa" w:w="80"/>
+              <w:right w:type="dxa" w:w="120"/>
+            </w:tcMar>
+          </w:tcPr>
+          <w:p>
+            <w:pPr>
+              <w:jc w:val="center"/>
+            </w:pPr>
+            <w:r>
+              <w:rPr>
+                <w:rFonts w:ascii="Arial" w:cs="Arial" w:eastAsia="Arial" w:hAnsi="Arial"/>
+                <w:b/>
+                <w:bCs/>
+                <w:color w:val="FFFFFF"/>
+                <w:spacing w:val="40"/>
+                <w:sz w:val="15"/>
+                <w:szCs w:val="15"/>
+              </w:rPr>
+              <w:t xml:space="preserve">TIME/WEEK (YR 1)</w:t>
+            </w:r>
+          </w:p>
+        </w:tc>
+        <w:tc>
+          <w:tcPr>
+            <w:tcW w:type="dxa" w:w="1800"/>
+            <w:tcBorders>
+              <w:top w:val="single" w:color="D4C4B0" w:sz="1"/>
+              <w:left w:val="single" w:color="D4C4B0" w:sz="1"/>
+              <w:bottom w:val="single" w:color="D4C4B0" w:sz="1"/>
+              <w:right w:val="single" w:color="D4C4B0" w:sz="1"/>
+            </w:tcBorders>
+            <w:shd w:fill="313131" w:val="clear"/>
+            <w:tcMar>
+              <w:top w:type="dxa" w:w="80"/>
+              <w:left w:type="dxa" w:w="120"/>
+              <w:bottom w:type="dxa" w:w="80"/>
+              <w:right w:type="dxa" w:w="120"/>
+            </w:tcMar>
+          </w:tcPr>
+          <w:p>
+            <w:pPr>
+              <w:jc w:val="center"/>
+            </w:pPr>
+            <w:r>
+              <w:rPr>
+                <w:rFonts w:ascii="Arial" w:cs="Arial" w:eastAsia="Arial" w:hAnsi="Arial"/>
+                <w:b/>
+                <w:bCs/>
+                <w:color w:val="FFFFFF"/>
+                <w:spacing w:val="40"/>
+                <w:sz w:val="15"/>
+                <w:szCs w:val="15"/>
+              </w:rPr>
+              <w:t xml:space="preserve">YEAR 1 INCOME</w:t>
+            </w:r>
+          </w:p>
+        </w:tc>
+        <w:tc>
+          <w:tcPr>
+            <w:tcW w:type="dxa" w:w="2360"/>
+            <w:tcBorders>
+              <w:top w:val="single" w:color="D4C4B0" w:sz="1"/>
+              <w:left w:val="single" w:color="D4C4B0" w:sz="1"/>
+              <w:bottom w:val="single" w:color="D4C4B0" w:sz="1"/>
+              <w:right w:val="single" w:color="D4C4B0" w:sz="1"/>
+            </w:tcBorders>
+            <w:shd w:fill="313131" w:val="clear"/>
+            <w:tcMar>
+              <w:top w:type="dxa" w:w="80"/>
+              <w:left w:type="dxa" w:w="120"/>
+              <w:bottom w:type="dxa" w:w="80"/>
+              <w:right w:type="dxa" w:w="120"/>
+            </w:tcMar>
+          </w:tcPr>
+          <w:p>
+            <w:pPr>
+              <w:jc w:val="center"/>
+            </w:pPr>
+            <w:r>
+              <w:rPr>
+                <w:rFonts w:ascii="Arial" w:cs="Arial" w:eastAsia="Arial" w:hAnsi="Arial"/>
+                <w:b/>
+                <w:bCs/>
+                <w:color w:val="FFFFFF"/>
+                <w:spacing w:val="40"/>
+                <w:sz w:val="15"/>
+                <w:szCs w:val="15"/>
+              </w:rPr>
+              <w:t xml:space="preserve">YEAR 2-3 INCOME</w:t>
+            </w:r>
+          </w:p>
+        </w:tc>
+      </w:tr>
+      <w:tr>
+        <w:tc>
+          <w:tcPr>
+            <w:tcW w:type="dxa" w:w="2400"/>
+            <w:tcBorders>
+              <w:top w:val="single" w:color="D4C4B0" w:sz="1"/>
+              <w:left w:val="single" w:color="D4C4B0" w:sz="1"/>
+              <w:bottom w:val="single" w:color="D4C4B0" w:sz="1"/>
+              <w:right w:val="single" w:color="D4C4B0" w:sz="1"/>
+            </w:tcBorders>
+            <w:shd w:fill="F7F4F0" w:val="clear"/>
+            <w:tcMar>
+              <w:top w:type="dxa" w:w="60"/>
+              <w:left w:type="dxa" w:w="120"/>
+              <w:bottom w:type="dxa" w:w="60"/>
+              <w:right w:type="dxa" w:w="120"/>
+            </w:tcMar>
+          </w:tcPr>
+          <w:p>
+            <w:r>
+              <w:rPr>
+                <w:rFonts w:ascii="Arial" w:cs="Arial" w:eastAsia="Arial" w:hAnsi="Arial"/>
+                <w:b/>
+                <w:bCs/>
+                <w:color w:val="313131"/>
+                <w:sz w:val="18"/>
+                <w:szCs w:val="18"/>
+              </w:rPr>
+              <w:t xml:space="preserve">Foundation</w:t>
+            </w:r>
+          </w:p>
+        </w:tc>
+        <w:tc>
+          <w:tcPr>
+            <w:tcW w:type="dxa" w:w="1200"/>
+            <w:tcBorders>
+              <w:top w:val="single" w:color="D4C4B0" w:sz="1"/>
+              <w:left w:val="single" w:color="D4C4B0" w:sz="1"/>
+              <w:bottom w:val="single" w:color="D4C4B0" w:sz="1"/>
+              <w:right w:val="single" w:color="D4C4B0" w:sz="1"/>
+            </w:tcBorders>
+            <w:shd w:fill="F7F4F0" w:val="clear"/>
+            <w:tcMar>
+              <w:top w:type="dxa" w:w="60"/>
+              <w:left w:type="dxa" w:w="120"/>
+              <w:bottom w:type="dxa" w:w="60"/>
+              <w:right w:type="dxa" w:w="120"/>
+            </w:tcMar>
+          </w:tcPr>
+          <w:p>
+            <w:pPr>
+              <w:jc w:val="center"/>
+            </w:pPr>
+            <w:r>
+              <w:rPr>
+                <w:rFonts w:ascii="Arial" w:cs="Arial" w:eastAsia="Arial" w:hAnsi="Arial"/>
+                <w:color w:val="786E64"/>
+                <w:sz w:val="16"/>
+                <w:szCs w:val="16"/>
+              </w:rPr>
+              <w:t xml:space="preserve">Non-Profit</w:t>
+            </w:r>
+          </w:p>
+        </w:tc>
+        <w:tc>
+          <w:tcPr>
+            <w:tcW w:type="dxa" w:w="1600"/>
+            <w:tcBorders>
+              <w:top w:val="single" w:color="D4C4B0" w:sz="1"/>
+              <w:left w:val="single" w:color="D4C4B0" w:sz="1"/>
+              <w:bottom w:val="single" w:color="D4C4B0" w:sz="1"/>
+              <w:right w:val="single" w:color="D4C4B0" w:sz="1"/>
+            </w:tcBorders>
+            <w:shd w:fill="F7F4F0" w:val="clear"/>
+            <w:tcMar>
+              <w:top w:type="dxa" w:w="60"/>
+              <w:left w:type="dxa" w:w="120"/>
+              <w:bottom w:type="dxa" w:w="60"/>
+              <w:right w:type="dxa" w:w="120"/>
+            </w:tcMar>
+          </w:tcPr>
+          <w:p>
+            <w:pPr>
+              <w:jc w:val="center"/>
+            </w:pPr>
+            <w:r>
+              <w:rPr>
+                <w:rFonts w:ascii="Arial" w:cs="Arial" w:eastAsia="Arial" w:hAnsi="Arial"/>
+                <w:color w:val="786E64"/>
+                <w:sz w:val="17"/>
+                <w:szCs w:val="17"/>
+              </w:rPr>
+              <w:t xml:space="preserve">8-12 hrs</w:t>
+            </w:r>
+          </w:p>
+        </w:tc>
+        <w:tc>
+          <w:tcPr>
+            <w:tcW w:type="dxa" w:w="1800"/>
+            <w:tcBorders>
+              <w:top w:val="single" w:color="D4C4B0" w:sz="1"/>
+              <w:left w:val="single" w:color="D4C4B0" w:sz="1"/>
+              <w:bottom w:val="single" w:color="D4C4B0" w:sz="1"/>
+              <w:right w:val="single" w:color="D4C4B0" w:sz="1"/>
+            </w:tcBorders>
+            <w:shd w:fill="EAF2EC" w:val="clear"/>
+            <w:tcMar>
+              <w:top w:type="dxa" w:w="60"/>
+              <w:left w:type="dxa" w:w="120"/>
+              <w:bottom w:type="dxa" w:w="60"/>
+              <w:right w:type="dxa" w:w="120"/>
+            </w:tcMar>
+          </w:tcPr>
+          <w:p>
+            <w:pPr>
+              <w:jc w:val="center"/>
+            </w:pPr>
+            <w:r>
+              <w:rPr>
+                <w:rFonts w:ascii="Arial" w:cs="Arial" w:eastAsia="Arial" w:hAnsi="Arial"/>
+                <w:b/>
+                <w:bCs/>
+                <w:color w:val="4A6741"/>
+                <w:sz w:val="17"/>
+                <w:szCs w:val="17"/>
+              </w:rPr>
+              <w:t xml:space="preserve">$100-250K raised</w:t>
+            </w:r>
+          </w:p>
+        </w:tc>
+        <w:tc>
+          <w:tcPr>
+            <w:tcW w:type="dxa" w:w="2360"/>
+            <w:tcBorders>
+              <w:top w:val="single" w:color="D4C4B0" w:sz="1"/>
+              <w:left w:val="single" w:color="D4C4B0" w:sz="1"/>
+              <w:bottom w:val="single" w:color="D4C4B0" w:sz="1"/>
+              <w:right w:val="single" w:color="D4C4B0" w:sz="1"/>
+            </w:tcBorders>
+            <w:shd w:fill="EAF2EC" w:val="clear"/>
+            <w:tcMar>
+              <w:top w:type="dxa" w:w="60"/>
+              <w:left w:type="dxa" w:w="120"/>
+              <w:bottom w:type="dxa" w:w="60"/>
+              <w:right w:type="dxa" w:w="120"/>
+            </w:tcMar>
+          </w:tcPr>
+          <w:p>
+            <w:pPr>
+              <w:jc w:val="center"/>
+            </w:pPr>
+            <w:r>
+              <w:rPr>
+                <w:rFonts w:ascii="Arial" w:cs="Arial" w:eastAsia="Arial" w:hAnsi="Arial"/>
+                <w:b/>
+                <w:bCs/>
+                <w:color w:val="4A6741"/>
+                <w:sz w:val="17"/>
+                <w:szCs w:val="17"/>
+              </w:rPr>
+              <w:t xml:space="preserve">$500K-1M raised</w:t>
+            </w:r>
+          </w:p>
+        </w:tc>
+      </w:tr>
+      <w:tr>
+        <w:tc>
+          <w:tcPr>
+            <w:tcW w:type="dxa" w:w="2400"/>
+            <w:tcBorders>
+              <w:top w:val="single" w:color="D4C4B0" w:sz="1"/>
+              <w:left w:val="single" w:color="D4C4B0" w:sz="1"/>
+              <w:bottom w:val="single" w:color="D4C4B0" w:sz="1"/>
+              <w:right w:val="single" w:color="D4C4B0" w:sz="1"/>
+            </w:tcBorders>
+            <w:shd w:fill="FFFFFF" w:val="clear"/>
+            <w:tcMar>
+              <w:top w:type="dxa" w:w="60"/>
+              <w:left w:type="dxa" w:w="120"/>
+              <w:bottom w:type="dxa" w:w="60"/>
+              <w:right w:type="dxa" w:w="120"/>
+            </w:tcMar>
+          </w:tcPr>
+          <w:p>
+            <w:r>
+              <w:rPr>
+                <w:rFonts w:ascii="Arial" w:cs="Arial" w:eastAsia="Arial" w:hAnsi="Arial"/>
+                <w:b/>
+                <w:bCs/>
+                <w:color w:val="313131"/>
+                <w:sz w:val="18"/>
+                <w:szCs w:val="18"/>
+              </w:rPr>
+              <w:t xml:space="preserve">Capital</w:t>
+            </w:r>
+          </w:p>
+        </w:tc>
+        <w:tc>
+          <w:tcPr>
+            <w:tcW w:type="dxa" w:w="1200"/>
+            <w:tcBorders>
+              <w:top w:val="single" w:color="D4C4B0" w:sz="1"/>
+              <w:left w:val="single" w:color="D4C4B0" w:sz="1"/>
+              <w:bottom w:val="single" w:color="D4C4B0" w:sz="1"/>
+              <w:right w:val="single" w:color="D4C4B0" w:sz="1"/>
+            </w:tcBorders>
+            <w:shd w:fill="FFFFFF" w:val="clear"/>
+            <w:tcMar>
+              <w:top w:type="dxa" w:w="60"/>
+              <w:left w:type="dxa" w:w="120"/>
+              <w:bottom w:type="dxa" w:w="60"/>
+              <w:right w:type="dxa" w:w="120"/>
+            </w:tcMar>
+          </w:tcPr>
+          <w:p>
+            <w:pPr>
+              <w:jc w:val="center"/>
+            </w:pPr>
+            <w:r>
+              <w:rPr>
+                <w:rFonts w:ascii="Arial" w:cs="Arial" w:eastAsia="Arial" w:hAnsi="Arial"/>
+                <w:color w:val="786E64"/>
+                <w:sz w:val="16"/>
+                <w:szCs w:val="16"/>
+              </w:rPr>
+              <w:t xml:space="preserve">Investment</w:t>
+            </w:r>
+          </w:p>
+        </w:tc>
+        <w:tc>
+          <w:tcPr>
+            <w:tcW w:type="dxa" w:w="1600"/>
+            <w:tcBorders>
+              <w:top w:val="single" w:color="D4C4B0" w:sz="1"/>
+              <w:left w:val="single" w:color="D4C4B0" w:sz="1"/>
+              <w:bottom w:val="single" w:color="D4C4B0" w:sz="1"/>
+              <w:right w:val="single" w:color="D4C4B0" w:sz="1"/>
+            </w:tcBorders>
+            <w:shd w:fill="FFFFFF" w:val="clear"/>
+            <w:tcMar>
+              <w:top w:type="dxa" w:w="60"/>
+              <w:left w:type="dxa" w:w="120"/>
+              <w:bottom w:type="dxa" w:w="60"/>
+              <w:right w:type="dxa" w:w="120"/>
+            </w:tcMar>
+          </w:tcPr>
+          <w:p>
+            <w:pPr>
+              <w:jc w:val="center"/>
+            </w:pPr>
+            <w:r>
+              <w:rPr>
+                <w:rFonts w:ascii="Arial" w:cs="Arial" w:eastAsia="Arial" w:hAnsi="Arial"/>
+                <w:color w:val="786E64"/>
+                <w:sz w:val="17"/>
+                <w:szCs w:val="17"/>
+              </w:rPr>
+              <w:t xml:space="preserve">15-20 hrs</w:t>
+            </w:r>
+          </w:p>
+        </w:tc>
+        <w:tc>
+          <w:tcPr>
+            <w:tcW w:type="dxa" w:w="1800"/>
+            <w:tcBorders>
+              <w:top w:val="single" w:color="D4C4B0" w:sz="1"/>
+              <w:left w:val="single" w:color="D4C4B0" w:sz="1"/>
+              <w:bottom w:val="single" w:color="D4C4B0" w:sz="1"/>
+              <w:right w:val="single" w:color="D4C4B0" w:sz="1"/>
+            </w:tcBorders>
+            <w:shd w:fill="FFFFFF" w:val="clear"/>
+            <w:tcMar>
+              <w:top w:type="dxa" w:w="60"/>
+              <w:left w:type="dxa" w:w="120"/>
+              <w:bottom w:type="dxa" w:w="60"/>
+              <w:right w:type="dxa" w:w="120"/>
+            </w:tcMar>
+          </w:tcPr>
+          <w:p>
+            <w:pPr>
+              <w:jc w:val="center"/>
+            </w:pPr>
+            <w:r>
+              <w:rPr>
+                <w:rFonts w:ascii="Arial" w:cs="Arial" w:eastAsia="Arial" w:hAnsi="Arial"/>
+                <w:b/>
+                <w:bCs/>
+                <w:color w:val="313131"/>
+                <w:sz w:val="17"/>
+                <w:szCs w:val="17"/>
+              </w:rPr>
+              <w:t xml:space="preserve">$50-150K</w:t>
+            </w:r>
+          </w:p>
+        </w:tc>
+        <w:tc>
+          <w:tcPr>
+            <w:tcW w:type="dxa" w:w="2360"/>
+            <w:tcBorders>
+              <w:top w:val="single" w:color="D4C4B0" w:sz="1"/>
+              <w:left w:val="single" w:color="D4C4B0" w:sz="1"/>
+              <w:bottom w:val="single" w:color="D4C4B0" w:sz="1"/>
+              <w:right w:val="single" w:color="D4C4B0" w:sz="1"/>
+            </w:tcBorders>
+            <w:shd w:fill="FFFFFF" w:val="clear"/>
+            <w:tcMar>
+              <w:top w:type="dxa" w:w="60"/>
+              <w:left w:type="dxa" w:w="120"/>
+              <w:bottom w:type="dxa" w:w="60"/>
+              <w:right w:type="dxa" w:w="120"/>
+            </w:tcMar>
+          </w:tcPr>
+          <w:p>
+            <w:pPr>
+              <w:jc w:val="center"/>
+            </w:pPr>
+            <w:r>
+              <w:rPr>
+                <w:rFonts w:ascii="Arial" w:cs="Arial" w:eastAsia="Arial" w:hAnsi="Arial"/>
+                <w:b/>
+                <w:bCs/>
+                <w:color w:val="313131"/>
+                <w:sz w:val="17"/>
+                <w:szCs w:val="17"/>
+              </w:rPr>
+              <w:t xml:space="preserve">$250-750K+</w:t>
+            </w:r>
+          </w:p>
+        </w:tc>
+      </w:tr>
+      <w:tr>
+        <w:tc>
+          <w:tcPr>
+            <w:tcW w:type="dxa" w:w="2400"/>
+            <w:tcBorders>
+              <w:top w:val="single" w:color="D4C4B0" w:sz="1"/>
+              <w:left w:val="single" w:color="D4C4B0" w:sz="1"/>
+              <w:bottom w:val="single" w:color="D4C4B0" w:sz="1"/>
+              <w:right w:val="single" w:color="D4C4B0" w:sz="1"/>
+            </w:tcBorders>
+            <w:shd w:fill="F7F4F0" w:val="clear"/>
+            <w:tcMar>
+              <w:top w:type="dxa" w:w="60"/>
+              <w:left w:type="dxa" w:w="120"/>
+              <w:bottom w:type="dxa" w:w="60"/>
+              <w:right w:type="dxa" w:w="120"/>
+            </w:tcMar>
+          </w:tcPr>
+          <w:p>
+            <w:r>
+              <w:rPr>
+                <w:rFonts w:ascii="Arial" w:cs="Arial" w:eastAsia="Arial" w:hAnsi="Arial"/>
+                <w:b/>
+                <w:bCs/>
+                <w:color w:val="313131"/>
+                <w:sz w:val="18"/>
+                <w:szCs w:val="18"/>
+              </w:rPr>
+              <w:t xml:space="preserve">Advisory</w:t>
+            </w:r>
+          </w:p>
+        </w:tc>
+        <w:tc>
+          <w:tcPr>
+            <w:tcW w:type="dxa" w:w="1200"/>
+            <w:tcBorders>
+              <w:top w:val="single" w:color="D4C4B0" w:sz="1"/>
+              <w:left w:val="single" w:color="D4C4B0" w:sz="1"/>
+              <w:bottom w:val="single" w:color="D4C4B0" w:sz="1"/>
+              <w:right w:val="single" w:color="D4C4B0" w:sz="1"/>
+            </w:tcBorders>
+            <w:shd w:fill="F7F4F0" w:val="clear"/>
+            <w:tcMar>
+              <w:top w:type="dxa" w:w="60"/>
+              <w:left w:type="dxa" w:w="120"/>
+              <w:bottom w:type="dxa" w:w="60"/>
+              <w:right w:type="dxa" w:w="120"/>
+            </w:tcMar>
+          </w:tcPr>
+          <w:p>
+            <w:pPr>
+              <w:jc w:val="center"/>
+            </w:pPr>
+            <w:r>
+              <w:rPr>
+                <w:rFonts w:ascii="Arial" w:cs="Arial" w:eastAsia="Arial" w:hAnsi="Arial"/>
+                <w:color w:val="786E64"/>
+                <w:sz w:val="16"/>
+                <w:szCs w:val="16"/>
+              </w:rPr>
+              <w:t xml:space="preserve">Services</w:t>
+            </w:r>
+          </w:p>
+        </w:tc>
+        <w:tc>
+          <w:tcPr>
+            <w:tcW w:type="dxa" w:w="1600"/>
+            <w:tcBorders>
+              <w:top w:val="single" w:color="D4C4B0" w:sz="1"/>
+              <w:left w:val="single" w:color="D4C4B0" w:sz="1"/>
+              <w:bottom w:val="single" w:color="D4C4B0" w:sz="1"/>
+              <w:right w:val="single" w:color="D4C4B0" w:sz="1"/>
+            </w:tcBorders>
+            <w:shd w:fill="F7F4F0" w:val="clear"/>
+            <w:tcMar>
+              <w:top w:type="dxa" w:w="60"/>
+              <w:left w:type="dxa" w:w="120"/>
+              <w:bottom w:type="dxa" w:w="60"/>
+              <w:right w:type="dxa" w:w="120"/>
+            </w:tcMar>
+          </w:tcPr>
+          <w:p>
+            <w:pPr>
+              <w:jc w:val="center"/>
+            </w:pPr>
+            <w:r>
+              <w:rPr>
+                <w:rFonts w:ascii="Arial" w:cs="Arial" w:eastAsia="Arial" w:hAnsi="Arial"/>
+                <w:color w:val="786E64"/>
+                <w:sz w:val="17"/>
+                <w:szCs w:val="17"/>
+              </w:rPr>
+              <w:t xml:space="preserve">10-15 hrs</w:t>
+            </w:r>
+          </w:p>
+        </w:tc>
+        <w:tc>
+          <w:tcPr>
+            <w:tcW w:type="dxa" w:w="1800"/>
+            <w:tcBorders>
+              <w:top w:val="single" w:color="D4C4B0" w:sz="1"/>
+              <w:left w:val="single" w:color="D4C4B0" w:sz="1"/>
+              <w:bottom w:val="single" w:color="D4C4B0" w:sz="1"/>
+              <w:right w:val="single" w:color="D4C4B0" w:sz="1"/>
+            </w:tcBorders>
+            <w:shd w:fill="F7F4F0" w:val="clear"/>
+            <w:tcMar>
+              <w:top w:type="dxa" w:w="60"/>
+              <w:left w:type="dxa" w:w="120"/>
+              <w:bottom w:type="dxa" w:w="60"/>
+              <w:right w:type="dxa" w:w="120"/>
+            </w:tcMar>
+          </w:tcPr>
+          <w:p>
+            <w:pPr>
+              <w:jc w:val="center"/>
+            </w:pPr>
+            <w:r>
+              <w:rPr>
+                <w:rFonts w:ascii="Arial" w:cs="Arial" w:eastAsia="Arial" w:hAnsi="Arial"/>
+                <w:b/>
+                <w:bCs/>
+                <w:color w:val="313131"/>
+                <w:sz w:val="17"/>
+                <w:szCs w:val="17"/>
+              </w:rPr>
+              <w:t xml:space="preserve">$75-200K</w:t>
+            </w:r>
+          </w:p>
+        </w:tc>
+        <w:tc>
+          <w:tcPr>
+            <w:tcW w:type="dxa" w:w="2360"/>
+            <w:tcBorders>
+              <w:top w:val="single" w:color="D4C4B0" w:sz="1"/>
+              <w:left w:val="single" w:color="D4C4B0" w:sz="1"/>
+              <w:bottom w:val="single" w:color="D4C4B0" w:sz="1"/>
+              <w:right w:val="single" w:color="D4C4B0" w:sz="1"/>
+            </w:tcBorders>
+            <w:shd w:fill="F7F4F0" w:val="clear"/>
+            <w:tcMar>
+              <w:top w:type="dxa" w:w="60"/>
+              <w:left w:type="dxa" w:w="120"/>
+              <w:bottom w:type="dxa" w:w="60"/>
+              <w:right w:type="dxa" w:w="120"/>
+            </w:tcMar>
+          </w:tcPr>
+          <w:p>
+            <w:pPr>
+              <w:jc w:val="center"/>
+            </w:pPr>
+            <w:r>
+              <w:rPr>
+                <w:rFonts w:ascii="Arial" w:cs="Arial" w:eastAsia="Arial" w:hAnsi="Arial"/>
+                <w:b/>
+                <w:bCs/>
+                <w:color w:val="313131"/>
+                <w:sz w:val="17"/>
+                <w:szCs w:val="17"/>
+              </w:rPr>
+              <w:t xml:space="preserve">$200-500K+</w:t>
+            </w:r>
+          </w:p>
+        </w:tc>
+      </w:tr>
+      <w:tr>
+        <w:tc>
+          <w:tcPr>
+            <w:tcW w:type="dxa" w:w="2400"/>
+            <w:tcBorders>
+              <w:top w:val="single" w:color="D4C4B0" w:sz="1"/>
+              <w:left w:val="single" w:color="D4C4B0" w:sz="1"/>
+              <w:bottom w:val="single" w:color="D4C4B0" w:sz="1"/>
+              <w:right w:val="single" w:color="D4C4B0" w:sz="1"/>
+            </w:tcBorders>
+            <w:shd w:fill="FFFFFF" w:val="clear"/>
+            <w:tcMar>
+              <w:top w:type="dxa" w:w="60"/>
+              <w:left w:type="dxa" w:w="120"/>
+              <w:bottom w:type="dxa" w:w="60"/>
+              <w:right w:type="dxa" w:w="120"/>
+            </w:tcMar>
+          </w:tcPr>
+          <w:p>
+            <w:r>
+              <w:rPr>
+                <w:rFonts w:ascii="Arial" w:cs="Arial" w:eastAsia="Arial" w:hAnsi="Arial"/>
+                <w:b/>
+                <w:bCs/>
+                <w:color w:val="313131"/>
+                <w:sz w:val="18"/>
+                <w:szCs w:val="18"/>
+              </w:rPr>
+              <w:t xml:space="preserve">Digital</w:t>
+            </w:r>
+          </w:p>
+        </w:tc>
+        <w:tc>
+          <w:tcPr>
+            <w:tcW w:type="dxa" w:w="1200"/>
+            <w:tcBorders>
+              <w:top w:val="single" w:color="D4C4B0" w:sz="1"/>
+              <w:left w:val="single" w:color="D4C4B0" w:sz="1"/>
+              <w:bottom w:val="single" w:color="D4C4B0" w:sz="1"/>
+              <w:right w:val="single" w:color="D4C4B0" w:sz="1"/>
+            </w:tcBorders>
+            <w:shd w:fill="FFFFFF" w:val="clear"/>
+            <w:tcMar>
+              <w:top w:type="dxa" w:w="60"/>
+              <w:left w:type="dxa" w:w="120"/>
+              <w:bottom w:type="dxa" w:w="60"/>
+              <w:right w:type="dxa" w:w="120"/>
+            </w:tcMar>
+          </w:tcPr>
+          <w:p>
+            <w:pPr>
+              <w:jc w:val="center"/>
+            </w:pPr>
+            <w:r>
+              <w:rPr>
+                <w:rFonts w:ascii="Arial" w:cs="Arial" w:eastAsia="Arial" w:hAnsi="Arial"/>
+                <w:color w:val="786E64"/>
+                <w:sz w:val="16"/>
+                <w:szCs w:val="16"/>
+              </w:rPr>
+              <w:t xml:space="preserve">Productized</w:t>
+            </w:r>
+          </w:p>
+        </w:tc>
+        <w:tc>
+          <w:tcPr>
+            <w:tcW w:type="dxa" w:w="1600"/>
+            <w:tcBorders>
+              <w:top w:val="single" w:color="D4C4B0" w:sz="1"/>
+              <w:left w:val="single" w:color="D4C4B0" w:sz="1"/>
+              <w:bottom w:val="single" w:color="D4C4B0" w:sz="1"/>
+              <w:right w:val="single" w:color="D4C4B0" w:sz="1"/>
+            </w:tcBorders>
+            <w:shd w:fill="FFFFFF" w:val="clear"/>
+            <w:tcMar>
+              <w:top w:type="dxa" w:w="60"/>
+              <w:left w:type="dxa" w:w="120"/>
+              <w:bottom w:type="dxa" w:w="60"/>
+              <w:right w:type="dxa" w:w="120"/>
+            </w:tcMar>
+          </w:tcPr>
+          <w:p>
+            <w:pPr>
+              <w:jc w:val="center"/>
+            </w:pPr>
+            <w:r>
+              <w:rPr>
+                <w:rFonts w:ascii="Arial" w:cs="Arial" w:eastAsia="Arial" w:hAnsi="Arial"/>
+                <w:color w:val="786E64"/>
+                <w:sz w:val="17"/>
+                <w:szCs w:val="17"/>
+              </w:rPr>
+              <w:t xml:space="preserve">15-20 hrs</w:t>
+            </w:r>
+          </w:p>
+        </w:tc>
+        <w:tc>
+          <w:tcPr>
+            <w:tcW w:type="dxa" w:w="1800"/>
+            <w:tcBorders>
+              <w:top w:val="single" w:color="D4C4B0" w:sz="1"/>
+              <w:left w:val="single" w:color="D4C4B0" w:sz="1"/>
+              <w:bottom w:val="single" w:color="D4C4B0" w:sz="1"/>
+              <w:right w:val="single" w:color="D4C4B0" w:sz="1"/>
+            </w:tcBorders>
+            <w:shd w:fill="FFFFFF" w:val="clear"/>
+            <w:tcMar>
+              <w:top w:type="dxa" w:w="60"/>
+              <w:left w:type="dxa" w:w="120"/>
+              <w:bottom w:type="dxa" w:w="60"/>
+              <w:right w:type="dxa" w:w="120"/>
+            </w:tcMar>
+          </w:tcPr>
+          <w:p>
+            <w:pPr>
+              <w:jc w:val="center"/>
+            </w:pPr>
+            <w:r>
+              <w:rPr>
+                <w:rFonts w:ascii="Arial" w:cs="Arial" w:eastAsia="Arial" w:hAnsi="Arial"/>
+                <w:b/>
+                <w:bCs/>
+                <w:color w:val="313131"/>
+                <w:sz w:val="17"/>
+                <w:szCs w:val="17"/>
+              </w:rPr>
+              <w:t xml:space="preserve">$80-180K</w:t>
+            </w:r>
+          </w:p>
+        </w:tc>
+        <w:tc>
+          <w:tcPr>
+            <w:tcW w:type="dxa" w:w="2360"/>
+            <w:tcBorders>
+              <w:top w:val="single" w:color="D4C4B0" w:sz="1"/>
+              <w:left w:val="single" w:color="D4C4B0" w:sz="1"/>
+              <w:bottom w:val="single" w:color="D4C4B0" w:sz="1"/>
+              <w:right w:val="single" w:color="D4C4B0" w:sz="1"/>
+            </w:tcBorders>
+            <w:shd w:fill="FFFFFF" w:val="clear"/>
+            <w:tcMar>
+              <w:top w:type="dxa" w:w="60"/>
+              <w:left w:type="dxa" w:w="120"/>
+              <w:bottom w:type="dxa" w:w="60"/>
+              <w:right w:type="dxa" w:w="120"/>
+            </w:tcMar>
+          </w:tcPr>
+          <w:p>
+            <w:pPr>
+              <w:jc w:val="center"/>
+            </w:pPr>
+            <w:r>
+              <w:rPr>
+                <w:rFonts w:ascii="Arial" w:cs="Arial" w:eastAsia="Arial" w:hAnsi="Arial"/>
+                <w:b/>
+                <w:bCs/>
+                <w:color w:val="313131"/>
+                <w:sz w:val="17"/>
+                <w:szCs w:val="17"/>
+              </w:rPr>
+              <w:t xml:space="preserve">$200-400K+</w:t>
+            </w:r>
+          </w:p>
+        </w:tc>
+      </w:tr>
+      <w:tr>
+        <w:tc>
+          <w:tcPr>
+            <w:tcW w:type="dxa" w:w="2400"/>
+            <w:tcBorders>
+              <w:top w:val="single" w:color="D4C4B0" w:sz="1"/>
+              <w:left w:val="single" w:color="D4C4B0" w:sz="1"/>
+              <w:bottom w:val="single" w:color="D4C4B0" w:sz="1"/>
+              <w:right w:val="single" w:color="D4C4B0" w:sz="1"/>
+            </w:tcBorders>
+            <w:shd w:fill="F7F4F0" w:val="clear"/>
+            <w:tcMar>
+              <w:top w:type="dxa" w:w="60"/>
+              <w:left w:type="dxa" w:w="120"/>
+              <w:bottom w:type="dxa" w:w="60"/>
+              <w:right w:type="dxa" w:w="120"/>
+            </w:tcMar>
+          </w:tcPr>
+          <w:p>
+            <w:r>
+              <w:rPr>
+                <w:rFonts w:ascii="Arial" w:cs="Arial" w:eastAsia="Arial" w:hAnsi="Arial"/>
+                <w:b/>
+                <w:bCs/>
+                <w:color w:val="313131"/>
+                <w:sz w:val="18"/>
+                <w:szCs w:val="18"/>
+              </w:rPr>
+              <w:t xml:space="preserve">Studios</w:t>
+            </w:r>
+          </w:p>
+        </w:tc>
+        <w:tc>
+          <w:tcPr>
+            <w:tcW w:type="dxa" w:w="1200"/>
+            <w:tcBorders>
+              <w:top w:val="single" w:color="D4C4B0" w:sz="1"/>
+              <w:left w:val="single" w:color="D4C4B0" w:sz="1"/>
+              <w:bottom w:val="single" w:color="D4C4B0" w:sz="1"/>
+              <w:right w:val="single" w:color="D4C4B0" w:sz="1"/>
+            </w:tcBorders>
+            <w:shd w:fill="F7F4F0" w:val="clear"/>
+            <w:tcMar>
+              <w:top w:type="dxa" w:w="60"/>
+              <w:left w:type="dxa" w:w="120"/>
+              <w:bottom w:type="dxa" w:w="60"/>
+              <w:right w:type="dxa" w:w="120"/>
+            </w:tcMar>
+          </w:tcPr>
+          <w:p>
+            <w:pPr>
+              <w:jc w:val="center"/>
+            </w:pPr>
+            <w:r>
+              <w:rPr>
+                <w:rFonts w:ascii="Arial" w:cs="Arial" w:eastAsia="Arial" w:hAnsi="Arial"/>
+                <w:color w:val="786E64"/>
+                <w:sz w:val="16"/>
+                <w:szCs w:val="16"/>
+              </w:rPr>
+              <w:t xml:space="preserve">Creative</w:t>
+            </w:r>
+          </w:p>
+        </w:tc>
+        <w:tc>
+          <w:tcPr>
+            <w:tcW w:type="dxa" w:w="1600"/>
+            <w:tcBorders>
+              <w:top w:val="single" w:color="D4C4B0" w:sz="1"/>
+              <w:left w:val="single" w:color="D4C4B0" w:sz="1"/>
+              <w:bottom w:val="single" w:color="D4C4B0" w:sz="1"/>
+              <w:right w:val="single" w:color="D4C4B0" w:sz="1"/>
+            </w:tcBorders>
+            <w:shd w:fill="F7F4F0" w:val="clear"/>
+            <w:tcMar>
+              <w:top w:type="dxa" w:w="60"/>
+              <w:left w:type="dxa" w:w="120"/>
+              <w:bottom w:type="dxa" w:w="60"/>
+              <w:right w:type="dxa" w:w="120"/>
+            </w:tcMar>
+          </w:tcPr>
+          <w:p>
+            <w:pPr>
+              <w:jc w:val="center"/>
+            </w:pPr>
+            <w:r>
+              <w:rPr>
+                <w:rFonts w:ascii="Arial" w:cs="Arial" w:eastAsia="Arial" w:hAnsi="Arial"/>
+                <w:color w:val="786E64"/>
+                <w:sz w:val="17"/>
+                <w:szCs w:val="17"/>
+              </w:rPr>
+              <w:t xml:space="preserve">10-15 hrs</w:t>
+            </w:r>
+          </w:p>
+        </w:tc>
+        <w:tc>
+          <w:tcPr>
+            <w:tcW w:type="dxa" w:w="1800"/>
+            <w:tcBorders>
+              <w:top w:val="single" w:color="D4C4B0" w:sz="1"/>
+              <w:left w:val="single" w:color="D4C4B0" w:sz="1"/>
+              <w:bottom w:val="single" w:color="D4C4B0" w:sz="1"/>
+              <w:right w:val="single" w:color="D4C4B0" w:sz="1"/>
+            </w:tcBorders>
+            <w:shd w:fill="F7F4F0" w:val="clear"/>
+            <w:tcMar>
+              <w:top w:type="dxa" w:w="60"/>
+              <w:left w:type="dxa" w:w="120"/>
+              <w:bottom w:type="dxa" w:w="60"/>
+              <w:right w:type="dxa" w:w="120"/>
+            </w:tcMar>
+          </w:tcPr>
+          <w:p>
+            <w:pPr>
+              <w:jc w:val="center"/>
+            </w:pPr>
+            <w:r>
+              <w:rPr>
+                <w:rFonts w:ascii="Arial" w:cs="Arial" w:eastAsia="Arial" w:hAnsi="Arial"/>
+                <w:b/>
+                <w:bCs/>
+                <w:color w:val="313131"/>
+                <w:sz w:val="17"/>
+                <w:szCs w:val="17"/>
+              </w:rPr>
+              <w:t xml:space="preserve">$30-80K</w:t>
+            </w:r>
+          </w:p>
+        </w:tc>
+        <w:tc>
+          <w:tcPr>
+            <w:tcW w:type="dxa" w:w="2360"/>
+            <w:tcBorders>
+              <w:top w:val="single" w:color="D4C4B0" w:sz="1"/>
+              <w:left w:val="single" w:color="D4C4B0" w:sz="1"/>
+              <w:bottom w:val="single" w:color="D4C4B0" w:sz="1"/>
+              <w:right w:val="single" w:color="D4C4B0" w:sz="1"/>
+            </w:tcBorders>
+            <w:shd w:fill="F7F4F0" w:val="clear"/>
+            <w:tcMar>
+              <w:top w:type="dxa" w:w="60"/>
+              <w:left w:type="dxa" w:w="120"/>
+              <w:bottom w:type="dxa" w:w="60"/>
+              <w:right w:type="dxa" w:w="120"/>
+            </w:tcMar>
+          </w:tcPr>
+          <w:p>
+            <w:pPr>
+              <w:jc w:val="center"/>
+            </w:pPr>
+            <w:r>
+              <w:rPr>
+                <w:rFonts w:ascii="Arial" w:cs="Arial" w:eastAsia="Arial" w:hAnsi="Arial"/>
+                <w:b/>
+                <w:bCs/>
+                <w:color w:val="313131"/>
+                <w:sz w:val="17"/>
+                <w:szCs w:val="17"/>
+              </w:rPr>
+              <w:t xml:space="preserve">$100-250K+</w:t>
+            </w:r>
+          </w:p>
+        </w:tc>
+      </w:tr>
+      <w:tr>
+        <w:tc>
+          <w:tcPr>
+            <w:tcW w:type="dxa" w:w="2400"/>
+            <w:tcBorders>
+              <w:top w:val="single" w:color="D4C4B0" w:sz="1"/>
+              <w:left w:val="single" w:color="D4C4B0" w:sz="1"/>
+              <w:bottom w:val="single" w:color="D4C4B0" w:sz="1"/>
+              <w:right w:val="single" w:color="D4C4B0" w:sz="1"/>
+            </w:tcBorders>
+            <w:shd w:fill="FFFFFF" w:val="clear"/>
+            <w:tcMar>
+              <w:top w:type="dxa" w:w="60"/>
+              <w:left w:type="dxa" w:w="120"/>
+              <w:bottom w:type="dxa" w:w="60"/>
+              <w:right w:type="dxa" w:w="120"/>
+            </w:tcMar>
+          </w:tcPr>
+          <w:p>
+            <w:r>
+              <w:rPr>
+                <w:rFonts w:ascii="Arial" w:cs="Arial" w:eastAsia="Arial" w:hAnsi="Arial"/>
+                <w:b/>
+                <w:bCs/>
+                <w:color w:val="313131"/>
+                <w:sz w:val="18"/>
+                <w:szCs w:val="18"/>
+              </w:rPr>
+              <w:t xml:space="preserve">Travel</w:t>
+            </w:r>
+          </w:p>
+        </w:tc>
+        <w:tc>
+          <w:tcPr>
+            <w:tcW w:type="dxa" w:w="1200"/>
+            <w:tcBorders>
+              <w:top w:val="single" w:color="D4C4B0" w:sz="1"/>
+              <w:left w:val="single" w:color="D4C4B0" w:sz="1"/>
+              <w:bottom w:val="single" w:color="D4C4B0" w:sz="1"/>
+              <w:right w:val="single" w:color="D4C4B0" w:sz="1"/>
+            </w:tcBorders>
+            <w:shd w:fill="FFFFFF" w:val="clear"/>
+            <w:tcMar>
+              <w:top w:type="dxa" w:w="60"/>
+              <w:left w:type="dxa" w:w="120"/>
+              <w:bottom w:type="dxa" w:w="60"/>
+              <w:right w:type="dxa" w:w="120"/>
+            </w:tcMar>
+          </w:tcPr>
+          <w:p>
+            <w:pPr>
+              <w:jc w:val="center"/>
+            </w:pPr>
+            <w:r>
+              <w:rPr>
+                <w:rFonts w:ascii="Arial" w:cs="Arial" w:eastAsia="Arial" w:hAnsi="Arial"/>
+                <w:color w:val="786E64"/>
+                <w:sz w:val="16"/>
+                <w:szCs w:val="16"/>
+              </w:rPr>
+              <w:t xml:space="preserve">Commission</w:t>
+            </w:r>
+          </w:p>
+        </w:tc>
+        <w:tc>
+          <w:tcPr>
+            <w:tcW w:type="dxa" w:w="1600"/>
+            <w:tcBorders>
+              <w:top w:val="single" w:color="D4C4B0" w:sz="1"/>
+              <w:left w:val="single" w:color="D4C4B0" w:sz="1"/>
+              <w:bottom w:val="single" w:color="D4C4B0" w:sz="1"/>
+              <w:right w:val="single" w:color="D4C4B0" w:sz="1"/>
+            </w:tcBorders>
+            <w:shd w:fill="FFFFFF" w:val="clear"/>
+            <w:tcMar>
+              <w:top w:type="dxa" w:w="60"/>
+              <w:left w:type="dxa" w:w="120"/>
+              <w:bottom w:type="dxa" w:w="60"/>
+              <w:right w:type="dxa" w:w="120"/>
+            </w:tcMar>
+          </w:tcPr>
+          <w:p>
+            <w:pPr>
+              <w:jc w:val="center"/>
+            </w:pPr>
+            <w:r>
+              <w:rPr>
+                <w:rFonts w:ascii="Arial" w:cs="Arial" w:eastAsia="Arial" w:hAnsi="Arial"/>
+                <w:color w:val="786E64"/>
+                <w:sz w:val="17"/>
+                <w:szCs w:val="17"/>
+              </w:rPr>
+              <w:t xml:space="preserve">5-10 hrs</w:t>
+            </w:r>
+          </w:p>
+        </w:tc>
+        <w:tc>
+          <w:tcPr>
+            <w:tcW w:type="dxa" w:w="1800"/>
+            <w:tcBorders>
+              <w:top w:val="single" w:color="D4C4B0" w:sz="1"/>
+              <w:left w:val="single" w:color="D4C4B0" w:sz="1"/>
+              <w:bottom w:val="single" w:color="D4C4B0" w:sz="1"/>
+              <w:right w:val="single" w:color="D4C4B0" w:sz="1"/>
+            </w:tcBorders>
+            <w:shd w:fill="FFFFFF" w:val="clear"/>
+            <w:tcMar>
+              <w:top w:type="dxa" w:w="60"/>
+              <w:left w:type="dxa" w:w="120"/>
+              <w:bottom w:type="dxa" w:w="60"/>
+              <w:right w:type="dxa" w:w="120"/>
+            </w:tcMar>
+          </w:tcPr>
+          <w:p>
+            <w:pPr>
+              <w:jc w:val="center"/>
+            </w:pPr>
+            <w:r>
+              <w:rPr>
+                <w:rFonts w:ascii="Arial" w:cs="Arial" w:eastAsia="Arial" w:hAnsi="Arial"/>
+                <w:b/>
+                <w:bCs/>
+                <w:color w:val="313131"/>
+                <w:sz w:val="17"/>
+                <w:szCs w:val="17"/>
+              </w:rPr>
+              <w:t xml:space="preserve">$20-60K</w:t>
+            </w:r>
+          </w:p>
+        </w:tc>
+        <w:tc>
+          <w:tcPr>
+            <w:tcW w:type="dxa" w:w="2360"/>
+            <w:tcBorders>
+              <w:top w:val="single" w:color="D4C4B0" w:sz="1"/>
+              <w:left w:val="single" w:color="D4C4B0" w:sz="1"/>
+              <w:bottom w:val="single" w:color="D4C4B0" w:sz="1"/>
+              <w:right w:val="single" w:color="D4C4B0" w:sz="1"/>
+            </w:tcBorders>
+            <w:shd w:fill="FFFFFF" w:val="clear"/>
+            <w:tcMar>
+              <w:top w:type="dxa" w:w="60"/>
+              <w:left w:type="dxa" w:w="120"/>
+              <w:bottom w:type="dxa" w:w="60"/>
+              <w:right w:type="dxa" w:w="120"/>
+            </w:tcMar>
+          </w:tcPr>
+          <w:p>
+            <w:pPr>
+              <w:jc w:val="center"/>
+            </w:pPr>
+            <w:r>
+              <w:rPr>
+                <w:rFonts w:ascii="Arial" w:cs="Arial" w:eastAsia="Arial" w:hAnsi="Arial"/>
+                <w:b/>
+                <w:bCs/>
+                <w:color w:val="313131"/>
+                <w:sz w:val="17"/>
+                <w:szCs w:val="17"/>
+              </w:rPr>
+              <w:t xml:space="preserve">$75-200K+</w:t>
+            </w:r>
+          </w:p>
+        </w:tc>
+      </w:tr>
+      <w:tr>
+        <w:tc>
+          <w:tcPr>
+            <w:tcW w:type="dxa" w:w="2400"/>
+            <w:tcBorders>
+              <w:top w:val="single" w:color="D4C4B0" w:sz="1"/>
+              <w:left w:val="single" w:color="D4C4B0" w:sz="1"/>
+              <w:bottom w:val="single" w:color="D4C4B0" w:sz="1"/>
+              <w:right w:val="single" w:color="D4C4B0" w:sz="1"/>
+            </w:tcBorders>
+            <w:shd w:fill="313131" w:val="clear"/>
+            <w:tcMar>
+              <w:top w:type="dxa" w:w="80"/>
+              <w:left w:type="dxa" w:w="120"/>
+              <w:bottom w:type="dxa" w:w="80"/>
+              <w:right w:type="dxa" w:w="120"/>
+            </w:tcMar>
+          </w:tcPr>
+          <w:p>
+            <w:r>
+              <w:rPr>
+                <w:rFonts w:ascii="Arial" w:cs="Arial" w:eastAsia="Arial" w:hAnsi="Arial"/>
+                <w:b/>
+                <w:bCs/>
+                <w:color w:val="FFFFFF"/>
+                <w:sz w:val="16"/>
+                <w:szCs w:val="16"/>
+              </w:rPr>
+              <w:t xml:space="preserve">TOTAL (5 Profit Pillars)</w:t>
+            </w:r>
+          </w:p>
+        </w:tc>
+        <w:tc>
+          <w:tcPr>
+            <w:tcW w:type="dxa" w:w="1200"/>
+            <w:tcBorders>
+              <w:top w:val="single" w:color="D4C4B0" w:sz="1"/>
+              <w:left w:val="single" w:color="D4C4B0" w:sz="1"/>
+              <w:bottom w:val="single" w:color="D4C4B0" w:sz="1"/>
+              <w:right w:val="single" w:color="D4C4B0" w:sz="1"/>
+            </w:tcBorders>
+            <w:shd w:fill="313131" w:val="clear"/>
+            <w:tcMar>
+              <w:top w:type="dxa" w:w="80"/>
+              <w:left w:type="dxa" w:w="120"/>
+              <w:bottom w:type="dxa" w:w="80"/>
+              <w:right w:type="dxa" w:w="120"/>
+            </w:tcMar>
+          </w:tcPr>
+          <w:p>
+            <w:pPr>
+              <w:jc w:val="center"/>
+            </w:pPr>
+            <w:r>
+              <w:rPr>
+                <w:rFonts w:ascii="Arial" w:cs="Arial" w:eastAsia="Arial" w:hAnsi="Arial"/>
+                <w:color w:val="FFFFFF"/>
+                <w:sz w:val="16"/>
+                <w:szCs w:val="16"/>
+              </w:rPr>
+              <w:t xml:space="preserve"/>
+            </w:r>
+          </w:p>
+        </w:tc>
+        <w:tc>
+          <w:tcPr>
+            <w:tcW w:type="dxa" w:w="1600"/>
+            <w:tcBorders>
+              <w:top w:val="single" w:color="D4C4B0" w:sz="1"/>
+              <w:left w:val="single" w:color="D4C4B0" w:sz="1"/>
+              <w:bottom w:val="single" w:color="D4C4B0" w:sz="1"/>
+              <w:right w:val="single" w:color="D4C4B0" w:sz="1"/>
+            </w:tcBorders>
+            <w:shd w:fill="313131" w:val="clear"/>
+            <w:tcMar>
+              <w:top w:type="dxa" w:w="80"/>
+              <w:left w:type="dxa" w:w="120"/>
+              <w:bottom w:type="dxa" w:w="80"/>
+              <w:right w:type="dxa" w:w="120"/>
+            </w:tcMar>
+          </w:tcPr>
+          <w:p>
+            <w:pPr>
+              <w:jc w:val="center"/>
+            </w:pPr>
+            <w:r>
+              <w:rPr>
+                <w:rFonts w:ascii="Arial" w:cs="Arial" w:eastAsia="Arial" w:hAnsi="Arial"/>
+                <w:b/>
+                <w:bCs/>
+                <w:color w:val="FFFFFF"/>
+                <w:sz w:val="16"/>
+                <w:szCs w:val="16"/>
+              </w:rPr>
+              <w:t xml:space="preserve">55-80 hrs</w:t>
+            </w:r>
+          </w:p>
+        </w:tc>
+        <w:tc>
+          <w:tcPr>
+            <w:tcW w:type="dxa" w:w="1800"/>
+            <w:tcBorders>
+              <w:top w:val="single" w:color="D4C4B0" w:sz="1"/>
+              <w:left w:val="single" w:color="D4C4B0" w:sz="1"/>
+              <w:bottom w:val="single" w:color="D4C4B0" w:sz="1"/>
+              <w:right w:val="single" w:color="D4C4B0" w:sz="1"/>
+            </w:tcBorders>
+            <w:shd w:fill="313131" w:val="clear"/>
+            <w:tcMar>
+              <w:top w:type="dxa" w:w="80"/>
+              <w:left w:type="dxa" w:w="120"/>
+              <w:bottom w:type="dxa" w:w="80"/>
+              <w:right w:type="dxa" w:w="120"/>
+            </w:tcMar>
+          </w:tcPr>
+          <w:p>
+            <w:pPr>
+              <w:jc w:val="center"/>
+            </w:pPr>
+            <w:r>
+              <w:rPr>
+                <w:rFonts w:ascii="Arial" w:cs="Arial" w:eastAsia="Arial" w:hAnsi="Arial"/>
+                <w:b/>
+                <w:bCs/>
+                <w:color w:val="FFFFFF"/>
+                <w:sz w:val="17"/>
+                <w:szCs w:val="17"/>
+              </w:rPr>
+              <w:t xml:space="preserve">$255-670K</w:t>
+            </w:r>
+          </w:p>
+        </w:tc>
+        <w:tc>
+          <w:tcPr>
+            <w:tcW w:type="dxa" w:w="2360"/>
+            <w:tcBorders>
+              <w:top w:val="single" w:color="D4C4B0" w:sz="1"/>
+              <w:left w:val="single" w:color="D4C4B0" w:sz="1"/>
+              <w:bottom w:val="single" w:color="D4C4B0" w:sz="1"/>
+              <w:right w:val="single" w:color="D4C4B0" w:sz="1"/>
+            </w:tcBorders>
+            <w:shd w:fill="313131" w:val="clear"/>
+            <w:tcMar>
+              <w:top w:type="dxa" w:w="80"/>
+              <w:left w:type="dxa" w:w="120"/>
+              <w:bottom w:type="dxa" w:w="80"/>
+              <w:right w:type="dxa" w:w="120"/>
+            </w:tcMar>
+          </w:tcPr>
+          <w:p>
+            <w:pPr>
+              <w:jc w:val="center"/>
+            </w:pPr>
+            <w:r>
+              <w:rPr>
+                <w:rFonts w:ascii="Arial" w:cs="Arial" w:eastAsia="Arial" w:hAnsi="Arial"/>
+                <w:b/>
+                <w:bCs/>
+                <w:color w:val="FFFFFF"/>
+                <w:sz w:val="17"/>
+                <w:szCs w:val="17"/>
+              </w:rPr>
+              <w:t xml:space="preserve">$875K-2.1M+</w:t>
+            </w:r>
+          </w:p>
+        </w:tc>
+      </w:tr>
+    </w:tbl>
+    <w:p>
+      <w:pPr>
+        <w:spacing w:before="200" w:after="0"/>
+      </w:pPr>
+    </w:p>
+    <w:p>
+      <w:pPr>
+        <w:spacing w:after="100"/>
+      </w:pPr>
+      <w:r>
+        <w:rPr>
+          <w:rFonts w:ascii="Arial" w:cs="Arial" w:eastAsia="Arial" w:hAnsi="Arial"/>
+          <w:b/>
+          <w:bCs/>
+          <w:color w:val="4A6741"/>
+          <w:sz w:val="17"/>
+          <w:szCs w:val="17"/>
+        </w:rPr>
+        <w:t xml:space="preserve">Foundation row </w:t>
+      </w:r>
+      <w:r>
+        <w:rPr>
+          <w:rFonts w:ascii="Arial" w:cs="Arial" w:eastAsia="Arial" w:hAnsi="Arial"/>
+          <w:color w:val="786E64"/>
+          <w:sz w:val="17"/>
+          <w:szCs w:val="17"/>
+        </w:rPr>
+        <w:t xml:space="preserve">reflects funds raised and deployed toward mission — not personal income. All Foundation funds are allocated per the 501(c)(3) fund allocation model detailed in the Foundation section.</w:t>
+      </w:r>
+    </w:p>
+    <w:p>
+      <w:pPr>
+        <w:spacing w:after="100"/>
+      </w:pPr>
+      <w:r>
+        <w:rPr>
+          <w:rFonts w:ascii="Arial" w:cs="Arial" w:eastAsia="Arial" w:hAnsi="Arial"/>
+          <w:b/>
+          <w:bCs/>
+          <w:color w:val="313131"/>
+          <w:sz w:val="17"/>
+          <w:szCs w:val="17"/>
+        </w:rPr>
+        <w:t xml:space="preserve">Time/Week reflects Year 1 </w:t>
+      </w:r>
+      <w:r>
+        <w:rPr>
+          <w:rFonts w:ascii="Arial" w:cs="Arial" w:eastAsia="Arial" w:hAnsi="Arial"/>
+          <w:color w:val="786E64"/>
+          <w:sz w:val="17"/>
+          <w:szCs w:val="17"/>
+        </w:rPr>
+        <w:t xml:space="preserve">when setup and client acquisition are heaviest. Most pillars require 30-50% less time by Year 2 as systems, teams, and referral pipelines mature.</w:t>
+      </w:r>
+    </w:p>
+    <w:p>
+      <w:pPr>
+        <w:spacing w:after="100"/>
+      </w:pPr>
+      <w:r>
+        <w:rPr>
+          <w:rFonts w:ascii="Arial" w:cs="Arial" w:eastAsia="Arial" w:hAnsi="Arial"/>
+          <w:b/>
+          <w:bCs/>
+          <w:color w:val="313131"/>
+          <w:sz w:val="17"/>
+          <w:szCs w:val="17"/>
+        </w:rPr>
+        <w:t xml:space="preserve">Not all pillars need to run simultaneously. </w:t>
+      </w:r>
+      <w:r>
+        <w:rPr>
+          <w:rFonts w:ascii="Arial" w:cs="Arial" w:eastAsia="Arial" w:hAnsi="Arial"/>
+          <w:color w:val="786E64"/>
+          <w:sz w:val="17"/>
+          <w:szCs w:val="17"/>
+        </w:rPr>
+        <w:t xml:space="preserve">Focus on 2-3 pillars in Year 1, then layer in additional pillars as bandwidth allows. The total hours assume full parallel execution, which is aggressive.</w:t>
+      </w:r>
+    </w:p>
+    <w:p>
+      <w:r>
+        <w:br w:type="page"/>
+      </w:r>
+    </w:p>
+    <w:p>
+      <w:pPr>
+        <w:spacing w:before="200" w:after="120"/>
+      </w:pPr>
+      <w:r>
+        <w:rPr>
+          <w:rFonts w:ascii="Arial" w:cs="Arial" w:eastAsia="Arial" w:hAnsi="Arial"/>
+          <w:color w:val="D4C4B0"/>
+          <w:spacing w:val="80"/>
+          <w:sz w:val="16"/>
+          <w:szCs w:val="16"/>
+        </w:rPr>
+        <w:t xml:space="preserve">PILLAR 1  |  FOUNDATION</w:t>
       </w:r>
     </w:p>
     <w:p>
@@ -2084,6 +3593,735 @@
         </w:tc>
       </w:tr>
     </w:tbl>
+    <w:p>
+      <w:pPr>
+        <w:spacing w:before="400" w:after="0"/>
+      </w:pPr>
+    </w:p>
+    <w:p>
+      <w:pPr>
+        <w:pBdr>
+          <w:bottom w:val="single" w:color="4A6741" w:sz="4" w:space="1"/>
+        </w:pBdr>
+        <w:spacing w:before="0" w:after="80"/>
+      </w:pPr>
+      <w:r>
+        <w:rPr>
+          <w:rFonts w:ascii="Arial" w:cs="Arial" w:eastAsia="Arial" w:hAnsi="Arial"/>
+          <w:b/>
+          <w:bCs/>
+          <w:color w:val="4A6741"/>
+          <w:spacing w:val="60"/>
+          <w:sz w:val="22"/>
+          <w:szCs w:val="22"/>
+        </w:rPr>
+        <w:t xml:space="preserve">FUND ALLOCATION MODEL</w:t>
+      </w:r>
+    </w:p>
+    <w:p>
+      <w:pPr>
+        <w:spacing w:before="100" w:after="0"/>
+      </w:pPr>
+    </w:p>
+    <w:p>
+      <w:pPr>
+        <w:spacing w:after="200"/>
+      </w:pPr>
+      <w:r>
+        <w:rPr>
+          <w:rFonts w:ascii="Arial" w:cs="Arial" w:eastAsia="Arial" w:hAnsi="Arial"/>
+          <w:color w:val="786E64"/>
+          <w:sz w:val="18"/>
+          <w:szCs w:val="18"/>
+        </w:rPr>
+        <w:t xml:space="preserve">The Foundation is a 501(c)(3) nonprofit. There is no income to the founder. All funds raised are deployed toward the mission. Here is how every dollar would be allocated:</w:t>
+      </w:r>
+    </w:p>
+    <w:tbl>
+      <w:tblPr>
+        <w:tblW w:type="dxa" w:w="9360"/>
+        <w:tblBorders>
+          <w:top w:val="single" w:color="auto" w:sz="4"/>
+          <w:left w:val="single" w:color="auto" w:sz="4"/>
+          <w:bottom w:val="single" w:color="auto" w:sz="4"/>
+          <w:right w:val="single" w:color="auto" w:sz="4"/>
+          <w:insideH w:val="single" w:color="auto" w:sz="4"/>
+          <w:insideV w:val="single" w:color="auto" w:sz="4"/>
+        </w:tblBorders>
+      </w:tblPr>
+      <w:tblGrid>
+        <w:gridCol w:w="2600"/>
+        <w:gridCol w:w="1400"/>
+        <w:gridCol w:w="5360"/>
+      </w:tblGrid>
+      <w:tr>
+        <w:tc>
+          <w:tcPr>
+            <w:tcW w:type="dxa" w:w="2600"/>
+            <w:tcBorders>
+              <w:top w:val="single" w:color="D4C4B0" w:sz="1"/>
+              <w:left w:val="single" w:color="D4C4B0" w:sz="1"/>
+              <w:bottom w:val="single" w:color="D4C4B0" w:sz="1"/>
+              <w:right w:val="single" w:color="D4C4B0" w:sz="1"/>
+            </w:tcBorders>
+            <w:shd w:fill="4A6741" w:val="clear"/>
+            <w:tcMar>
+              <w:top w:type="dxa" w:w="80"/>
+              <w:left w:type="dxa" w:w="120"/>
+              <w:bottom w:type="dxa" w:w="80"/>
+              <w:right w:type="dxa" w:w="120"/>
+            </w:tcMar>
+          </w:tcPr>
+          <w:p>
+            <w:pPr>
+              <w:jc w:val="center"/>
+            </w:pPr>
+            <w:r>
+              <w:rPr>
+                <w:rFonts w:ascii="Arial" w:cs="Arial" w:eastAsia="Arial" w:hAnsi="Arial"/>
+                <w:b/>
+                <w:bCs/>
+                <w:color w:val="FFFFFF"/>
+                <w:spacing w:val="40"/>
+                <w:sz w:val="15"/>
+                <w:szCs w:val="15"/>
+              </w:rPr>
+              <w:t xml:space="preserve">ALLOCATION</w:t>
+            </w:r>
+          </w:p>
+        </w:tc>
+        <w:tc>
+          <w:tcPr>
+            <w:tcW w:type="dxa" w:w="1400"/>
+            <w:tcBorders>
+              <w:top w:val="single" w:color="D4C4B0" w:sz="1"/>
+              <w:left w:val="single" w:color="D4C4B0" w:sz="1"/>
+              <w:bottom w:val="single" w:color="D4C4B0" w:sz="1"/>
+              <w:right w:val="single" w:color="D4C4B0" w:sz="1"/>
+            </w:tcBorders>
+            <w:shd w:fill="4A6741" w:val="clear"/>
+            <w:tcMar>
+              <w:top w:type="dxa" w:w="80"/>
+              <w:left w:type="dxa" w:w="120"/>
+              <w:bottom w:type="dxa" w:w="80"/>
+              <w:right w:type="dxa" w:w="120"/>
+            </w:tcMar>
+          </w:tcPr>
+          <w:p>
+            <w:pPr>
+              <w:jc w:val="center"/>
+            </w:pPr>
+            <w:r>
+              <w:rPr>
+                <w:rFonts w:ascii="Arial" w:cs="Arial" w:eastAsia="Arial" w:hAnsi="Arial"/>
+                <w:b/>
+                <w:bCs/>
+                <w:color w:val="FFFFFF"/>
+                <w:spacing w:val="40"/>
+                <w:sz w:val="15"/>
+                <w:szCs w:val="15"/>
+              </w:rPr>
+              <w:t xml:space="preserve">% OF FUNDS</w:t>
+            </w:r>
+          </w:p>
+        </w:tc>
+        <w:tc>
+          <w:tcPr>
+            <w:tcW w:type="dxa" w:w="5360"/>
+            <w:tcBorders>
+              <w:top w:val="single" w:color="D4C4B0" w:sz="1"/>
+              <w:left w:val="single" w:color="D4C4B0" w:sz="1"/>
+              <w:bottom w:val="single" w:color="D4C4B0" w:sz="1"/>
+              <w:right w:val="single" w:color="D4C4B0" w:sz="1"/>
+            </w:tcBorders>
+            <w:shd w:fill="4A6741" w:val="clear"/>
+            <w:tcMar>
+              <w:top w:type="dxa" w:w="80"/>
+              <w:left w:type="dxa" w:w="120"/>
+              <w:bottom w:type="dxa" w:w="80"/>
+              <w:right w:type="dxa" w:w="120"/>
+            </w:tcMar>
+          </w:tcPr>
+          <w:p>
+            <w:pPr>
+              <w:jc w:val="center"/>
+            </w:pPr>
+            <w:r>
+              <w:rPr>
+                <w:rFonts w:ascii="Arial" w:cs="Arial" w:eastAsia="Arial" w:hAnsi="Arial"/>
+                <w:b/>
+                <w:bCs/>
+                <w:color w:val="FFFFFF"/>
+                <w:spacing w:val="40"/>
+                <w:sz w:val="15"/>
+                <w:szCs w:val="15"/>
+              </w:rPr>
+              <w:t xml:space="preserve">PURPOSE</w:t>
+            </w:r>
+          </w:p>
+        </w:tc>
+      </w:tr>
+      <w:tr>
+        <w:tc>
+          <w:tcPr>
+            <w:tcW w:type="dxa" w:w="2600"/>
+            <w:tcBorders>
+              <w:top w:val="single" w:color="D4C4B0" w:sz="1"/>
+              <w:left w:val="single" w:color="D4C4B0" w:sz="1"/>
+              <w:bottom w:val="single" w:color="D4C4B0" w:sz="1"/>
+              <w:right w:val="single" w:color="D4C4B0" w:sz="1"/>
+            </w:tcBorders>
+            <w:shd w:fill="EAF2EC" w:val="clear"/>
+            <w:tcMar>
+              <w:top w:type="dxa" w:w="60"/>
+              <w:left w:type="dxa" w:w="120"/>
+              <w:bottom w:type="dxa" w:w="60"/>
+              <w:right w:type="dxa" w:w="120"/>
+            </w:tcMar>
+          </w:tcPr>
+          <w:p>
+            <w:r>
+              <w:rPr>
+                <w:rFonts w:ascii="Arial" w:cs="Arial" w:eastAsia="Arial" w:hAnsi="Arial"/>
+                <w:b/>
+                <w:bCs/>
+                <w:color w:val="313131"/>
+                <w:sz w:val="17"/>
+                <w:szCs w:val="17"/>
+              </w:rPr>
+              <w:t xml:space="preserve">Direct Program Funding</w:t>
+            </w:r>
+          </w:p>
+        </w:tc>
+        <w:tc>
+          <w:tcPr>
+            <w:tcW w:type="dxa" w:w="1400"/>
+            <w:tcBorders>
+              <w:top w:val="single" w:color="D4C4B0" w:sz="1"/>
+              <w:left w:val="single" w:color="D4C4B0" w:sz="1"/>
+              <w:bottom w:val="single" w:color="D4C4B0" w:sz="1"/>
+              <w:right w:val="single" w:color="D4C4B0" w:sz="1"/>
+            </w:tcBorders>
+            <w:shd w:fill="EAF2EC" w:val="clear"/>
+            <w:tcMar>
+              <w:top w:type="dxa" w:w="60"/>
+              <w:left w:type="dxa" w:w="120"/>
+              <w:bottom w:type="dxa" w:w="60"/>
+              <w:right w:type="dxa" w:w="120"/>
+            </w:tcMar>
+          </w:tcPr>
+          <w:p>
+            <w:pPr>
+              <w:jc w:val="center"/>
+            </w:pPr>
+            <w:r>
+              <w:rPr>
+                <w:rFonts w:ascii="Arial" w:cs="Arial" w:eastAsia="Arial" w:hAnsi="Arial"/>
+                <w:b/>
+                <w:bCs/>
+                <w:color w:val="4A6741"/>
+                <w:sz w:val="17"/>
+                <w:szCs w:val="17"/>
+              </w:rPr>
+              <w:t xml:space="preserve">60-70%</w:t>
+            </w:r>
+          </w:p>
+        </w:tc>
+        <w:tc>
+          <w:tcPr>
+            <w:tcW w:type="dxa" w:w="5360"/>
+            <w:tcBorders>
+              <w:top w:val="single" w:color="D4C4B0" w:sz="1"/>
+              <w:left w:val="single" w:color="D4C4B0" w:sz="1"/>
+              <w:bottom w:val="single" w:color="D4C4B0" w:sz="1"/>
+              <w:right w:val="single" w:color="D4C4B0" w:sz="1"/>
+            </w:tcBorders>
+            <w:shd w:fill="EAF2EC" w:val="clear"/>
+            <w:tcMar>
+              <w:top w:type="dxa" w:w="60"/>
+              <w:left w:type="dxa" w:w="120"/>
+              <w:bottom w:type="dxa" w:w="60"/>
+              <w:right w:type="dxa" w:w="120"/>
+            </w:tcMar>
+          </w:tcPr>
+          <w:p>
+            <w:r>
+              <w:rPr>
+                <w:rFonts w:ascii="Arial" w:cs="Arial" w:eastAsia="Arial" w:hAnsi="Arial"/>
+                <w:color w:val="786E64"/>
+                <w:sz w:val="16"/>
+                <w:szCs w:val="16"/>
+              </w:rPr>
+              <w:t xml:space="preserve">Grants to partner organizations for mental health services, crisis support, housing assistance, and community programs serving South Asian women.</w:t>
+            </w:r>
+          </w:p>
+        </w:tc>
+      </w:tr>
+      <w:tr>
+        <w:tc>
+          <w:tcPr>
+            <w:tcW w:type="dxa" w:w="2600"/>
+            <w:tcBorders>
+              <w:top w:val="single" w:color="D4C4B0" w:sz="1"/>
+              <w:left w:val="single" w:color="D4C4B0" w:sz="1"/>
+              <w:bottom w:val="single" w:color="D4C4B0" w:sz="1"/>
+              <w:right w:val="single" w:color="D4C4B0" w:sz="1"/>
+            </w:tcBorders>
+            <w:shd w:fill="FFFFFF" w:val="clear"/>
+            <w:tcMar>
+              <w:top w:type="dxa" w:w="60"/>
+              <w:left w:type="dxa" w:w="120"/>
+              <w:bottom w:type="dxa" w:w="60"/>
+              <w:right w:type="dxa" w:w="120"/>
+            </w:tcMar>
+          </w:tcPr>
+          <w:p>
+            <w:r>
+              <w:rPr>
+                <w:rFonts w:ascii="Arial" w:cs="Arial" w:eastAsia="Arial" w:hAnsi="Arial"/>
+                <w:b/>
+                <w:bCs/>
+                <w:color w:val="313131"/>
+                <w:sz w:val="17"/>
+                <w:szCs w:val="17"/>
+              </w:rPr>
+              <w:t xml:space="preserve">Fundraising + Events</w:t>
+            </w:r>
+          </w:p>
+        </w:tc>
+        <w:tc>
+          <w:tcPr>
+            <w:tcW w:type="dxa" w:w="1400"/>
+            <w:tcBorders>
+              <w:top w:val="single" w:color="D4C4B0" w:sz="1"/>
+              <w:left w:val="single" w:color="D4C4B0" w:sz="1"/>
+              <w:bottom w:val="single" w:color="D4C4B0" w:sz="1"/>
+              <w:right w:val="single" w:color="D4C4B0" w:sz="1"/>
+            </w:tcBorders>
+            <w:shd w:fill="FFFFFF" w:val="clear"/>
+            <w:tcMar>
+              <w:top w:type="dxa" w:w="60"/>
+              <w:left w:type="dxa" w:w="120"/>
+              <w:bottom w:type="dxa" w:w="60"/>
+              <w:right w:type="dxa" w:w="120"/>
+            </w:tcMar>
+          </w:tcPr>
+          <w:p>
+            <w:pPr>
+              <w:jc w:val="center"/>
+            </w:pPr>
+            <w:r>
+              <w:rPr>
+                <w:rFonts w:ascii="Arial" w:cs="Arial" w:eastAsia="Arial" w:hAnsi="Arial"/>
+                <w:b/>
+                <w:bCs/>
+                <w:color w:val="4A6741"/>
+                <w:sz w:val="17"/>
+                <w:szCs w:val="17"/>
+              </w:rPr>
+              <w:t xml:space="preserve">10-15%</w:t>
+            </w:r>
+          </w:p>
+        </w:tc>
+        <w:tc>
+          <w:tcPr>
+            <w:tcW w:type="dxa" w:w="5360"/>
+            <w:tcBorders>
+              <w:top w:val="single" w:color="D4C4B0" w:sz="1"/>
+              <w:left w:val="single" w:color="D4C4B0" w:sz="1"/>
+              <w:bottom w:val="single" w:color="D4C4B0" w:sz="1"/>
+              <w:right w:val="single" w:color="D4C4B0" w:sz="1"/>
+            </w:tcBorders>
+            <w:shd w:fill="FFFFFF" w:val="clear"/>
+            <w:tcMar>
+              <w:top w:type="dxa" w:w="60"/>
+              <w:left w:type="dxa" w:w="120"/>
+              <w:bottom w:type="dxa" w:w="60"/>
+              <w:right w:type="dxa" w:w="120"/>
+            </w:tcMar>
+          </w:tcPr>
+          <w:p>
+            <w:r>
+              <w:rPr>
+                <w:rFonts w:ascii="Arial" w:cs="Arial" w:eastAsia="Arial" w:hAnsi="Arial"/>
+                <w:color w:val="786E64"/>
+                <w:sz w:val="16"/>
+                <w:szCs w:val="16"/>
+              </w:rPr>
+              <w:t xml:space="preserve">Private gatherings, donor stewardship, annual gala or salon, and donor communication materials.</w:t>
+            </w:r>
+          </w:p>
+        </w:tc>
+      </w:tr>
+      <w:tr>
+        <w:tc>
+          <w:tcPr>
+            <w:tcW w:type="dxa" w:w="2600"/>
+            <w:tcBorders>
+              <w:top w:val="single" w:color="D4C4B0" w:sz="1"/>
+              <w:left w:val="single" w:color="D4C4B0" w:sz="1"/>
+              <w:bottom w:val="single" w:color="D4C4B0" w:sz="1"/>
+              <w:right w:val="single" w:color="D4C4B0" w:sz="1"/>
+            </w:tcBorders>
+            <w:shd w:fill="EAF2EC" w:val="clear"/>
+            <w:tcMar>
+              <w:top w:type="dxa" w:w="60"/>
+              <w:left w:type="dxa" w:w="120"/>
+              <w:bottom w:type="dxa" w:w="60"/>
+              <w:right w:type="dxa" w:w="120"/>
+            </w:tcMar>
+          </w:tcPr>
+          <w:p>
+            <w:r>
+              <w:rPr>
+                <w:rFonts w:ascii="Arial" w:cs="Arial" w:eastAsia="Arial" w:hAnsi="Arial"/>
+                <w:b/>
+                <w:bCs/>
+                <w:color w:val="313131"/>
+                <w:sz w:val="17"/>
+                <w:szCs w:val="17"/>
+              </w:rPr>
+              <w:t xml:space="preserve">Operations + Administration</w:t>
+            </w:r>
+          </w:p>
+        </w:tc>
+        <w:tc>
+          <w:tcPr>
+            <w:tcW w:type="dxa" w:w="1400"/>
+            <w:tcBorders>
+              <w:top w:val="single" w:color="D4C4B0" w:sz="1"/>
+              <w:left w:val="single" w:color="D4C4B0" w:sz="1"/>
+              <w:bottom w:val="single" w:color="D4C4B0" w:sz="1"/>
+              <w:right w:val="single" w:color="D4C4B0" w:sz="1"/>
+            </w:tcBorders>
+            <w:shd w:fill="EAF2EC" w:val="clear"/>
+            <w:tcMar>
+              <w:top w:type="dxa" w:w="60"/>
+              <w:left w:type="dxa" w:w="120"/>
+              <w:bottom w:type="dxa" w:w="60"/>
+              <w:right w:type="dxa" w:w="120"/>
+            </w:tcMar>
+          </w:tcPr>
+          <w:p>
+            <w:pPr>
+              <w:jc w:val="center"/>
+            </w:pPr>
+            <w:r>
+              <w:rPr>
+                <w:rFonts w:ascii="Arial" w:cs="Arial" w:eastAsia="Arial" w:hAnsi="Arial"/>
+                <w:b/>
+                <w:bCs/>
+                <w:color w:val="4A6741"/>
+                <w:sz w:val="17"/>
+                <w:szCs w:val="17"/>
+              </w:rPr>
+              <w:t xml:space="preserve">10-15%</w:t>
+            </w:r>
+          </w:p>
+        </w:tc>
+        <w:tc>
+          <w:tcPr>
+            <w:tcW w:type="dxa" w:w="5360"/>
+            <w:tcBorders>
+              <w:top w:val="single" w:color="D4C4B0" w:sz="1"/>
+              <w:left w:val="single" w:color="D4C4B0" w:sz="1"/>
+              <w:bottom w:val="single" w:color="D4C4B0" w:sz="1"/>
+              <w:right w:val="single" w:color="D4C4B0" w:sz="1"/>
+            </w:tcBorders>
+            <w:shd w:fill="EAF2EC" w:val="clear"/>
+            <w:tcMar>
+              <w:top w:type="dxa" w:w="60"/>
+              <w:left w:type="dxa" w:w="120"/>
+              <w:bottom w:type="dxa" w:w="60"/>
+              <w:right w:type="dxa" w:w="120"/>
+            </w:tcMar>
+          </w:tcPr>
+          <w:p>
+            <w:r>
+              <w:rPr>
+                <w:rFonts w:ascii="Arial" w:cs="Arial" w:eastAsia="Arial" w:hAnsi="Arial"/>
+                <w:color w:val="786E64"/>
+                <w:sz w:val="16"/>
+                <w:szCs w:val="16"/>
+              </w:rPr>
+              <w:t xml:space="preserve">501(c)(3) compliance, accounting, legal, insurance, board expenses, and basic administrative infrastructure.</w:t>
+            </w:r>
+          </w:p>
+        </w:tc>
+      </w:tr>
+      <w:tr>
+        <w:tc>
+          <w:tcPr>
+            <w:tcW w:type="dxa" w:w="2600"/>
+            <w:tcBorders>
+              <w:top w:val="single" w:color="D4C4B0" w:sz="1"/>
+              <w:left w:val="single" w:color="D4C4B0" w:sz="1"/>
+              <w:bottom w:val="single" w:color="D4C4B0" w:sz="1"/>
+              <w:right w:val="single" w:color="D4C4B0" w:sz="1"/>
+            </w:tcBorders>
+            <w:shd w:fill="FFFFFF" w:val="clear"/>
+            <w:tcMar>
+              <w:top w:type="dxa" w:w="60"/>
+              <w:left w:type="dxa" w:w="120"/>
+              <w:bottom w:type="dxa" w:w="60"/>
+              <w:right w:type="dxa" w:w="120"/>
+            </w:tcMar>
+          </w:tcPr>
+          <w:p>
+            <w:r>
+              <w:rPr>
+                <w:rFonts w:ascii="Arial" w:cs="Arial" w:eastAsia="Arial" w:hAnsi="Arial"/>
+                <w:b/>
+                <w:bCs/>
+                <w:color w:val="313131"/>
+                <w:sz w:val="17"/>
+                <w:szCs w:val="17"/>
+              </w:rPr>
+              <w:t xml:space="preserve">Content + Awareness</w:t>
+            </w:r>
+          </w:p>
+        </w:tc>
+        <w:tc>
+          <w:tcPr>
+            <w:tcW w:type="dxa" w:w="1400"/>
+            <w:tcBorders>
+              <w:top w:val="single" w:color="D4C4B0" w:sz="1"/>
+              <w:left w:val="single" w:color="D4C4B0" w:sz="1"/>
+              <w:bottom w:val="single" w:color="D4C4B0" w:sz="1"/>
+              <w:right w:val="single" w:color="D4C4B0" w:sz="1"/>
+            </w:tcBorders>
+            <w:shd w:fill="FFFFFF" w:val="clear"/>
+            <w:tcMar>
+              <w:top w:type="dxa" w:w="60"/>
+              <w:left w:type="dxa" w:w="120"/>
+              <w:bottom w:type="dxa" w:w="60"/>
+              <w:right w:type="dxa" w:w="120"/>
+            </w:tcMar>
+          </w:tcPr>
+          <w:p>
+            <w:pPr>
+              <w:jc w:val="center"/>
+            </w:pPr>
+            <w:r>
+              <w:rPr>
+                <w:rFonts w:ascii="Arial" w:cs="Arial" w:eastAsia="Arial" w:hAnsi="Arial"/>
+                <w:b/>
+                <w:bCs/>
+                <w:color w:val="4A6741"/>
+                <w:sz w:val="17"/>
+                <w:szCs w:val="17"/>
+              </w:rPr>
+              <w:t xml:space="preserve">5-10%</w:t>
+            </w:r>
+          </w:p>
+        </w:tc>
+        <w:tc>
+          <w:tcPr>
+            <w:tcW w:type="dxa" w:w="5360"/>
+            <w:tcBorders>
+              <w:top w:val="single" w:color="D4C4B0" w:sz="1"/>
+              <w:left w:val="single" w:color="D4C4B0" w:sz="1"/>
+              <w:bottom w:val="single" w:color="D4C4B0" w:sz="1"/>
+              <w:right w:val="single" w:color="D4C4B0" w:sz="1"/>
+            </w:tcBorders>
+            <w:shd w:fill="FFFFFF" w:val="clear"/>
+            <w:tcMar>
+              <w:top w:type="dxa" w:w="60"/>
+              <w:left w:type="dxa" w:w="120"/>
+              <w:bottom w:type="dxa" w:w="60"/>
+              <w:right w:type="dxa" w:w="120"/>
+            </w:tcMar>
+          </w:tcPr>
+          <w:p>
+            <w:r>
+              <w:rPr>
+                <w:rFonts w:ascii="Arial" w:cs="Arial" w:eastAsia="Arial" w:hAnsi="Arial"/>
+                <w:color w:val="786E64"/>
+                <w:sz w:val="16"/>
+                <w:szCs w:val="16"/>
+              </w:rPr>
+              <w:t xml:space="preserve">Impact reports, storytelling through Studios, website maintenance, and public awareness campaigns to reduce stigma.</w:t>
+            </w:r>
+          </w:p>
+        </w:tc>
+      </w:tr>
+      <w:tr>
+        <w:tc>
+          <w:tcPr>
+            <w:tcW w:type="dxa" w:w="2600"/>
+            <w:tcBorders>
+              <w:top w:val="single" w:color="D4C4B0" w:sz="1"/>
+              <w:left w:val="single" w:color="D4C4B0" w:sz="1"/>
+              <w:bottom w:val="single" w:color="D4C4B0" w:sz="1"/>
+              <w:right w:val="single" w:color="D4C4B0" w:sz="1"/>
+            </w:tcBorders>
+            <w:shd w:fill="EAF2EC" w:val="clear"/>
+            <w:tcMar>
+              <w:top w:type="dxa" w:w="60"/>
+              <w:left w:type="dxa" w:w="120"/>
+              <w:bottom w:type="dxa" w:w="60"/>
+              <w:right w:type="dxa" w:w="120"/>
+            </w:tcMar>
+          </w:tcPr>
+          <w:p>
+            <w:r>
+              <w:rPr>
+                <w:rFonts w:ascii="Arial" w:cs="Arial" w:eastAsia="Arial" w:hAnsi="Arial"/>
+                <w:b/>
+                <w:bCs/>
+                <w:color w:val="313131"/>
+                <w:sz w:val="17"/>
+                <w:szCs w:val="17"/>
+              </w:rPr>
+              <w:t xml:space="preserve">Reserve Fund</w:t>
+            </w:r>
+          </w:p>
+        </w:tc>
+        <w:tc>
+          <w:tcPr>
+            <w:tcW w:type="dxa" w:w="1400"/>
+            <w:tcBorders>
+              <w:top w:val="single" w:color="D4C4B0" w:sz="1"/>
+              <w:left w:val="single" w:color="D4C4B0" w:sz="1"/>
+              <w:bottom w:val="single" w:color="D4C4B0" w:sz="1"/>
+              <w:right w:val="single" w:color="D4C4B0" w:sz="1"/>
+            </w:tcBorders>
+            <w:shd w:fill="EAF2EC" w:val="clear"/>
+            <w:tcMar>
+              <w:top w:type="dxa" w:w="60"/>
+              <w:left w:type="dxa" w:w="120"/>
+              <w:bottom w:type="dxa" w:w="60"/>
+              <w:right w:type="dxa" w:w="120"/>
+            </w:tcMar>
+          </w:tcPr>
+          <w:p>
+            <w:pPr>
+              <w:jc w:val="center"/>
+            </w:pPr>
+            <w:r>
+              <w:rPr>
+                <w:rFonts w:ascii="Arial" w:cs="Arial" w:eastAsia="Arial" w:hAnsi="Arial"/>
+                <w:b/>
+                <w:bCs/>
+                <w:color w:val="4A6741"/>
+                <w:sz w:val="17"/>
+                <w:szCs w:val="17"/>
+              </w:rPr>
+              <w:t xml:space="preserve">5%</w:t>
+            </w:r>
+          </w:p>
+        </w:tc>
+        <w:tc>
+          <w:tcPr>
+            <w:tcW w:type="dxa" w:w="5360"/>
+            <w:tcBorders>
+              <w:top w:val="single" w:color="D4C4B0" w:sz="1"/>
+              <w:left w:val="single" w:color="D4C4B0" w:sz="1"/>
+              <w:bottom w:val="single" w:color="D4C4B0" w:sz="1"/>
+              <w:right w:val="single" w:color="D4C4B0" w:sz="1"/>
+            </w:tcBorders>
+            <w:shd w:fill="EAF2EC" w:val="clear"/>
+            <w:tcMar>
+              <w:top w:type="dxa" w:w="60"/>
+              <w:left w:type="dxa" w:w="120"/>
+              <w:bottom w:type="dxa" w:w="60"/>
+              <w:right w:type="dxa" w:w="120"/>
+            </w:tcMar>
+          </w:tcPr>
+          <w:p>
+            <w:r>
+              <w:rPr>
+                <w:rFonts w:ascii="Arial" w:cs="Arial" w:eastAsia="Arial" w:hAnsi="Arial"/>
+                <w:color w:val="786E64"/>
+                <w:sz w:val="16"/>
+                <w:szCs w:val="16"/>
+              </w:rPr>
+              <w:t xml:space="preserve">Operating reserve for continuity. Industry standard is 3-6 months of operating expenses held in reserve.</w:t>
+            </w:r>
+          </w:p>
+        </w:tc>
+      </w:tr>
+    </w:tbl>
+    <w:p>
+      <w:pPr>
+        <w:spacing w:before="200" w:after="0"/>
+      </w:pPr>
+    </w:p>
+    <w:p>
+      <w:pPr>
+        <w:spacing w:after="120"/>
+      </w:pPr>
+      <w:r>
+        <w:rPr>
+          <w:rFonts w:ascii="Arial" w:cs="Arial" w:eastAsia="Arial" w:hAnsi="Arial"/>
+          <w:b/>
+          <w:bCs/>
+          <w:color w:val="313131"/>
+          <w:sz w:val="18"/>
+          <w:szCs w:val="18"/>
+        </w:rPr>
+        <w:t xml:space="preserve">Time Investment: </w:t>
+      </w:r>
+      <w:r>
+        <w:rPr>
+          <w:rFonts w:ascii="Arial" w:cs="Arial" w:eastAsia="Arial" w:hAnsi="Arial"/>
+          <w:color w:val="786E64"/>
+          <w:sz w:val="18"/>
+          <w:szCs w:val="18"/>
+        </w:rPr>
+        <w:t xml:space="preserve">8-12 hours/week in Year 1 (board meetings, partner calls, fundraising, events). Can reduce to 4-6 hours/week in Year 2+ with a strong board and executive director.</w:t>
+      </w:r>
+    </w:p>
+    <w:p>
+      <w:pPr>
+        <w:spacing w:after="120"/>
+      </w:pPr>
+      <w:r>
+        <w:rPr>
+          <w:rFonts w:ascii="Arial" w:cs="Arial" w:eastAsia="Arial" w:hAnsi="Arial"/>
+          <w:b/>
+          <w:bCs/>
+          <w:color w:val="313131"/>
+          <w:sz w:val="18"/>
+          <w:szCs w:val="18"/>
+        </w:rPr>
+        <w:t xml:space="preserve">Fundraising Targets: </w:t>
+      </w:r>
+      <w:r>
+        <w:rPr>
+          <w:rFonts w:ascii="Arial" w:cs="Arial" w:eastAsia="Arial" w:hAnsi="Arial"/>
+          <w:color w:val="786E64"/>
+          <w:sz w:val="18"/>
+          <w:szCs w:val="18"/>
+        </w:rPr>
+        <w:t xml:space="preserve">Raise $100K-$250K in Year 1 through personal network, private events, and initial grants. Year 2-3 target: $500K-$1M annually as the donor base, corporate sponsors, and grant pipeline mature.</w:t>
+      </w:r>
+    </w:p>
+    <w:p>
+      <w:pPr>
+        <w:spacing w:after="120"/>
+      </w:pPr>
+      <w:r>
+        <w:rPr>
+          <w:rFonts w:ascii="Arial" w:cs="Arial" w:eastAsia="Arial" w:hAnsi="Arial"/>
+          <w:b/>
+          <w:bCs/>
+          <w:color w:val="313131"/>
+          <w:sz w:val="18"/>
+          <w:szCs w:val="18"/>
+        </w:rPr>
+        <w:t xml:space="preserve">Impact Projections: </w:t>
+      </w:r>
+      <w:r>
+        <w:rPr>
+          <w:rFonts w:ascii="Arial" w:cs="Arial" w:eastAsia="Arial" w:hAnsi="Arial"/>
+          <w:color w:val="786E64"/>
+          <w:sz w:val="18"/>
+          <w:szCs w:val="18"/>
+        </w:rPr>
+        <w:t xml:space="preserve">Year 1: Serve 50-100 women through partner programs. Year 2-3: Scale to 300-500+ women annually across multiple partner organizations and geographies.</w:t>
+      </w:r>
+    </w:p>
     <w:p>
       <w:r>
         <w:br w:type="page"/>
@@ -3630,6 +5868,1221 @@
                 <w:szCs w:val="17"/>
               </w:rPr>
               <w:t xml:space="preserve">Months 8-12</w:t>
+            </w:r>
+          </w:p>
+        </w:tc>
+      </w:tr>
+    </w:tbl>
+    <w:p>
+      <w:pPr>
+        <w:spacing w:before="400" w:after="0"/>
+      </w:pPr>
+    </w:p>
+    <w:p>
+      <w:pPr>
+        <w:pBdr>
+          <w:bottom w:val="single" w:color="4A6741" w:sz="4" w:space="1"/>
+        </w:pBdr>
+        <w:spacing w:before="0" w:after="80"/>
+      </w:pPr>
+      <w:r>
+        <w:rPr>
+          <w:rFonts w:ascii="Arial" w:cs="Arial" w:eastAsia="Arial" w:hAnsi="Arial"/>
+          <w:b/>
+          <w:bCs/>
+          <w:color w:val="4A6741"/>
+          <w:spacing w:val="60"/>
+          <w:sz w:val="22"/>
+          <w:szCs w:val="22"/>
+        </w:rPr>
+        <w:t xml:space="preserve">ROI PROJECTIONS</w:t>
+      </w:r>
+    </w:p>
+    <w:p>
+      <w:pPr>
+        <w:spacing w:before="100" w:after="0"/>
+      </w:pPr>
+    </w:p>
+    <w:p>
+      <w:pPr>
+        <w:spacing w:after="200"/>
+      </w:pPr>
+      <w:r>
+        <w:rPr>
+          <w:rFonts w:ascii="Arial" w:cs="Arial" w:eastAsia="Arial" w:hAnsi="Arial"/>
+          <w:i/>
+          <w:iCs/>
+          <w:color w:val="786E64"/>
+          <w:sz w:val="18"/>
+          <w:szCs w:val="18"/>
+        </w:rPr>
+        <w:t xml:space="preserve">Conservative-to-moderate projections based on comparable businesses. Actual results depend on execution consistency, market conditions, and network activation.</w:t>
+      </w:r>
+    </w:p>
+    <w:tbl>
+      <w:tblPr>
+        <w:tblW w:type="dxa" w:w="9360"/>
+        <w:tblBorders>
+          <w:top w:val="single" w:color="auto" w:sz="4"/>
+          <w:left w:val="single" w:color="auto" w:sz="4"/>
+          <w:bottom w:val="single" w:color="auto" w:sz="4"/>
+          <w:right w:val="single" w:color="auto" w:sz="4"/>
+          <w:insideH w:val="single" w:color="auto" w:sz="4"/>
+          <w:insideV w:val="single" w:color="auto" w:sz="4"/>
+        </w:tblBorders>
+      </w:tblPr>
+      <w:tblGrid>
+        <w:gridCol w:w="2800"/>
+        <w:gridCol w:w="2200"/>
+        <w:gridCol w:w="2200"/>
+        <w:gridCol w:w="2160"/>
+      </w:tblGrid>
+      <w:tr>
+        <w:tc>
+          <w:tcPr>
+            <w:tcW w:type="dxa" w:w="2800"/>
+            <w:tcBorders>
+              <w:top w:val="single" w:color="D4C4B0" w:sz="1"/>
+              <w:left w:val="single" w:color="D4C4B0" w:sz="1"/>
+              <w:bottom w:val="single" w:color="D4C4B0" w:sz="1"/>
+              <w:right w:val="single" w:color="D4C4B0" w:sz="1"/>
+            </w:tcBorders>
+            <w:shd w:fill="4A6741" w:val="clear"/>
+            <w:tcMar>
+              <w:top w:type="dxa" w:w="80"/>
+              <w:left w:type="dxa" w:w="120"/>
+              <w:bottom w:type="dxa" w:w="80"/>
+              <w:right w:type="dxa" w:w="120"/>
+            </w:tcMar>
+          </w:tcPr>
+          <w:p>
+            <w:pPr>
+              <w:jc w:val="center"/>
+            </w:pPr>
+            <w:r>
+              <w:rPr>
+                <w:rFonts w:ascii="Arial" w:cs="Arial" w:eastAsia="Arial" w:hAnsi="Arial"/>
+                <w:b/>
+                <w:bCs/>
+                <w:color w:val="FFFFFF"/>
+                <w:spacing w:val="40"/>
+                <w:sz w:val="15"/>
+                <w:szCs w:val="15"/>
+              </w:rPr>
+              <w:t xml:space="preserve">METRIC</w:t>
+            </w:r>
+          </w:p>
+        </w:tc>
+        <w:tc>
+          <w:tcPr>
+            <w:tcW w:type="dxa" w:w="2200"/>
+            <w:tcBorders>
+              <w:top w:val="single" w:color="D4C4B0" w:sz="1"/>
+              <w:left w:val="single" w:color="D4C4B0" w:sz="1"/>
+              <w:bottom w:val="single" w:color="D4C4B0" w:sz="1"/>
+              <w:right w:val="single" w:color="D4C4B0" w:sz="1"/>
+            </w:tcBorders>
+            <w:shd w:fill="4A6741" w:val="clear"/>
+            <w:tcMar>
+              <w:top w:type="dxa" w:w="80"/>
+              <w:left w:type="dxa" w:w="120"/>
+              <w:bottom w:type="dxa" w:w="80"/>
+              <w:right w:type="dxa" w:w="120"/>
+            </w:tcMar>
+          </w:tcPr>
+          <w:p>
+            <w:pPr>
+              <w:jc w:val="center"/>
+            </w:pPr>
+            <w:r>
+              <w:rPr>
+                <w:rFonts w:ascii="Arial" w:cs="Arial" w:eastAsia="Arial" w:hAnsi="Arial"/>
+                <w:b/>
+                <w:bCs/>
+                <w:color w:val="FFFFFF"/>
+                <w:spacing w:val="40"/>
+                <w:sz w:val="15"/>
+                <w:szCs w:val="15"/>
+              </w:rPr>
+              <w:t xml:space="preserve">YEAR 1</w:t>
+            </w:r>
+          </w:p>
+        </w:tc>
+        <w:tc>
+          <w:tcPr>
+            <w:tcW w:type="dxa" w:w="2200"/>
+            <w:tcBorders>
+              <w:top w:val="single" w:color="D4C4B0" w:sz="1"/>
+              <w:left w:val="single" w:color="D4C4B0" w:sz="1"/>
+              <w:bottom w:val="single" w:color="D4C4B0" w:sz="1"/>
+              <w:right w:val="single" w:color="D4C4B0" w:sz="1"/>
+            </w:tcBorders>
+            <w:shd w:fill="4A6741" w:val="clear"/>
+            <w:tcMar>
+              <w:top w:type="dxa" w:w="80"/>
+              <w:left w:type="dxa" w:w="120"/>
+              <w:bottom w:type="dxa" w:w="80"/>
+              <w:right w:type="dxa" w:w="120"/>
+            </w:tcMar>
+          </w:tcPr>
+          <w:p>
+            <w:pPr>
+              <w:jc w:val="center"/>
+            </w:pPr>
+            <w:r>
+              <w:rPr>
+                <w:rFonts w:ascii="Arial" w:cs="Arial" w:eastAsia="Arial" w:hAnsi="Arial"/>
+                <w:b/>
+                <w:bCs/>
+                <w:color w:val="FFFFFF"/>
+                <w:spacing w:val="40"/>
+                <w:sz w:val="15"/>
+                <w:szCs w:val="15"/>
+              </w:rPr>
+              <w:t xml:space="preserve">YEAR 2-3</w:t>
+            </w:r>
+          </w:p>
+        </w:tc>
+        <w:tc>
+          <w:tcPr>
+            <w:tcW w:type="dxa" w:w="2160"/>
+            <w:tcBorders>
+              <w:top w:val="single" w:color="D4C4B0" w:sz="1"/>
+              <w:left w:val="single" w:color="D4C4B0" w:sz="1"/>
+              <w:bottom w:val="single" w:color="D4C4B0" w:sz="1"/>
+              <w:right w:val="single" w:color="D4C4B0" w:sz="1"/>
+            </w:tcBorders>
+            <w:shd w:fill="4A6741" w:val="clear"/>
+            <w:tcMar>
+              <w:top w:type="dxa" w:w="80"/>
+              <w:left w:type="dxa" w:w="120"/>
+              <w:bottom w:type="dxa" w:w="80"/>
+              <w:right w:type="dxa" w:w="120"/>
+            </w:tcMar>
+          </w:tcPr>
+          <w:p>
+            <w:pPr>
+              <w:jc w:val="center"/>
+            </w:pPr>
+            <w:r>
+              <w:rPr>
+                <w:rFonts w:ascii="Arial" w:cs="Arial" w:eastAsia="Arial" w:hAnsi="Arial"/>
+                <w:b/>
+                <w:bCs/>
+                <w:color w:val="FFFFFF"/>
+                <w:spacing w:val="40"/>
+                <w:sz w:val="15"/>
+                <w:szCs w:val="15"/>
+              </w:rPr>
+              <w:t xml:space="preserve">NOTES</w:t>
+            </w:r>
+          </w:p>
+        </w:tc>
+      </w:tr>
+      <w:tr>
+        <w:tc>
+          <w:tcPr>
+            <w:tcW w:type="dxa" w:w="2800"/>
+            <w:tcBorders>
+              <w:top w:val="single" w:color="D4C4B0" w:sz="1"/>
+              <w:left w:val="single" w:color="D4C4B0" w:sz="1"/>
+              <w:bottom w:val="single" w:color="D4C4B0" w:sz="1"/>
+              <w:right w:val="single" w:color="D4C4B0" w:sz="1"/>
+            </w:tcBorders>
+            <w:shd w:fill="EAF2EC" w:val="clear"/>
+            <w:tcMar>
+              <w:top w:type="dxa" w:w="60"/>
+              <w:left w:type="dxa" w:w="120"/>
+              <w:bottom w:type="dxa" w:w="60"/>
+              <w:right w:type="dxa" w:w="120"/>
+            </w:tcMar>
+          </w:tcPr>
+          <w:p>
+            <w:r>
+              <w:rPr>
+                <w:rFonts w:ascii="Arial" w:cs="Arial" w:eastAsia="Arial" w:hAnsi="Arial"/>
+                <w:b/>
+                <w:bCs/>
+                <w:color w:val="313131"/>
+                <w:sz w:val="17"/>
+                <w:szCs w:val="17"/>
+              </w:rPr>
+              <w:t xml:space="preserve">Time Investment</w:t>
+            </w:r>
+          </w:p>
+        </w:tc>
+        <w:tc>
+          <w:tcPr>
+            <w:tcW w:type="dxa" w:w="2200"/>
+            <w:tcBorders>
+              <w:top w:val="single" w:color="D4C4B0" w:sz="1"/>
+              <w:left w:val="single" w:color="D4C4B0" w:sz="1"/>
+              <w:bottom w:val="single" w:color="D4C4B0" w:sz="1"/>
+              <w:right w:val="single" w:color="D4C4B0" w:sz="1"/>
+            </w:tcBorders>
+            <w:shd w:fill="EAF2EC" w:val="clear"/>
+            <w:tcMar>
+              <w:top w:type="dxa" w:w="60"/>
+              <w:left w:type="dxa" w:w="120"/>
+              <w:bottom w:type="dxa" w:w="60"/>
+              <w:right w:type="dxa" w:w="120"/>
+            </w:tcMar>
+          </w:tcPr>
+          <w:p>
+            <w:pPr>
+              <w:jc w:val="center"/>
+            </w:pPr>
+            <w:r>
+              <w:rPr>
+                <w:rFonts w:ascii="Arial" w:cs="Arial" w:eastAsia="Arial" w:hAnsi="Arial"/>
+                <w:color w:val="786E64"/>
+                <w:sz w:val="17"/>
+                <w:szCs w:val="17"/>
+              </w:rPr>
+              <w:t xml:space="preserve">15-20 hrs/week</w:t>
+            </w:r>
+          </w:p>
+        </w:tc>
+        <w:tc>
+          <w:tcPr>
+            <w:tcW w:type="dxa" w:w="2200"/>
+            <w:tcBorders>
+              <w:top w:val="single" w:color="D4C4B0" w:sz="1"/>
+              <w:left w:val="single" w:color="D4C4B0" w:sz="1"/>
+              <w:bottom w:val="single" w:color="D4C4B0" w:sz="1"/>
+              <w:right w:val="single" w:color="D4C4B0" w:sz="1"/>
+            </w:tcBorders>
+            <w:shd w:fill="EAF2EC" w:val="clear"/>
+            <w:tcMar>
+              <w:top w:type="dxa" w:w="60"/>
+              <w:left w:type="dxa" w:w="120"/>
+              <w:bottom w:type="dxa" w:w="60"/>
+              <w:right w:type="dxa" w:w="120"/>
+            </w:tcMar>
+          </w:tcPr>
+          <w:p>
+            <w:pPr>
+              <w:jc w:val="center"/>
+            </w:pPr>
+            <w:r>
+              <w:rPr>
+                <w:rFonts w:ascii="Arial" w:cs="Arial" w:eastAsia="Arial" w:hAnsi="Arial"/>
+                <w:color w:val="786E64"/>
+                <w:sz w:val="17"/>
+                <w:szCs w:val="17"/>
+              </w:rPr>
+              <w:t xml:space="preserve">10-15 hrs/week</w:t>
+            </w:r>
+          </w:p>
+        </w:tc>
+        <w:tc>
+          <w:tcPr>
+            <w:tcW w:type="dxa" w:w="2160"/>
+            <w:tcBorders>
+              <w:top w:val="single" w:color="D4C4B0" w:sz="1"/>
+              <w:left w:val="single" w:color="D4C4B0" w:sz="1"/>
+              <w:bottom w:val="single" w:color="D4C4B0" w:sz="1"/>
+              <w:right w:val="single" w:color="D4C4B0" w:sz="1"/>
+            </w:tcBorders>
+            <w:shd w:fill="EAF2EC" w:val="clear"/>
+            <w:tcMar>
+              <w:top w:type="dxa" w:w="60"/>
+              <w:left w:type="dxa" w:w="120"/>
+              <w:bottom w:type="dxa" w:w="60"/>
+              <w:right w:type="dxa" w:w="120"/>
+            </w:tcMar>
+          </w:tcPr>
+          <w:p>
+            <w:r>
+              <w:rPr>
+                <w:rFonts w:ascii="Arial" w:cs="Arial" w:eastAsia="Arial" w:hAnsi="Arial"/>
+                <w:color w:val="786E64"/>
+                <w:sz w:val="16"/>
+                <w:szCs w:val="16"/>
+              </w:rPr>
+              <w:t xml:space="preserve">Deal sourcing is front-loaded; shifts to portfolio management</w:t>
+            </w:r>
+          </w:p>
+        </w:tc>
+      </w:tr>
+      <w:tr>
+        <w:tc>
+          <w:tcPr>
+            <w:tcW w:type="dxa" w:w="2800"/>
+            <w:tcBorders>
+              <w:top w:val="single" w:color="D4C4B0" w:sz="1"/>
+              <w:left w:val="single" w:color="D4C4B0" w:sz="1"/>
+              <w:bottom w:val="single" w:color="D4C4B0" w:sz="1"/>
+              <w:right w:val="single" w:color="D4C4B0" w:sz="1"/>
+            </w:tcBorders>
+            <w:shd w:fill="FFFFFF" w:val="clear"/>
+            <w:tcMar>
+              <w:top w:type="dxa" w:w="60"/>
+              <w:left w:type="dxa" w:w="120"/>
+              <w:bottom w:type="dxa" w:w="60"/>
+              <w:right w:type="dxa" w:w="120"/>
+            </w:tcMar>
+          </w:tcPr>
+          <w:p>
+            <w:r>
+              <w:rPr>
+                <w:rFonts w:ascii="Arial" w:cs="Arial" w:eastAsia="Arial" w:hAnsi="Arial"/>
+                <w:b/>
+                <w:bCs/>
+                <w:color w:val="313131"/>
+                <w:sz w:val="17"/>
+                <w:szCs w:val="17"/>
+              </w:rPr>
+              <w:t xml:space="preserve">Startup Costs</w:t>
+            </w:r>
+          </w:p>
+        </w:tc>
+        <w:tc>
+          <w:tcPr>
+            <w:tcW w:type="dxa" w:w="2200"/>
+            <w:tcBorders>
+              <w:top w:val="single" w:color="D4C4B0" w:sz="1"/>
+              <w:left w:val="single" w:color="D4C4B0" w:sz="1"/>
+              <w:bottom w:val="single" w:color="D4C4B0" w:sz="1"/>
+              <w:right w:val="single" w:color="D4C4B0" w:sz="1"/>
+            </w:tcBorders>
+            <w:shd w:fill="FFFFFF" w:val="clear"/>
+            <w:tcMar>
+              <w:top w:type="dxa" w:w="60"/>
+              <w:left w:type="dxa" w:w="120"/>
+              <w:bottom w:type="dxa" w:w="60"/>
+              <w:right w:type="dxa" w:w="120"/>
+            </w:tcMar>
+          </w:tcPr>
+          <w:p>
+            <w:pPr>
+              <w:jc w:val="center"/>
+            </w:pPr>
+            <w:r>
+              <w:rPr>
+                <w:rFonts w:ascii="Arial" w:cs="Arial" w:eastAsia="Arial" w:hAnsi="Arial"/>
+                <w:color w:val="786E64"/>
+                <w:sz w:val="17"/>
+                <w:szCs w:val="17"/>
+              </w:rPr>
+              <w:t xml:space="preserve">$20-40K</w:t>
+            </w:r>
+          </w:p>
+        </w:tc>
+        <w:tc>
+          <w:tcPr>
+            <w:tcW w:type="dxa" w:w="2200"/>
+            <w:tcBorders>
+              <w:top w:val="single" w:color="D4C4B0" w:sz="1"/>
+              <w:left w:val="single" w:color="D4C4B0" w:sz="1"/>
+              <w:bottom w:val="single" w:color="D4C4B0" w:sz="1"/>
+              <w:right w:val="single" w:color="D4C4B0" w:sz="1"/>
+            </w:tcBorders>
+            <w:shd w:fill="FFFFFF" w:val="clear"/>
+            <w:tcMar>
+              <w:top w:type="dxa" w:w="60"/>
+              <w:left w:type="dxa" w:w="120"/>
+              <w:bottom w:type="dxa" w:w="60"/>
+              <w:right w:type="dxa" w:w="120"/>
+            </w:tcMar>
+          </w:tcPr>
+          <w:p>
+            <w:pPr>
+              <w:jc w:val="center"/>
+            </w:pPr>
+            <w:r>
+              <w:rPr>
+                <w:rFonts w:ascii="Arial" w:cs="Arial" w:eastAsia="Arial" w:hAnsi="Arial"/>
+                <w:color w:val="786E64"/>
+                <w:sz w:val="17"/>
+                <w:szCs w:val="17"/>
+              </w:rPr>
+              <w:t xml:space="preserve">Minimal</w:t>
+            </w:r>
+          </w:p>
+        </w:tc>
+        <w:tc>
+          <w:tcPr>
+            <w:tcW w:type="dxa" w:w="2160"/>
+            <w:tcBorders>
+              <w:top w:val="single" w:color="D4C4B0" w:sz="1"/>
+              <w:left w:val="single" w:color="D4C4B0" w:sz="1"/>
+              <w:bottom w:val="single" w:color="D4C4B0" w:sz="1"/>
+              <w:right w:val="single" w:color="D4C4B0" w:sz="1"/>
+            </w:tcBorders>
+            <w:shd w:fill="FFFFFF" w:val="clear"/>
+            <w:tcMar>
+              <w:top w:type="dxa" w:w="60"/>
+              <w:left w:type="dxa" w:w="120"/>
+              <w:bottom w:type="dxa" w:w="60"/>
+              <w:right w:type="dxa" w:w="120"/>
+            </w:tcMar>
+          </w:tcPr>
+          <w:p>
+            <w:r>
+              <w:rPr>
+                <w:rFonts w:ascii="Arial" w:cs="Arial" w:eastAsia="Arial" w:hAnsi="Arial"/>
+                <w:color w:val="786E64"/>
+                <w:sz w:val="16"/>
+                <w:szCs w:val="16"/>
+              </w:rPr>
+              <w:t xml:space="preserve">Legal, entity formation, accounting, compliance</w:t>
+            </w:r>
+          </w:p>
+        </w:tc>
+      </w:tr>
+      <w:tr>
+        <w:tc>
+          <w:tcPr>
+            <w:tcW w:type="dxa" w:w="2800"/>
+            <w:tcBorders>
+              <w:top w:val="single" w:color="D4C4B0" w:sz="1"/>
+              <w:left w:val="single" w:color="D4C4B0" w:sz="1"/>
+              <w:bottom w:val="single" w:color="D4C4B0" w:sz="1"/>
+              <w:right w:val="single" w:color="D4C4B0" w:sz="1"/>
+            </w:tcBorders>
+            <w:shd w:fill="EAF2EC" w:val="clear"/>
+            <w:tcMar>
+              <w:top w:type="dxa" w:w="60"/>
+              <w:left w:type="dxa" w:w="120"/>
+              <w:bottom w:type="dxa" w:w="60"/>
+              <w:right w:type="dxa" w:w="120"/>
+            </w:tcMar>
+          </w:tcPr>
+          <w:p>
+            <w:r>
+              <w:rPr>
+                <w:rFonts w:ascii="Arial" w:cs="Arial" w:eastAsia="Arial" w:hAnsi="Arial"/>
+                <w:b/>
+                <w:bCs/>
+                <w:color w:val="313131"/>
+                <w:sz w:val="17"/>
+                <w:szCs w:val="17"/>
+              </w:rPr>
+              <w:t xml:space="preserve">AUM Deployed</w:t>
+            </w:r>
+          </w:p>
+        </w:tc>
+        <w:tc>
+          <w:tcPr>
+            <w:tcW w:type="dxa" w:w="2200"/>
+            <w:tcBorders>
+              <w:top w:val="single" w:color="D4C4B0" w:sz="1"/>
+              <w:left w:val="single" w:color="D4C4B0" w:sz="1"/>
+              <w:bottom w:val="single" w:color="D4C4B0" w:sz="1"/>
+              <w:right w:val="single" w:color="D4C4B0" w:sz="1"/>
+            </w:tcBorders>
+            <w:shd w:fill="EAF2EC" w:val="clear"/>
+            <w:tcMar>
+              <w:top w:type="dxa" w:w="60"/>
+              <w:left w:type="dxa" w:w="120"/>
+              <w:bottom w:type="dxa" w:w="60"/>
+              <w:right w:type="dxa" w:w="120"/>
+            </w:tcMar>
+          </w:tcPr>
+          <w:p>
+            <w:pPr>
+              <w:jc w:val="center"/>
+            </w:pPr>
+            <w:r>
+              <w:rPr>
+                <w:rFonts w:ascii="Arial" w:cs="Arial" w:eastAsia="Arial" w:hAnsi="Arial"/>
+                <w:color w:val="786E64"/>
+                <w:sz w:val="17"/>
+                <w:szCs w:val="17"/>
+              </w:rPr>
+              <w:t xml:space="preserve">$1-3M</w:t>
+            </w:r>
+          </w:p>
+        </w:tc>
+        <w:tc>
+          <w:tcPr>
+            <w:tcW w:type="dxa" w:w="2200"/>
+            <w:tcBorders>
+              <w:top w:val="single" w:color="D4C4B0" w:sz="1"/>
+              <w:left w:val="single" w:color="D4C4B0" w:sz="1"/>
+              <w:bottom w:val="single" w:color="D4C4B0" w:sz="1"/>
+              <w:right w:val="single" w:color="D4C4B0" w:sz="1"/>
+            </w:tcBorders>
+            <w:shd w:fill="EAF2EC" w:val="clear"/>
+            <w:tcMar>
+              <w:top w:type="dxa" w:w="60"/>
+              <w:left w:type="dxa" w:w="120"/>
+              <w:bottom w:type="dxa" w:w="60"/>
+              <w:right w:type="dxa" w:w="120"/>
+            </w:tcMar>
+          </w:tcPr>
+          <w:p>
+            <w:pPr>
+              <w:jc w:val="center"/>
+            </w:pPr>
+            <w:r>
+              <w:rPr>
+                <w:rFonts w:ascii="Arial" w:cs="Arial" w:eastAsia="Arial" w:hAnsi="Arial"/>
+                <w:color w:val="786E64"/>
+                <w:sz w:val="17"/>
+                <w:szCs w:val="17"/>
+              </w:rPr>
+              <w:t xml:space="preserve">$5-25M</w:t>
+            </w:r>
+          </w:p>
+        </w:tc>
+        <w:tc>
+          <w:tcPr>
+            <w:tcW w:type="dxa" w:w="2160"/>
+            <w:tcBorders>
+              <w:top w:val="single" w:color="D4C4B0" w:sz="1"/>
+              <w:left w:val="single" w:color="D4C4B0" w:sz="1"/>
+              <w:bottom w:val="single" w:color="D4C4B0" w:sz="1"/>
+              <w:right w:val="single" w:color="D4C4B0" w:sz="1"/>
+            </w:tcBorders>
+            <w:shd w:fill="EAF2EC" w:val="clear"/>
+            <w:tcMar>
+              <w:top w:type="dxa" w:w="60"/>
+              <w:left w:type="dxa" w:w="120"/>
+              <w:bottom w:type="dxa" w:w="60"/>
+              <w:right w:type="dxa" w:w="120"/>
+            </w:tcMar>
+          </w:tcPr>
+          <w:p>
+            <w:r>
+              <w:rPr>
+                <w:rFonts w:ascii="Arial" w:cs="Arial" w:eastAsia="Arial" w:hAnsi="Arial"/>
+                <w:color w:val="786E64"/>
+                <w:sz w:val="16"/>
+                <w:szCs w:val="16"/>
+              </w:rPr>
+              <w:t xml:space="preserve">Own capital first, then outside LPs via Fund I</w:t>
+            </w:r>
+          </w:p>
+        </w:tc>
+      </w:tr>
+      <w:tr>
+        <w:tc>
+          <w:tcPr>
+            <w:tcW w:type="dxa" w:w="2800"/>
+            <w:tcBorders>
+              <w:top w:val="single" w:color="D4C4B0" w:sz="1"/>
+              <w:left w:val="single" w:color="D4C4B0" w:sz="1"/>
+              <w:bottom w:val="single" w:color="D4C4B0" w:sz="1"/>
+              <w:right w:val="single" w:color="D4C4B0" w:sz="1"/>
+            </w:tcBorders>
+            <w:shd w:fill="FFFFFF" w:val="clear"/>
+            <w:tcMar>
+              <w:top w:type="dxa" w:w="60"/>
+              <w:left w:type="dxa" w:w="120"/>
+              <w:bottom w:type="dxa" w:w="60"/>
+              <w:right w:type="dxa" w:w="120"/>
+            </w:tcMar>
+          </w:tcPr>
+          <w:p>
+            <w:r>
+              <w:rPr>
+                <w:rFonts w:ascii="Arial" w:cs="Arial" w:eastAsia="Arial" w:hAnsi="Arial"/>
+                <w:b/>
+                <w:bCs/>
+                <w:color w:val="313131"/>
+                <w:sz w:val="17"/>
+                <w:szCs w:val="17"/>
+              </w:rPr>
+              <w:t xml:space="preserve">Management Fee Income</w:t>
+            </w:r>
+          </w:p>
+        </w:tc>
+        <w:tc>
+          <w:tcPr>
+            <w:tcW w:type="dxa" w:w="2200"/>
+            <w:tcBorders>
+              <w:top w:val="single" w:color="D4C4B0" w:sz="1"/>
+              <w:left w:val="single" w:color="D4C4B0" w:sz="1"/>
+              <w:bottom w:val="single" w:color="D4C4B0" w:sz="1"/>
+              <w:right w:val="single" w:color="D4C4B0" w:sz="1"/>
+            </w:tcBorders>
+            <w:shd w:fill="FFFFFF" w:val="clear"/>
+            <w:tcMar>
+              <w:top w:type="dxa" w:w="60"/>
+              <w:left w:type="dxa" w:w="120"/>
+              <w:bottom w:type="dxa" w:w="60"/>
+              <w:right w:type="dxa" w:w="120"/>
+            </w:tcMar>
+          </w:tcPr>
+          <w:p>
+            <w:pPr>
+              <w:jc w:val="center"/>
+            </w:pPr>
+            <w:r>
+              <w:rPr>
+                <w:rFonts w:ascii="Arial" w:cs="Arial" w:eastAsia="Arial" w:hAnsi="Arial"/>
+                <w:color w:val="786E64"/>
+                <w:sz w:val="17"/>
+                <w:szCs w:val="17"/>
+              </w:rPr>
+              <w:t xml:space="preserve">$0-30K</w:t>
+            </w:r>
+          </w:p>
+        </w:tc>
+        <w:tc>
+          <w:tcPr>
+            <w:tcW w:type="dxa" w:w="2200"/>
+            <w:tcBorders>
+              <w:top w:val="single" w:color="D4C4B0" w:sz="1"/>
+              <w:left w:val="single" w:color="D4C4B0" w:sz="1"/>
+              <w:bottom w:val="single" w:color="D4C4B0" w:sz="1"/>
+              <w:right w:val="single" w:color="D4C4B0" w:sz="1"/>
+            </w:tcBorders>
+            <w:shd w:fill="FFFFFF" w:val="clear"/>
+            <w:tcMar>
+              <w:top w:type="dxa" w:w="60"/>
+              <w:left w:type="dxa" w:w="120"/>
+              <w:bottom w:type="dxa" w:w="60"/>
+              <w:right w:type="dxa" w:w="120"/>
+            </w:tcMar>
+          </w:tcPr>
+          <w:p>
+            <w:pPr>
+              <w:jc w:val="center"/>
+            </w:pPr>
+            <w:r>
+              <w:rPr>
+                <w:rFonts w:ascii="Arial" w:cs="Arial" w:eastAsia="Arial" w:hAnsi="Arial"/>
+                <w:color w:val="786E64"/>
+                <w:sz w:val="17"/>
+                <w:szCs w:val="17"/>
+              </w:rPr>
+              <w:t xml:space="preserve">$100-500K</w:t>
+            </w:r>
+          </w:p>
+        </w:tc>
+        <w:tc>
+          <w:tcPr>
+            <w:tcW w:type="dxa" w:w="2160"/>
+            <w:tcBorders>
+              <w:top w:val="single" w:color="D4C4B0" w:sz="1"/>
+              <w:left w:val="single" w:color="D4C4B0" w:sz="1"/>
+              <w:bottom w:val="single" w:color="D4C4B0" w:sz="1"/>
+              <w:right w:val="single" w:color="D4C4B0" w:sz="1"/>
+            </w:tcBorders>
+            <w:shd w:fill="FFFFFF" w:val="clear"/>
+            <w:tcMar>
+              <w:top w:type="dxa" w:w="60"/>
+              <w:left w:type="dxa" w:w="120"/>
+              <w:bottom w:type="dxa" w:w="60"/>
+              <w:right w:type="dxa" w:w="120"/>
+            </w:tcMar>
+          </w:tcPr>
+          <w:p>
+            <w:r>
+              <w:rPr>
+                <w:rFonts w:ascii="Arial" w:cs="Arial" w:eastAsia="Arial" w:hAnsi="Arial"/>
+                <w:color w:val="786E64"/>
+                <w:sz w:val="16"/>
+                <w:szCs w:val="16"/>
+              </w:rPr>
+              <w:t xml:space="preserve">2% annual fee on AUM once Fund I closes</w:t>
+            </w:r>
+          </w:p>
+        </w:tc>
+      </w:tr>
+      <w:tr>
+        <w:tc>
+          <w:tcPr>
+            <w:tcW w:type="dxa" w:w="2800"/>
+            <w:tcBorders>
+              <w:top w:val="single" w:color="D4C4B0" w:sz="1"/>
+              <w:left w:val="single" w:color="D4C4B0" w:sz="1"/>
+              <w:bottom w:val="single" w:color="D4C4B0" w:sz="1"/>
+              <w:right w:val="single" w:color="D4C4B0" w:sz="1"/>
+            </w:tcBorders>
+            <w:shd w:fill="EAF2EC" w:val="clear"/>
+            <w:tcMar>
+              <w:top w:type="dxa" w:w="60"/>
+              <w:left w:type="dxa" w:w="120"/>
+              <w:bottom w:type="dxa" w:w="60"/>
+              <w:right w:type="dxa" w:w="120"/>
+            </w:tcMar>
+          </w:tcPr>
+          <w:p>
+            <w:r>
+              <w:rPr>
+                <w:rFonts w:ascii="Arial" w:cs="Arial" w:eastAsia="Arial" w:hAnsi="Arial"/>
+                <w:b/>
+                <w:bCs/>
+                <w:color w:val="313131"/>
+                <w:sz w:val="17"/>
+                <w:szCs w:val="17"/>
+              </w:rPr>
+              <w:t xml:space="preserve">Carried Interest (Promote)</w:t>
+            </w:r>
+          </w:p>
+        </w:tc>
+        <w:tc>
+          <w:tcPr>
+            <w:tcW w:type="dxa" w:w="2200"/>
+            <w:tcBorders>
+              <w:top w:val="single" w:color="D4C4B0" w:sz="1"/>
+              <w:left w:val="single" w:color="D4C4B0" w:sz="1"/>
+              <w:bottom w:val="single" w:color="D4C4B0" w:sz="1"/>
+              <w:right w:val="single" w:color="D4C4B0" w:sz="1"/>
+            </w:tcBorders>
+            <w:shd w:fill="EAF2EC" w:val="clear"/>
+            <w:tcMar>
+              <w:top w:type="dxa" w:w="60"/>
+              <w:left w:type="dxa" w:w="120"/>
+              <w:bottom w:type="dxa" w:w="60"/>
+              <w:right w:type="dxa" w:w="120"/>
+            </w:tcMar>
+          </w:tcPr>
+          <w:p>
+            <w:pPr>
+              <w:jc w:val="center"/>
+            </w:pPr>
+            <w:r>
+              <w:rPr>
+                <w:rFonts w:ascii="Arial" w:cs="Arial" w:eastAsia="Arial" w:hAnsi="Arial"/>
+                <w:color w:val="786E64"/>
+                <w:sz w:val="17"/>
+                <w:szCs w:val="17"/>
+              </w:rPr>
+              <w:t xml:space="preserve">$0</w:t>
+            </w:r>
+          </w:p>
+        </w:tc>
+        <w:tc>
+          <w:tcPr>
+            <w:tcW w:type="dxa" w:w="2200"/>
+            <w:tcBorders>
+              <w:top w:val="single" w:color="D4C4B0" w:sz="1"/>
+              <w:left w:val="single" w:color="D4C4B0" w:sz="1"/>
+              <w:bottom w:val="single" w:color="D4C4B0" w:sz="1"/>
+              <w:right w:val="single" w:color="D4C4B0" w:sz="1"/>
+            </w:tcBorders>
+            <w:shd w:fill="EAF2EC" w:val="clear"/>
+            <w:tcMar>
+              <w:top w:type="dxa" w:w="60"/>
+              <w:left w:type="dxa" w:w="120"/>
+              <w:bottom w:type="dxa" w:w="60"/>
+              <w:right w:type="dxa" w:w="120"/>
+            </w:tcMar>
+          </w:tcPr>
+          <w:p>
+            <w:pPr>
+              <w:jc w:val="center"/>
+            </w:pPr>
+            <w:r>
+              <w:rPr>
+                <w:rFonts w:ascii="Arial" w:cs="Arial" w:eastAsia="Arial" w:hAnsi="Arial"/>
+                <w:color w:val="786E64"/>
+                <w:sz w:val="17"/>
+                <w:szCs w:val="17"/>
+              </w:rPr>
+              <w:t xml:space="preserve">$50-250K+</w:t>
+            </w:r>
+          </w:p>
+        </w:tc>
+        <w:tc>
+          <w:tcPr>
+            <w:tcW w:type="dxa" w:w="2160"/>
+            <w:tcBorders>
+              <w:top w:val="single" w:color="D4C4B0" w:sz="1"/>
+              <w:left w:val="single" w:color="D4C4B0" w:sz="1"/>
+              <w:bottom w:val="single" w:color="D4C4B0" w:sz="1"/>
+              <w:right w:val="single" w:color="D4C4B0" w:sz="1"/>
+            </w:tcBorders>
+            <w:shd w:fill="EAF2EC" w:val="clear"/>
+            <w:tcMar>
+              <w:top w:type="dxa" w:w="60"/>
+              <w:left w:type="dxa" w:w="120"/>
+              <w:bottom w:type="dxa" w:w="60"/>
+              <w:right w:type="dxa" w:w="120"/>
+            </w:tcMar>
+          </w:tcPr>
+          <w:p>
+            <w:r>
+              <w:rPr>
+                <w:rFonts w:ascii="Arial" w:cs="Arial" w:eastAsia="Arial" w:hAnsi="Arial"/>
+                <w:color w:val="786E64"/>
+                <w:sz w:val="16"/>
+                <w:szCs w:val="16"/>
+              </w:rPr>
+              <w:t xml:space="preserve">20% of profits above hurdle; realized on exits</w:t>
+            </w:r>
+          </w:p>
+        </w:tc>
+      </w:tr>
+      <w:tr>
+        <w:tc>
+          <w:tcPr>
+            <w:tcW w:type="dxa" w:w="2800"/>
+            <w:tcBorders>
+              <w:top w:val="single" w:color="D4C4B0" w:sz="1"/>
+              <w:left w:val="single" w:color="D4C4B0" w:sz="1"/>
+              <w:bottom w:val="single" w:color="D4C4B0" w:sz="1"/>
+              <w:right w:val="single" w:color="D4C4B0" w:sz="1"/>
+            </w:tcBorders>
+            <w:shd w:fill="FFFFFF" w:val="clear"/>
+            <w:tcMar>
+              <w:top w:type="dxa" w:w="60"/>
+              <w:left w:type="dxa" w:w="120"/>
+              <w:bottom w:type="dxa" w:w="60"/>
+              <w:right w:type="dxa" w:w="120"/>
+            </w:tcMar>
+          </w:tcPr>
+          <w:p>
+            <w:r>
+              <w:rPr>
+                <w:rFonts w:ascii="Arial" w:cs="Arial" w:eastAsia="Arial" w:hAnsi="Arial"/>
+                <w:b/>
+                <w:bCs/>
+                <w:color w:val="313131"/>
+                <w:sz w:val="17"/>
+                <w:szCs w:val="17"/>
+              </w:rPr>
+              <w:t xml:space="preserve">Cash-on-Cash (Own Capital)</w:t>
+            </w:r>
+          </w:p>
+        </w:tc>
+        <w:tc>
+          <w:tcPr>
+            <w:tcW w:type="dxa" w:w="2200"/>
+            <w:tcBorders>
+              <w:top w:val="single" w:color="D4C4B0" w:sz="1"/>
+              <w:left w:val="single" w:color="D4C4B0" w:sz="1"/>
+              <w:bottom w:val="single" w:color="D4C4B0" w:sz="1"/>
+              <w:right w:val="single" w:color="D4C4B0" w:sz="1"/>
+            </w:tcBorders>
+            <w:shd w:fill="FFFFFF" w:val="clear"/>
+            <w:tcMar>
+              <w:top w:type="dxa" w:w="60"/>
+              <w:left w:type="dxa" w:w="120"/>
+              <w:bottom w:type="dxa" w:w="60"/>
+              <w:right w:type="dxa" w:w="120"/>
+            </w:tcMar>
+          </w:tcPr>
+          <w:p>
+            <w:pPr>
+              <w:jc w:val="center"/>
+            </w:pPr>
+            <w:r>
+              <w:rPr>
+                <w:rFonts w:ascii="Arial" w:cs="Arial" w:eastAsia="Arial" w:hAnsi="Arial"/>
+                <w:color w:val="786E64"/>
+                <w:sz w:val="17"/>
+                <w:szCs w:val="17"/>
+              </w:rPr>
+              <w:t xml:space="preserve">6-10%</w:t>
+            </w:r>
+          </w:p>
+        </w:tc>
+        <w:tc>
+          <w:tcPr>
+            <w:tcW w:type="dxa" w:w="2200"/>
+            <w:tcBorders>
+              <w:top w:val="single" w:color="D4C4B0" w:sz="1"/>
+              <w:left w:val="single" w:color="D4C4B0" w:sz="1"/>
+              <w:bottom w:val="single" w:color="D4C4B0" w:sz="1"/>
+              <w:right w:val="single" w:color="D4C4B0" w:sz="1"/>
+            </w:tcBorders>
+            <w:shd w:fill="FFFFFF" w:val="clear"/>
+            <w:tcMar>
+              <w:top w:type="dxa" w:w="60"/>
+              <w:left w:type="dxa" w:w="120"/>
+              <w:bottom w:type="dxa" w:w="60"/>
+              <w:right w:type="dxa" w:w="120"/>
+            </w:tcMar>
+          </w:tcPr>
+          <w:p>
+            <w:pPr>
+              <w:jc w:val="center"/>
+            </w:pPr>
+            <w:r>
+              <w:rPr>
+                <w:rFonts w:ascii="Arial" w:cs="Arial" w:eastAsia="Arial" w:hAnsi="Arial"/>
+                <w:color w:val="786E64"/>
+                <w:sz w:val="17"/>
+                <w:szCs w:val="17"/>
+              </w:rPr>
+              <w:t xml:space="preserve">8-12%</w:t>
+            </w:r>
+          </w:p>
+        </w:tc>
+        <w:tc>
+          <w:tcPr>
+            <w:tcW w:type="dxa" w:w="2160"/>
+            <w:tcBorders>
+              <w:top w:val="single" w:color="D4C4B0" w:sz="1"/>
+              <w:left w:val="single" w:color="D4C4B0" w:sz="1"/>
+              <w:bottom w:val="single" w:color="D4C4B0" w:sz="1"/>
+              <w:right w:val="single" w:color="D4C4B0" w:sz="1"/>
+            </w:tcBorders>
+            <w:shd w:fill="FFFFFF" w:val="clear"/>
+            <w:tcMar>
+              <w:top w:type="dxa" w:w="60"/>
+              <w:left w:type="dxa" w:w="120"/>
+              <w:bottom w:type="dxa" w:w="60"/>
+              <w:right w:type="dxa" w:w="120"/>
+            </w:tcMar>
+          </w:tcPr>
+          <w:p>
+            <w:r>
+              <w:rPr>
+                <w:rFonts w:ascii="Arial" w:cs="Arial" w:eastAsia="Arial" w:hAnsi="Arial"/>
+                <w:color w:val="786E64"/>
+                <w:sz w:val="16"/>
+                <w:szCs w:val="16"/>
+              </w:rPr>
+              <w:t xml:space="preserve">Distributions from hospitality and storage deals</w:t>
+            </w:r>
+          </w:p>
+        </w:tc>
+      </w:tr>
+      <w:tr>
+        <w:tc>
+          <w:tcPr>
+            <w:tcW w:type="dxa" w:w="2800"/>
+            <w:tcBorders>
+              <w:top w:val="single" w:color="D4C4B0" w:sz="1"/>
+              <w:left w:val="single" w:color="D4C4B0" w:sz="1"/>
+              <w:bottom w:val="single" w:color="D4C4B0" w:sz="1"/>
+              <w:right w:val="single" w:color="D4C4B0" w:sz="1"/>
+            </w:tcBorders>
+            <w:shd w:fill="EAF2EC" w:val="clear"/>
+            <w:tcMar>
+              <w:top w:type="dxa" w:w="60"/>
+              <w:left w:type="dxa" w:w="120"/>
+              <w:bottom w:type="dxa" w:w="60"/>
+              <w:right w:type="dxa" w:w="120"/>
+            </w:tcMar>
+          </w:tcPr>
+          <w:p>
+            <w:r>
+              <w:rPr>
+                <w:rFonts w:ascii="Arial" w:cs="Arial" w:eastAsia="Arial" w:hAnsi="Arial"/>
+                <w:b/>
+                <w:bCs/>
+                <w:color w:val="313131"/>
+                <w:sz w:val="17"/>
+                <w:szCs w:val="17"/>
+              </w:rPr>
+              <w:t xml:space="preserve">Structured Note Yield</w:t>
+            </w:r>
+          </w:p>
+        </w:tc>
+        <w:tc>
+          <w:tcPr>
+            <w:tcW w:type="dxa" w:w="2200"/>
+            <w:tcBorders>
+              <w:top w:val="single" w:color="D4C4B0" w:sz="1"/>
+              <w:left w:val="single" w:color="D4C4B0" w:sz="1"/>
+              <w:bottom w:val="single" w:color="D4C4B0" w:sz="1"/>
+              <w:right w:val="single" w:color="D4C4B0" w:sz="1"/>
+            </w:tcBorders>
+            <w:shd w:fill="EAF2EC" w:val="clear"/>
+            <w:tcMar>
+              <w:top w:type="dxa" w:w="60"/>
+              <w:left w:type="dxa" w:w="120"/>
+              <w:bottom w:type="dxa" w:w="60"/>
+              <w:right w:type="dxa" w:w="120"/>
+            </w:tcMar>
+          </w:tcPr>
+          <w:p>
+            <w:pPr>
+              <w:jc w:val="center"/>
+            </w:pPr>
+            <w:r>
+              <w:rPr>
+                <w:rFonts w:ascii="Arial" w:cs="Arial" w:eastAsia="Arial" w:hAnsi="Arial"/>
+                <w:color w:val="786E64"/>
+                <w:sz w:val="17"/>
+                <w:szCs w:val="17"/>
+              </w:rPr>
+              <w:t xml:space="preserve">10-14%</w:t>
+            </w:r>
+          </w:p>
+        </w:tc>
+        <w:tc>
+          <w:tcPr>
+            <w:tcW w:type="dxa" w:w="2200"/>
+            <w:tcBorders>
+              <w:top w:val="single" w:color="D4C4B0" w:sz="1"/>
+              <w:left w:val="single" w:color="D4C4B0" w:sz="1"/>
+              <w:bottom w:val="single" w:color="D4C4B0" w:sz="1"/>
+              <w:right w:val="single" w:color="D4C4B0" w:sz="1"/>
+            </w:tcBorders>
+            <w:shd w:fill="EAF2EC" w:val="clear"/>
+            <w:tcMar>
+              <w:top w:type="dxa" w:w="60"/>
+              <w:left w:type="dxa" w:w="120"/>
+              <w:bottom w:type="dxa" w:w="60"/>
+              <w:right w:type="dxa" w:w="120"/>
+            </w:tcMar>
+          </w:tcPr>
+          <w:p>
+            <w:pPr>
+              <w:jc w:val="center"/>
+            </w:pPr>
+            <w:r>
+              <w:rPr>
+                <w:rFonts w:ascii="Arial" w:cs="Arial" w:eastAsia="Arial" w:hAnsi="Arial"/>
+                <w:color w:val="786E64"/>
+                <w:sz w:val="17"/>
+                <w:szCs w:val="17"/>
+              </w:rPr>
+              <w:t xml:space="preserve">10-14%</w:t>
+            </w:r>
+          </w:p>
+        </w:tc>
+        <w:tc>
+          <w:tcPr>
+            <w:tcW w:type="dxa" w:w="2160"/>
+            <w:tcBorders>
+              <w:top w:val="single" w:color="D4C4B0" w:sz="1"/>
+              <w:left w:val="single" w:color="D4C4B0" w:sz="1"/>
+              <w:bottom w:val="single" w:color="D4C4B0" w:sz="1"/>
+              <w:right w:val="single" w:color="D4C4B0" w:sz="1"/>
+            </w:tcBorders>
+            <w:shd w:fill="EAF2EC" w:val="clear"/>
+            <w:tcMar>
+              <w:top w:type="dxa" w:w="60"/>
+              <w:left w:type="dxa" w:w="120"/>
+              <w:bottom w:type="dxa" w:w="60"/>
+              <w:right w:type="dxa" w:w="120"/>
+            </w:tcMar>
+          </w:tcPr>
+          <w:p>
+            <w:r>
+              <w:rPr>
+                <w:rFonts w:ascii="Arial" w:cs="Arial" w:eastAsia="Arial" w:hAnsi="Arial"/>
+                <w:color w:val="786E64"/>
+                <w:sz w:val="16"/>
+                <w:szCs w:val="16"/>
+              </w:rPr>
+              <w:t xml:space="preserve">Short-duration income; re-deploy as notes mature</w:t>
+            </w:r>
+          </w:p>
+        </w:tc>
+      </w:tr>
+      <w:tr>
+        <w:tc>
+          <w:tcPr>
+            <w:tcW w:type="dxa" w:w="2800"/>
+            <w:tcBorders>
+              <w:top w:val="single" w:color="D4C4B0" w:sz="1"/>
+              <w:left w:val="single" w:color="D4C4B0" w:sz="1"/>
+              <w:bottom w:val="single" w:color="D4C4B0" w:sz="1"/>
+              <w:right w:val="single" w:color="D4C4B0" w:sz="1"/>
+            </w:tcBorders>
+            <w:shd w:fill="FFFFFF" w:val="clear"/>
+            <w:tcMar>
+              <w:top w:type="dxa" w:w="60"/>
+              <w:left w:type="dxa" w:w="120"/>
+              <w:bottom w:type="dxa" w:w="60"/>
+              <w:right w:type="dxa" w:w="120"/>
+            </w:tcMar>
+          </w:tcPr>
+          <w:p>
+            <w:r>
+              <w:rPr>
+                <w:rFonts w:ascii="Arial" w:cs="Arial" w:eastAsia="Arial" w:hAnsi="Arial"/>
+                <w:b/>
+                <w:bCs/>
+                <w:color w:val="313131"/>
+                <w:sz w:val="17"/>
+                <w:szCs w:val="17"/>
+              </w:rPr>
+              <w:t xml:space="preserve">Total Potential Income</w:t>
+            </w:r>
+          </w:p>
+        </w:tc>
+        <w:tc>
+          <w:tcPr>
+            <w:tcW w:type="dxa" w:w="2200"/>
+            <w:tcBorders>
+              <w:top w:val="single" w:color="D4C4B0" w:sz="1"/>
+              <w:left w:val="single" w:color="D4C4B0" w:sz="1"/>
+              <w:bottom w:val="single" w:color="D4C4B0" w:sz="1"/>
+              <w:right w:val="single" w:color="D4C4B0" w:sz="1"/>
+            </w:tcBorders>
+            <w:shd w:fill="FFFFFF" w:val="clear"/>
+            <w:tcMar>
+              <w:top w:type="dxa" w:w="60"/>
+              <w:left w:type="dxa" w:w="120"/>
+              <w:bottom w:type="dxa" w:w="60"/>
+              <w:right w:type="dxa" w:w="120"/>
+            </w:tcMar>
+          </w:tcPr>
+          <w:p>
+            <w:pPr>
+              <w:jc w:val="center"/>
+            </w:pPr>
+            <w:r>
+              <w:rPr>
+                <w:rFonts w:ascii="Arial" w:cs="Arial" w:eastAsia="Arial" w:hAnsi="Arial"/>
+                <w:color w:val="786E64"/>
+                <w:sz w:val="17"/>
+                <w:szCs w:val="17"/>
+              </w:rPr>
+              <w:t xml:space="preserve">$50-150K</w:t>
+            </w:r>
+          </w:p>
+        </w:tc>
+        <w:tc>
+          <w:tcPr>
+            <w:tcW w:type="dxa" w:w="2200"/>
+            <w:tcBorders>
+              <w:top w:val="single" w:color="D4C4B0" w:sz="1"/>
+              <w:left w:val="single" w:color="D4C4B0" w:sz="1"/>
+              <w:bottom w:val="single" w:color="D4C4B0" w:sz="1"/>
+              <w:right w:val="single" w:color="D4C4B0" w:sz="1"/>
+            </w:tcBorders>
+            <w:shd w:fill="FFFFFF" w:val="clear"/>
+            <w:tcMar>
+              <w:top w:type="dxa" w:w="60"/>
+              <w:left w:type="dxa" w:w="120"/>
+              <w:bottom w:type="dxa" w:w="60"/>
+              <w:right w:type="dxa" w:w="120"/>
+            </w:tcMar>
+          </w:tcPr>
+          <w:p>
+            <w:pPr>
+              <w:jc w:val="center"/>
+            </w:pPr>
+            <w:r>
+              <w:rPr>
+                <w:rFonts w:ascii="Arial" w:cs="Arial" w:eastAsia="Arial" w:hAnsi="Arial"/>
+                <w:color w:val="786E64"/>
+                <w:sz w:val="17"/>
+                <w:szCs w:val="17"/>
+              </w:rPr>
+              <w:t xml:space="preserve">$250K-750K+</w:t>
+            </w:r>
+          </w:p>
+        </w:tc>
+        <w:tc>
+          <w:tcPr>
+            <w:tcW w:type="dxa" w:w="2160"/>
+            <w:tcBorders>
+              <w:top w:val="single" w:color="D4C4B0" w:sz="1"/>
+              <w:left w:val="single" w:color="D4C4B0" w:sz="1"/>
+              <w:bottom w:val="single" w:color="D4C4B0" w:sz="1"/>
+              <w:right w:val="single" w:color="D4C4B0" w:sz="1"/>
+            </w:tcBorders>
+            <w:shd w:fill="FFFFFF" w:val="clear"/>
+            <w:tcMar>
+              <w:top w:type="dxa" w:w="60"/>
+              <w:left w:type="dxa" w:w="120"/>
+              <w:bottom w:type="dxa" w:w="60"/>
+              <w:right w:type="dxa" w:w="120"/>
+            </w:tcMar>
+          </w:tcPr>
+          <w:p>
+            <w:r>
+              <w:rPr>
+                <w:rFonts w:ascii="Arial" w:cs="Arial" w:eastAsia="Arial" w:hAnsi="Arial"/>
+                <w:color w:val="786E64"/>
+                <w:sz w:val="16"/>
+                <w:szCs w:val="16"/>
+              </w:rPr>
+              <w:t xml:space="preserve">Blended from fees, promote, distributions, and note yield</w:t>
             </w:r>
           </w:p>
         </w:tc>
@@ -5187,6 +8640,1095 @@
       </w:tr>
     </w:tbl>
     <w:p>
+      <w:pPr>
+        <w:spacing w:before="400" w:after="0"/>
+      </w:pPr>
+    </w:p>
+    <w:p>
+      <w:pPr>
+        <w:pBdr>
+          <w:bottom w:val="single" w:color="4A6741" w:sz="4" w:space="1"/>
+        </w:pBdr>
+        <w:spacing w:before="0" w:after="80"/>
+      </w:pPr>
+      <w:r>
+        <w:rPr>
+          <w:rFonts w:ascii="Arial" w:cs="Arial" w:eastAsia="Arial" w:hAnsi="Arial"/>
+          <w:b/>
+          <w:bCs/>
+          <w:color w:val="4A6741"/>
+          <w:spacing w:val="60"/>
+          <w:sz w:val="22"/>
+          <w:szCs w:val="22"/>
+        </w:rPr>
+        <w:t xml:space="preserve">ROI PROJECTIONS</w:t>
+      </w:r>
+    </w:p>
+    <w:p>
+      <w:pPr>
+        <w:spacing w:before="100" w:after="0"/>
+      </w:pPr>
+    </w:p>
+    <w:p>
+      <w:pPr>
+        <w:spacing w:after="200"/>
+      </w:pPr>
+      <w:r>
+        <w:rPr>
+          <w:rFonts w:ascii="Arial" w:cs="Arial" w:eastAsia="Arial" w:hAnsi="Arial"/>
+          <w:i/>
+          <w:iCs/>
+          <w:color w:val="786E64"/>
+          <w:sz w:val="18"/>
+          <w:szCs w:val="18"/>
+        </w:rPr>
+        <w:t xml:space="preserve">Conservative-to-moderate projections based on comparable businesses. Actual results depend on execution consistency, market conditions, and network activation.</w:t>
+      </w:r>
+    </w:p>
+    <w:tbl>
+      <w:tblPr>
+        <w:tblW w:type="dxa" w:w="9360"/>
+        <w:tblBorders>
+          <w:top w:val="single" w:color="auto" w:sz="4"/>
+          <w:left w:val="single" w:color="auto" w:sz="4"/>
+          <w:bottom w:val="single" w:color="auto" w:sz="4"/>
+          <w:right w:val="single" w:color="auto" w:sz="4"/>
+          <w:insideH w:val="single" w:color="auto" w:sz="4"/>
+          <w:insideV w:val="single" w:color="auto" w:sz="4"/>
+        </w:tblBorders>
+      </w:tblPr>
+      <w:tblGrid>
+        <w:gridCol w:w="2800"/>
+        <w:gridCol w:w="2200"/>
+        <w:gridCol w:w="2200"/>
+        <w:gridCol w:w="2160"/>
+      </w:tblGrid>
+      <w:tr>
+        <w:tc>
+          <w:tcPr>
+            <w:tcW w:type="dxa" w:w="2800"/>
+            <w:tcBorders>
+              <w:top w:val="single" w:color="D4C4B0" w:sz="1"/>
+              <w:left w:val="single" w:color="D4C4B0" w:sz="1"/>
+              <w:bottom w:val="single" w:color="D4C4B0" w:sz="1"/>
+              <w:right w:val="single" w:color="D4C4B0" w:sz="1"/>
+            </w:tcBorders>
+            <w:shd w:fill="4A6741" w:val="clear"/>
+            <w:tcMar>
+              <w:top w:type="dxa" w:w="80"/>
+              <w:left w:type="dxa" w:w="120"/>
+              <w:bottom w:type="dxa" w:w="80"/>
+              <w:right w:type="dxa" w:w="120"/>
+            </w:tcMar>
+          </w:tcPr>
+          <w:p>
+            <w:pPr>
+              <w:jc w:val="center"/>
+            </w:pPr>
+            <w:r>
+              <w:rPr>
+                <w:rFonts w:ascii="Arial" w:cs="Arial" w:eastAsia="Arial" w:hAnsi="Arial"/>
+                <w:b/>
+                <w:bCs/>
+                <w:color w:val="FFFFFF"/>
+                <w:spacing w:val="40"/>
+                <w:sz w:val="15"/>
+                <w:szCs w:val="15"/>
+              </w:rPr>
+              <w:t xml:space="preserve">METRIC</w:t>
+            </w:r>
+          </w:p>
+        </w:tc>
+        <w:tc>
+          <w:tcPr>
+            <w:tcW w:type="dxa" w:w="2200"/>
+            <w:tcBorders>
+              <w:top w:val="single" w:color="D4C4B0" w:sz="1"/>
+              <w:left w:val="single" w:color="D4C4B0" w:sz="1"/>
+              <w:bottom w:val="single" w:color="D4C4B0" w:sz="1"/>
+              <w:right w:val="single" w:color="D4C4B0" w:sz="1"/>
+            </w:tcBorders>
+            <w:shd w:fill="4A6741" w:val="clear"/>
+            <w:tcMar>
+              <w:top w:type="dxa" w:w="80"/>
+              <w:left w:type="dxa" w:w="120"/>
+              <w:bottom w:type="dxa" w:w="80"/>
+              <w:right w:type="dxa" w:w="120"/>
+            </w:tcMar>
+          </w:tcPr>
+          <w:p>
+            <w:pPr>
+              <w:jc w:val="center"/>
+            </w:pPr>
+            <w:r>
+              <w:rPr>
+                <w:rFonts w:ascii="Arial" w:cs="Arial" w:eastAsia="Arial" w:hAnsi="Arial"/>
+                <w:b/>
+                <w:bCs/>
+                <w:color w:val="FFFFFF"/>
+                <w:spacing w:val="40"/>
+                <w:sz w:val="15"/>
+                <w:szCs w:val="15"/>
+              </w:rPr>
+              <w:t xml:space="preserve">YEAR 1</w:t>
+            </w:r>
+          </w:p>
+        </w:tc>
+        <w:tc>
+          <w:tcPr>
+            <w:tcW w:type="dxa" w:w="2200"/>
+            <w:tcBorders>
+              <w:top w:val="single" w:color="D4C4B0" w:sz="1"/>
+              <w:left w:val="single" w:color="D4C4B0" w:sz="1"/>
+              <w:bottom w:val="single" w:color="D4C4B0" w:sz="1"/>
+              <w:right w:val="single" w:color="D4C4B0" w:sz="1"/>
+            </w:tcBorders>
+            <w:shd w:fill="4A6741" w:val="clear"/>
+            <w:tcMar>
+              <w:top w:type="dxa" w:w="80"/>
+              <w:left w:type="dxa" w:w="120"/>
+              <w:bottom w:type="dxa" w:w="80"/>
+              <w:right w:type="dxa" w:w="120"/>
+            </w:tcMar>
+          </w:tcPr>
+          <w:p>
+            <w:pPr>
+              <w:jc w:val="center"/>
+            </w:pPr>
+            <w:r>
+              <w:rPr>
+                <w:rFonts w:ascii="Arial" w:cs="Arial" w:eastAsia="Arial" w:hAnsi="Arial"/>
+                <w:b/>
+                <w:bCs/>
+                <w:color w:val="FFFFFF"/>
+                <w:spacing w:val="40"/>
+                <w:sz w:val="15"/>
+                <w:szCs w:val="15"/>
+              </w:rPr>
+              <w:t xml:space="preserve">YEAR 2-3</w:t>
+            </w:r>
+          </w:p>
+        </w:tc>
+        <w:tc>
+          <w:tcPr>
+            <w:tcW w:type="dxa" w:w="2160"/>
+            <w:tcBorders>
+              <w:top w:val="single" w:color="D4C4B0" w:sz="1"/>
+              <w:left w:val="single" w:color="D4C4B0" w:sz="1"/>
+              <w:bottom w:val="single" w:color="D4C4B0" w:sz="1"/>
+              <w:right w:val="single" w:color="D4C4B0" w:sz="1"/>
+            </w:tcBorders>
+            <w:shd w:fill="4A6741" w:val="clear"/>
+            <w:tcMar>
+              <w:top w:type="dxa" w:w="80"/>
+              <w:left w:type="dxa" w:w="120"/>
+              <w:bottom w:type="dxa" w:w="80"/>
+              <w:right w:type="dxa" w:w="120"/>
+            </w:tcMar>
+          </w:tcPr>
+          <w:p>
+            <w:pPr>
+              <w:jc w:val="center"/>
+            </w:pPr>
+            <w:r>
+              <w:rPr>
+                <w:rFonts w:ascii="Arial" w:cs="Arial" w:eastAsia="Arial" w:hAnsi="Arial"/>
+                <w:b/>
+                <w:bCs/>
+                <w:color w:val="FFFFFF"/>
+                <w:spacing w:val="40"/>
+                <w:sz w:val="15"/>
+                <w:szCs w:val="15"/>
+              </w:rPr>
+              <w:t xml:space="preserve">NOTES</w:t>
+            </w:r>
+          </w:p>
+        </w:tc>
+      </w:tr>
+      <w:tr>
+        <w:tc>
+          <w:tcPr>
+            <w:tcW w:type="dxa" w:w="2800"/>
+            <w:tcBorders>
+              <w:top w:val="single" w:color="D4C4B0" w:sz="1"/>
+              <w:left w:val="single" w:color="D4C4B0" w:sz="1"/>
+              <w:bottom w:val="single" w:color="D4C4B0" w:sz="1"/>
+              <w:right w:val="single" w:color="D4C4B0" w:sz="1"/>
+            </w:tcBorders>
+            <w:shd w:fill="EAF2EC" w:val="clear"/>
+            <w:tcMar>
+              <w:top w:type="dxa" w:w="60"/>
+              <w:left w:type="dxa" w:w="120"/>
+              <w:bottom w:type="dxa" w:w="60"/>
+              <w:right w:type="dxa" w:w="120"/>
+            </w:tcMar>
+          </w:tcPr>
+          <w:p>
+            <w:r>
+              <w:rPr>
+                <w:rFonts w:ascii="Arial" w:cs="Arial" w:eastAsia="Arial" w:hAnsi="Arial"/>
+                <w:b/>
+                <w:bCs/>
+                <w:color w:val="313131"/>
+                <w:sz w:val="17"/>
+                <w:szCs w:val="17"/>
+              </w:rPr>
+              <w:t xml:space="preserve">Time Investment</w:t>
+            </w:r>
+          </w:p>
+        </w:tc>
+        <w:tc>
+          <w:tcPr>
+            <w:tcW w:type="dxa" w:w="2200"/>
+            <w:tcBorders>
+              <w:top w:val="single" w:color="D4C4B0" w:sz="1"/>
+              <w:left w:val="single" w:color="D4C4B0" w:sz="1"/>
+              <w:bottom w:val="single" w:color="D4C4B0" w:sz="1"/>
+              <w:right w:val="single" w:color="D4C4B0" w:sz="1"/>
+            </w:tcBorders>
+            <w:shd w:fill="EAF2EC" w:val="clear"/>
+            <w:tcMar>
+              <w:top w:type="dxa" w:w="60"/>
+              <w:left w:type="dxa" w:w="120"/>
+              <w:bottom w:type="dxa" w:w="60"/>
+              <w:right w:type="dxa" w:w="120"/>
+            </w:tcMar>
+          </w:tcPr>
+          <w:p>
+            <w:pPr>
+              <w:jc w:val="center"/>
+            </w:pPr>
+            <w:r>
+              <w:rPr>
+                <w:rFonts w:ascii="Arial" w:cs="Arial" w:eastAsia="Arial" w:hAnsi="Arial"/>
+                <w:color w:val="786E64"/>
+                <w:sz w:val="17"/>
+                <w:szCs w:val="17"/>
+              </w:rPr>
+              <w:t xml:space="preserve">10-15 hrs/week</w:t>
+            </w:r>
+          </w:p>
+        </w:tc>
+        <w:tc>
+          <w:tcPr>
+            <w:tcW w:type="dxa" w:w="2200"/>
+            <w:tcBorders>
+              <w:top w:val="single" w:color="D4C4B0" w:sz="1"/>
+              <w:left w:val="single" w:color="D4C4B0" w:sz="1"/>
+              <w:bottom w:val="single" w:color="D4C4B0" w:sz="1"/>
+              <w:right w:val="single" w:color="D4C4B0" w:sz="1"/>
+            </w:tcBorders>
+            <w:shd w:fill="EAF2EC" w:val="clear"/>
+            <w:tcMar>
+              <w:top w:type="dxa" w:w="60"/>
+              <w:left w:type="dxa" w:w="120"/>
+              <w:bottom w:type="dxa" w:w="60"/>
+              <w:right w:type="dxa" w:w="120"/>
+            </w:tcMar>
+          </w:tcPr>
+          <w:p>
+            <w:pPr>
+              <w:jc w:val="center"/>
+            </w:pPr>
+            <w:r>
+              <w:rPr>
+                <w:rFonts w:ascii="Arial" w:cs="Arial" w:eastAsia="Arial" w:hAnsi="Arial"/>
+                <w:color w:val="786E64"/>
+                <w:sz w:val="17"/>
+                <w:szCs w:val="17"/>
+              </w:rPr>
+              <w:t xml:space="preserve">8-12 hrs/week</w:t>
+            </w:r>
+          </w:p>
+        </w:tc>
+        <w:tc>
+          <w:tcPr>
+            <w:tcW w:type="dxa" w:w="2160"/>
+            <w:tcBorders>
+              <w:top w:val="single" w:color="D4C4B0" w:sz="1"/>
+              <w:left w:val="single" w:color="D4C4B0" w:sz="1"/>
+              <w:bottom w:val="single" w:color="D4C4B0" w:sz="1"/>
+              <w:right w:val="single" w:color="D4C4B0" w:sz="1"/>
+            </w:tcBorders>
+            <w:shd w:fill="EAF2EC" w:val="clear"/>
+            <w:tcMar>
+              <w:top w:type="dxa" w:w="60"/>
+              <w:left w:type="dxa" w:w="120"/>
+              <w:bottom w:type="dxa" w:w="60"/>
+              <w:right w:type="dxa" w:w="120"/>
+            </w:tcMar>
+          </w:tcPr>
+          <w:p>
+            <w:r>
+              <w:rPr>
+                <w:rFonts w:ascii="Arial" w:cs="Arial" w:eastAsia="Arial" w:hAnsi="Arial"/>
+                <w:color w:val="786E64"/>
+                <w:sz w:val="16"/>
+                <w:szCs w:val="16"/>
+              </w:rPr>
+              <w:t xml:space="preserve">Decreases as frameworks and referral engine mature</w:t>
+            </w:r>
+          </w:p>
+        </w:tc>
+      </w:tr>
+      <w:tr>
+        <w:tc>
+          <w:tcPr>
+            <w:tcW w:type="dxa" w:w="2800"/>
+            <w:tcBorders>
+              <w:top w:val="single" w:color="D4C4B0" w:sz="1"/>
+              <w:left w:val="single" w:color="D4C4B0" w:sz="1"/>
+              <w:bottom w:val="single" w:color="D4C4B0" w:sz="1"/>
+              <w:right w:val="single" w:color="D4C4B0" w:sz="1"/>
+            </w:tcBorders>
+            <w:shd w:fill="FFFFFF" w:val="clear"/>
+            <w:tcMar>
+              <w:top w:type="dxa" w:w="60"/>
+              <w:left w:type="dxa" w:w="120"/>
+              <w:bottom w:type="dxa" w:w="60"/>
+              <w:right w:type="dxa" w:w="120"/>
+            </w:tcMar>
+          </w:tcPr>
+          <w:p>
+            <w:r>
+              <w:rPr>
+                <w:rFonts w:ascii="Arial" w:cs="Arial" w:eastAsia="Arial" w:hAnsi="Arial"/>
+                <w:b/>
+                <w:bCs/>
+                <w:color w:val="313131"/>
+                <w:sz w:val="17"/>
+                <w:szCs w:val="17"/>
+              </w:rPr>
+              <w:t xml:space="preserve">Startup Costs</w:t>
+            </w:r>
+          </w:p>
+        </w:tc>
+        <w:tc>
+          <w:tcPr>
+            <w:tcW w:type="dxa" w:w="2200"/>
+            <w:tcBorders>
+              <w:top w:val="single" w:color="D4C4B0" w:sz="1"/>
+              <w:left w:val="single" w:color="D4C4B0" w:sz="1"/>
+              <w:bottom w:val="single" w:color="D4C4B0" w:sz="1"/>
+              <w:right w:val="single" w:color="D4C4B0" w:sz="1"/>
+            </w:tcBorders>
+            <w:shd w:fill="FFFFFF" w:val="clear"/>
+            <w:tcMar>
+              <w:top w:type="dxa" w:w="60"/>
+              <w:left w:type="dxa" w:w="120"/>
+              <w:bottom w:type="dxa" w:w="60"/>
+              <w:right w:type="dxa" w:w="120"/>
+            </w:tcMar>
+          </w:tcPr>
+          <w:p>
+            <w:pPr>
+              <w:jc w:val="center"/>
+            </w:pPr>
+            <w:r>
+              <w:rPr>
+                <w:rFonts w:ascii="Arial" w:cs="Arial" w:eastAsia="Arial" w:hAnsi="Arial"/>
+                <w:color w:val="786E64"/>
+                <w:sz w:val="17"/>
+                <w:szCs w:val="17"/>
+              </w:rPr>
+              <w:t xml:space="preserve">$2-5K</w:t>
+            </w:r>
+          </w:p>
+        </w:tc>
+        <w:tc>
+          <w:tcPr>
+            <w:tcW w:type="dxa" w:w="2200"/>
+            <w:tcBorders>
+              <w:top w:val="single" w:color="D4C4B0" w:sz="1"/>
+              <w:left w:val="single" w:color="D4C4B0" w:sz="1"/>
+              <w:bottom w:val="single" w:color="D4C4B0" w:sz="1"/>
+              <w:right w:val="single" w:color="D4C4B0" w:sz="1"/>
+            </w:tcBorders>
+            <w:shd w:fill="FFFFFF" w:val="clear"/>
+            <w:tcMar>
+              <w:top w:type="dxa" w:w="60"/>
+              <w:left w:type="dxa" w:w="120"/>
+              <w:bottom w:type="dxa" w:w="60"/>
+              <w:right w:type="dxa" w:w="120"/>
+            </w:tcMar>
+          </w:tcPr>
+          <w:p>
+            <w:pPr>
+              <w:jc w:val="center"/>
+            </w:pPr>
+            <w:r>
+              <w:rPr>
+                <w:rFonts w:ascii="Arial" w:cs="Arial" w:eastAsia="Arial" w:hAnsi="Arial"/>
+                <w:color w:val="786E64"/>
+                <w:sz w:val="17"/>
+                <w:szCs w:val="17"/>
+              </w:rPr>
+              <w:t xml:space="preserve">Minimal</w:t>
+            </w:r>
+          </w:p>
+        </w:tc>
+        <w:tc>
+          <w:tcPr>
+            <w:tcW w:type="dxa" w:w="2160"/>
+            <w:tcBorders>
+              <w:top w:val="single" w:color="D4C4B0" w:sz="1"/>
+              <w:left w:val="single" w:color="D4C4B0" w:sz="1"/>
+              <w:bottom w:val="single" w:color="D4C4B0" w:sz="1"/>
+              <w:right w:val="single" w:color="D4C4B0" w:sz="1"/>
+            </w:tcBorders>
+            <w:shd w:fill="FFFFFF" w:val="clear"/>
+            <w:tcMar>
+              <w:top w:type="dxa" w:w="60"/>
+              <w:left w:type="dxa" w:w="120"/>
+              <w:bottom w:type="dxa" w:w="60"/>
+              <w:right w:type="dxa" w:w="120"/>
+            </w:tcMar>
+          </w:tcPr>
+          <w:p>
+            <w:r>
+              <w:rPr>
+                <w:rFonts w:ascii="Arial" w:cs="Arial" w:eastAsia="Arial" w:hAnsi="Arial"/>
+                <w:color w:val="786E64"/>
+                <w:sz w:val="16"/>
+                <w:szCs w:val="16"/>
+              </w:rPr>
+              <w:t xml:space="preserve">LLC, website, basic marketing materials</w:t>
+            </w:r>
+          </w:p>
+        </w:tc>
+      </w:tr>
+      <w:tr>
+        <w:tc>
+          <w:tcPr>
+            <w:tcW w:type="dxa" w:w="2800"/>
+            <w:tcBorders>
+              <w:top w:val="single" w:color="D4C4B0" w:sz="1"/>
+              <w:left w:val="single" w:color="D4C4B0" w:sz="1"/>
+              <w:bottom w:val="single" w:color="D4C4B0" w:sz="1"/>
+              <w:right w:val="single" w:color="D4C4B0" w:sz="1"/>
+            </w:tcBorders>
+            <w:shd w:fill="EAF2EC" w:val="clear"/>
+            <w:tcMar>
+              <w:top w:type="dxa" w:w="60"/>
+              <w:left w:type="dxa" w:w="120"/>
+              <w:bottom w:type="dxa" w:w="60"/>
+              <w:right w:type="dxa" w:w="120"/>
+            </w:tcMar>
+          </w:tcPr>
+          <w:p>
+            <w:r>
+              <w:rPr>
+                <w:rFonts w:ascii="Arial" w:cs="Arial" w:eastAsia="Arial" w:hAnsi="Arial"/>
+                <w:b/>
+                <w:bCs/>
+                <w:color w:val="313131"/>
+                <w:sz w:val="17"/>
+                <w:szCs w:val="17"/>
+              </w:rPr>
+              <w:t xml:space="preserve">Diagnostic Sprint</w:t>
+            </w:r>
+          </w:p>
+        </w:tc>
+        <w:tc>
+          <w:tcPr>
+            <w:tcW w:type="dxa" w:w="2200"/>
+            <w:tcBorders>
+              <w:top w:val="single" w:color="D4C4B0" w:sz="1"/>
+              <w:left w:val="single" w:color="D4C4B0" w:sz="1"/>
+              <w:bottom w:val="single" w:color="D4C4B0" w:sz="1"/>
+              <w:right w:val="single" w:color="D4C4B0" w:sz="1"/>
+            </w:tcBorders>
+            <w:shd w:fill="EAF2EC" w:val="clear"/>
+            <w:tcMar>
+              <w:top w:type="dxa" w:w="60"/>
+              <w:left w:type="dxa" w:w="120"/>
+              <w:bottom w:type="dxa" w:w="60"/>
+              <w:right w:type="dxa" w:w="120"/>
+            </w:tcMar>
+          </w:tcPr>
+          <w:p>
+            <w:pPr>
+              <w:jc w:val="center"/>
+            </w:pPr>
+            <w:r>
+              <w:rPr>
+                <w:rFonts w:ascii="Arial" w:cs="Arial" w:eastAsia="Arial" w:hAnsi="Arial"/>
+                <w:color w:val="786E64"/>
+                <w:sz w:val="17"/>
+                <w:szCs w:val="17"/>
+              </w:rPr>
+              <w:t xml:space="preserve">$5-15K per</w:t>
+            </w:r>
+          </w:p>
+        </w:tc>
+        <w:tc>
+          <w:tcPr>
+            <w:tcW w:type="dxa" w:w="2200"/>
+            <w:tcBorders>
+              <w:top w:val="single" w:color="D4C4B0" w:sz="1"/>
+              <w:left w:val="single" w:color="D4C4B0" w:sz="1"/>
+              <w:bottom w:val="single" w:color="D4C4B0" w:sz="1"/>
+              <w:right w:val="single" w:color="D4C4B0" w:sz="1"/>
+            </w:tcBorders>
+            <w:shd w:fill="EAF2EC" w:val="clear"/>
+            <w:tcMar>
+              <w:top w:type="dxa" w:w="60"/>
+              <w:left w:type="dxa" w:w="120"/>
+              <w:bottom w:type="dxa" w:w="60"/>
+              <w:right w:type="dxa" w:w="120"/>
+            </w:tcMar>
+          </w:tcPr>
+          <w:p>
+            <w:pPr>
+              <w:jc w:val="center"/>
+            </w:pPr>
+            <w:r>
+              <w:rPr>
+                <w:rFonts w:ascii="Arial" w:cs="Arial" w:eastAsia="Arial" w:hAnsi="Arial"/>
+                <w:color w:val="786E64"/>
+                <w:sz w:val="17"/>
+                <w:szCs w:val="17"/>
+              </w:rPr>
+              <w:t xml:space="preserve">$15-25K per</w:t>
+            </w:r>
+          </w:p>
+        </w:tc>
+        <w:tc>
+          <w:tcPr>
+            <w:tcW w:type="dxa" w:w="2160"/>
+            <w:tcBorders>
+              <w:top w:val="single" w:color="D4C4B0" w:sz="1"/>
+              <w:left w:val="single" w:color="D4C4B0" w:sz="1"/>
+              <w:bottom w:val="single" w:color="D4C4B0" w:sz="1"/>
+              <w:right w:val="single" w:color="D4C4B0" w:sz="1"/>
+            </w:tcBorders>
+            <w:shd w:fill="EAF2EC" w:val="clear"/>
+            <w:tcMar>
+              <w:top w:type="dxa" w:w="60"/>
+              <w:left w:type="dxa" w:w="120"/>
+              <w:bottom w:type="dxa" w:w="60"/>
+              <w:right w:type="dxa" w:w="120"/>
+            </w:tcMar>
+          </w:tcPr>
+          <w:p>
+            <w:r>
+              <w:rPr>
+                <w:rFonts w:ascii="Arial" w:cs="Arial" w:eastAsia="Arial" w:hAnsi="Arial"/>
+                <w:color w:val="786E64"/>
+                <w:sz w:val="16"/>
+                <w:szCs w:val="16"/>
+              </w:rPr>
+              <w:t xml:space="preserve">2-4 week engagement; 3-5 per year</w:t>
+            </w:r>
+          </w:p>
+        </w:tc>
+      </w:tr>
+      <w:tr>
+        <w:tc>
+          <w:tcPr>
+            <w:tcW w:type="dxa" w:w="2800"/>
+            <w:tcBorders>
+              <w:top w:val="single" w:color="D4C4B0" w:sz="1"/>
+              <w:left w:val="single" w:color="D4C4B0" w:sz="1"/>
+              <w:bottom w:val="single" w:color="D4C4B0" w:sz="1"/>
+              <w:right w:val="single" w:color="D4C4B0" w:sz="1"/>
+            </w:tcBorders>
+            <w:shd w:fill="FFFFFF" w:val="clear"/>
+            <w:tcMar>
+              <w:top w:type="dxa" w:w="60"/>
+              <w:left w:type="dxa" w:w="120"/>
+              <w:bottom w:type="dxa" w:w="60"/>
+              <w:right w:type="dxa" w:w="120"/>
+            </w:tcMar>
+          </w:tcPr>
+          <w:p>
+            <w:r>
+              <w:rPr>
+                <w:rFonts w:ascii="Arial" w:cs="Arial" w:eastAsia="Arial" w:hAnsi="Arial"/>
+                <w:b/>
+                <w:bCs/>
+                <w:color w:val="313131"/>
+                <w:sz w:val="17"/>
+                <w:szCs w:val="17"/>
+              </w:rPr>
+              <w:t xml:space="preserve">Retainer Clients</w:t>
+            </w:r>
+          </w:p>
+        </w:tc>
+        <w:tc>
+          <w:tcPr>
+            <w:tcW w:type="dxa" w:w="2200"/>
+            <w:tcBorders>
+              <w:top w:val="single" w:color="D4C4B0" w:sz="1"/>
+              <w:left w:val="single" w:color="D4C4B0" w:sz="1"/>
+              <w:bottom w:val="single" w:color="D4C4B0" w:sz="1"/>
+              <w:right w:val="single" w:color="D4C4B0" w:sz="1"/>
+            </w:tcBorders>
+            <w:shd w:fill="FFFFFF" w:val="clear"/>
+            <w:tcMar>
+              <w:top w:type="dxa" w:w="60"/>
+              <w:left w:type="dxa" w:w="120"/>
+              <w:bottom w:type="dxa" w:w="60"/>
+              <w:right w:type="dxa" w:w="120"/>
+            </w:tcMar>
+          </w:tcPr>
+          <w:p>
+            <w:pPr>
+              <w:jc w:val="center"/>
+            </w:pPr>
+            <w:r>
+              <w:rPr>
+                <w:rFonts w:ascii="Arial" w:cs="Arial" w:eastAsia="Arial" w:hAnsi="Arial"/>
+                <w:color w:val="786E64"/>
+                <w:sz w:val="17"/>
+                <w:szCs w:val="17"/>
+              </w:rPr>
+              <w:t xml:space="preserve">2-3 clients</w:t>
+            </w:r>
+          </w:p>
+        </w:tc>
+        <w:tc>
+          <w:tcPr>
+            <w:tcW w:type="dxa" w:w="2200"/>
+            <w:tcBorders>
+              <w:top w:val="single" w:color="D4C4B0" w:sz="1"/>
+              <w:left w:val="single" w:color="D4C4B0" w:sz="1"/>
+              <w:bottom w:val="single" w:color="D4C4B0" w:sz="1"/>
+              <w:right w:val="single" w:color="D4C4B0" w:sz="1"/>
+            </w:tcBorders>
+            <w:shd w:fill="FFFFFF" w:val="clear"/>
+            <w:tcMar>
+              <w:top w:type="dxa" w:w="60"/>
+              <w:left w:type="dxa" w:w="120"/>
+              <w:bottom w:type="dxa" w:w="60"/>
+              <w:right w:type="dxa" w:w="120"/>
+            </w:tcMar>
+          </w:tcPr>
+          <w:p>
+            <w:pPr>
+              <w:jc w:val="center"/>
+            </w:pPr>
+            <w:r>
+              <w:rPr>
+                <w:rFonts w:ascii="Arial" w:cs="Arial" w:eastAsia="Arial" w:hAnsi="Arial"/>
+                <w:color w:val="786E64"/>
+                <w:sz w:val="17"/>
+                <w:szCs w:val="17"/>
+              </w:rPr>
+              <w:t xml:space="preserve">4-6 clients</w:t>
+            </w:r>
+          </w:p>
+        </w:tc>
+        <w:tc>
+          <w:tcPr>
+            <w:tcW w:type="dxa" w:w="2160"/>
+            <w:tcBorders>
+              <w:top w:val="single" w:color="D4C4B0" w:sz="1"/>
+              <w:left w:val="single" w:color="D4C4B0" w:sz="1"/>
+              <w:bottom w:val="single" w:color="D4C4B0" w:sz="1"/>
+              <w:right w:val="single" w:color="D4C4B0" w:sz="1"/>
+            </w:tcBorders>
+            <w:shd w:fill="FFFFFF" w:val="clear"/>
+            <w:tcMar>
+              <w:top w:type="dxa" w:w="60"/>
+              <w:left w:type="dxa" w:w="120"/>
+              <w:bottom w:type="dxa" w:w="60"/>
+              <w:right w:type="dxa" w:w="120"/>
+            </w:tcMar>
+          </w:tcPr>
+          <w:p>
+            <w:r>
+              <w:rPr>
+                <w:rFonts w:ascii="Arial" w:cs="Arial" w:eastAsia="Arial" w:hAnsi="Arial"/>
+                <w:color w:val="786E64"/>
+                <w:sz w:val="16"/>
+                <w:szCs w:val="16"/>
+              </w:rPr>
+              <w:t xml:space="preserve">$3-8K/month per client</w:t>
+            </w:r>
+          </w:p>
+        </w:tc>
+      </w:tr>
+      <w:tr>
+        <w:tc>
+          <w:tcPr>
+            <w:tcW w:type="dxa" w:w="2800"/>
+            <w:tcBorders>
+              <w:top w:val="single" w:color="D4C4B0" w:sz="1"/>
+              <w:left w:val="single" w:color="D4C4B0" w:sz="1"/>
+              <w:bottom w:val="single" w:color="D4C4B0" w:sz="1"/>
+              <w:right w:val="single" w:color="D4C4B0" w:sz="1"/>
+            </w:tcBorders>
+            <w:shd w:fill="EAF2EC" w:val="clear"/>
+            <w:tcMar>
+              <w:top w:type="dxa" w:w="60"/>
+              <w:left w:type="dxa" w:w="120"/>
+              <w:bottom w:type="dxa" w:w="60"/>
+              <w:right w:type="dxa" w:w="120"/>
+            </w:tcMar>
+          </w:tcPr>
+          <w:p>
+            <w:r>
+              <w:rPr>
+                <w:rFonts w:ascii="Arial" w:cs="Arial" w:eastAsia="Arial" w:hAnsi="Arial"/>
+                <w:b/>
+                <w:bCs/>
+                <w:color w:val="313131"/>
+                <w:sz w:val="17"/>
+                <w:szCs w:val="17"/>
+              </w:rPr>
+              <w:t xml:space="preserve">Project Engagements</w:t>
+            </w:r>
+          </w:p>
+        </w:tc>
+        <w:tc>
+          <w:tcPr>
+            <w:tcW w:type="dxa" w:w="2200"/>
+            <w:tcBorders>
+              <w:top w:val="single" w:color="D4C4B0" w:sz="1"/>
+              <w:left w:val="single" w:color="D4C4B0" w:sz="1"/>
+              <w:bottom w:val="single" w:color="D4C4B0" w:sz="1"/>
+              <w:right w:val="single" w:color="D4C4B0" w:sz="1"/>
+            </w:tcBorders>
+            <w:shd w:fill="EAF2EC" w:val="clear"/>
+            <w:tcMar>
+              <w:top w:type="dxa" w:w="60"/>
+              <w:left w:type="dxa" w:w="120"/>
+              <w:bottom w:type="dxa" w:w="60"/>
+              <w:right w:type="dxa" w:w="120"/>
+            </w:tcMar>
+          </w:tcPr>
+          <w:p>
+            <w:pPr>
+              <w:jc w:val="center"/>
+            </w:pPr>
+            <w:r>
+              <w:rPr>
+                <w:rFonts w:ascii="Arial" w:cs="Arial" w:eastAsia="Arial" w:hAnsi="Arial"/>
+                <w:color w:val="786E64"/>
+                <w:sz w:val="17"/>
+                <w:szCs w:val="17"/>
+              </w:rPr>
+              <w:t xml:space="preserve">$10-25K per</w:t>
+            </w:r>
+          </w:p>
+        </w:tc>
+        <w:tc>
+          <w:tcPr>
+            <w:tcW w:type="dxa" w:w="2200"/>
+            <w:tcBorders>
+              <w:top w:val="single" w:color="D4C4B0" w:sz="1"/>
+              <w:left w:val="single" w:color="D4C4B0" w:sz="1"/>
+              <w:bottom w:val="single" w:color="D4C4B0" w:sz="1"/>
+              <w:right w:val="single" w:color="D4C4B0" w:sz="1"/>
+            </w:tcBorders>
+            <w:shd w:fill="EAF2EC" w:val="clear"/>
+            <w:tcMar>
+              <w:top w:type="dxa" w:w="60"/>
+              <w:left w:type="dxa" w:w="120"/>
+              <w:bottom w:type="dxa" w:w="60"/>
+              <w:right w:type="dxa" w:w="120"/>
+            </w:tcMar>
+          </w:tcPr>
+          <w:p>
+            <w:pPr>
+              <w:jc w:val="center"/>
+            </w:pPr>
+            <w:r>
+              <w:rPr>
+                <w:rFonts w:ascii="Arial" w:cs="Arial" w:eastAsia="Arial" w:hAnsi="Arial"/>
+                <w:color w:val="786E64"/>
+                <w:sz w:val="17"/>
+                <w:szCs w:val="17"/>
+              </w:rPr>
+              <w:t xml:space="preserve">$25-50K per</w:t>
+            </w:r>
+          </w:p>
+        </w:tc>
+        <w:tc>
+          <w:tcPr>
+            <w:tcW w:type="dxa" w:w="2160"/>
+            <w:tcBorders>
+              <w:top w:val="single" w:color="D4C4B0" w:sz="1"/>
+              <w:left w:val="single" w:color="D4C4B0" w:sz="1"/>
+              <w:bottom w:val="single" w:color="D4C4B0" w:sz="1"/>
+              <w:right w:val="single" w:color="D4C4B0" w:sz="1"/>
+            </w:tcBorders>
+            <w:shd w:fill="EAF2EC" w:val="clear"/>
+            <w:tcMar>
+              <w:top w:type="dxa" w:w="60"/>
+              <w:left w:type="dxa" w:w="120"/>
+              <w:bottom w:type="dxa" w:w="60"/>
+              <w:right w:type="dxa" w:w="120"/>
+            </w:tcMar>
+          </w:tcPr>
+          <w:p>
+            <w:r>
+              <w:rPr>
+                <w:rFonts w:ascii="Arial" w:cs="Arial" w:eastAsia="Arial" w:hAnsi="Arial"/>
+                <w:color w:val="786E64"/>
+                <w:sz w:val="16"/>
+                <w:szCs w:val="16"/>
+              </w:rPr>
+              <w:t xml:space="preserve">Capital raises, restructurings, M&amp;A prep</w:t>
+            </w:r>
+          </w:p>
+        </w:tc>
+      </w:tr>
+      <w:tr>
+        <w:tc>
+          <w:tcPr>
+            <w:tcW w:type="dxa" w:w="2800"/>
+            <w:tcBorders>
+              <w:top w:val="single" w:color="D4C4B0" w:sz="1"/>
+              <w:left w:val="single" w:color="D4C4B0" w:sz="1"/>
+              <w:bottom w:val="single" w:color="D4C4B0" w:sz="1"/>
+              <w:right w:val="single" w:color="D4C4B0" w:sz="1"/>
+            </w:tcBorders>
+            <w:shd w:fill="FFFFFF" w:val="clear"/>
+            <w:tcMar>
+              <w:top w:type="dxa" w:w="60"/>
+              <w:left w:type="dxa" w:w="120"/>
+              <w:bottom w:type="dxa" w:w="60"/>
+              <w:right w:type="dxa" w:w="120"/>
+            </w:tcMar>
+          </w:tcPr>
+          <w:p>
+            <w:r>
+              <w:rPr>
+                <w:rFonts w:ascii="Arial" w:cs="Arial" w:eastAsia="Arial" w:hAnsi="Arial"/>
+                <w:b/>
+                <w:bCs/>
+                <w:color w:val="313131"/>
+                <w:sz w:val="17"/>
+                <w:szCs w:val="17"/>
+              </w:rPr>
+              <w:t xml:space="preserve">Equity/Upside Deals</w:t>
+            </w:r>
+          </w:p>
+        </w:tc>
+        <w:tc>
+          <w:tcPr>
+            <w:tcW w:type="dxa" w:w="2200"/>
+            <w:tcBorders>
+              <w:top w:val="single" w:color="D4C4B0" w:sz="1"/>
+              <w:left w:val="single" w:color="D4C4B0" w:sz="1"/>
+              <w:bottom w:val="single" w:color="D4C4B0" w:sz="1"/>
+              <w:right w:val="single" w:color="D4C4B0" w:sz="1"/>
+            </w:tcBorders>
+            <w:shd w:fill="FFFFFF" w:val="clear"/>
+            <w:tcMar>
+              <w:top w:type="dxa" w:w="60"/>
+              <w:left w:type="dxa" w:w="120"/>
+              <w:bottom w:type="dxa" w:w="60"/>
+              <w:right w:type="dxa" w:w="120"/>
+            </w:tcMar>
+          </w:tcPr>
+          <w:p>
+            <w:pPr>
+              <w:jc w:val="center"/>
+            </w:pPr>
+            <w:r>
+              <w:rPr>
+                <w:rFonts w:ascii="Arial" w:cs="Arial" w:eastAsia="Arial" w:hAnsi="Arial"/>
+                <w:color w:val="786E64"/>
+                <w:sz w:val="17"/>
+                <w:szCs w:val="17"/>
+              </w:rPr>
+              <w:t xml:space="preserve">$0</w:t>
+            </w:r>
+          </w:p>
+        </w:tc>
+        <w:tc>
+          <w:tcPr>
+            <w:tcW w:type="dxa" w:w="2200"/>
+            <w:tcBorders>
+              <w:top w:val="single" w:color="D4C4B0" w:sz="1"/>
+              <w:left w:val="single" w:color="D4C4B0" w:sz="1"/>
+              <w:bottom w:val="single" w:color="D4C4B0" w:sz="1"/>
+              <w:right w:val="single" w:color="D4C4B0" w:sz="1"/>
+            </w:tcBorders>
+            <w:shd w:fill="FFFFFF" w:val="clear"/>
+            <w:tcMar>
+              <w:top w:type="dxa" w:w="60"/>
+              <w:left w:type="dxa" w:w="120"/>
+              <w:bottom w:type="dxa" w:w="60"/>
+              <w:right w:type="dxa" w:w="120"/>
+            </w:tcMar>
+          </w:tcPr>
+          <w:p>
+            <w:pPr>
+              <w:jc w:val="center"/>
+            </w:pPr>
+            <w:r>
+              <w:rPr>
+                <w:rFonts w:ascii="Arial" w:cs="Arial" w:eastAsia="Arial" w:hAnsi="Arial"/>
+                <w:color w:val="786E64"/>
+                <w:sz w:val="17"/>
+                <w:szCs w:val="17"/>
+              </w:rPr>
+              <w:t xml:space="preserve">Variable</w:t>
+            </w:r>
+          </w:p>
+        </w:tc>
+        <w:tc>
+          <w:tcPr>
+            <w:tcW w:type="dxa" w:w="2160"/>
+            <w:tcBorders>
+              <w:top w:val="single" w:color="D4C4B0" w:sz="1"/>
+              <w:left w:val="single" w:color="D4C4B0" w:sz="1"/>
+              <w:bottom w:val="single" w:color="D4C4B0" w:sz="1"/>
+              <w:right w:val="single" w:color="D4C4B0" w:sz="1"/>
+            </w:tcBorders>
+            <w:shd w:fill="FFFFFF" w:val="clear"/>
+            <w:tcMar>
+              <w:top w:type="dxa" w:w="60"/>
+              <w:left w:type="dxa" w:w="120"/>
+              <w:bottom w:type="dxa" w:w="60"/>
+              <w:right w:type="dxa" w:w="120"/>
+            </w:tcMar>
+          </w:tcPr>
+          <w:p>
+            <w:r>
+              <w:rPr>
+                <w:rFonts w:ascii="Arial" w:cs="Arial" w:eastAsia="Arial" w:hAnsi="Arial"/>
+                <w:color w:val="786E64"/>
+                <w:sz w:val="16"/>
+                <w:szCs w:val="16"/>
+              </w:rPr>
+              <w:t xml:space="preserve">Select clients may offer equity for advisory; long-term upside</w:t>
+            </w:r>
+          </w:p>
+        </w:tc>
+      </w:tr>
+      <w:tr>
+        <w:tc>
+          <w:tcPr>
+            <w:tcW w:type="dxa" w:w="2800"/>
+            <w:tcBorders>
+              <w:top w:val="single" w:color="D4C4B0" w:sz="1"/>
+              <w:left w:val="single" w:color="D4C4B0" w:sz="1"/>
+              <w:bottom w:val="single" w:color="D4C4B0" w:sz="1"/>
+              <w:right w:val="single" w:color="D4C4B0" w:sz="1"/>
+            </w:tcBorders>
+            <w:shd w:fill="EAF2EC" w:val="clear"/>
+            <w:tcMar>
+              <w:top w:type="dxa" w:w="60"/>
+              <w:left w:type="dxa" w:w="120"/>
+              <w:bottom w:type="dxa" w:w="60"/>
+              <w:right w:type="dxa" w:w="120"/>
+            </w:tcMar>
+          </w:tcPr>
+          <w:p>
+            <w:r>
+              <w:rPr>
+                <w:rFonts w:ascii="Arial" w:cs="Arial" w:eastAsia="Arial" w:hAnsi="Arial"/>
+                <w:b/>
+                <w:bCs/>
+                <w:color w:val="313131"/>
+                <w:sz w:val="17"/>
+                <w:szCs w:val="17"/>
+              </w:rPr>
+              <w:t xml:space="preserve">Total Potential Income</w:t>
+            </w:r>
+          </w:p>
+        </w:tc>
+        <w:tc>
+          <w:tcPr>
+            <w:tcW w:type="dxa" w:w="2200"/>
+            <w:tcBorders>
+              <w:top w:val="single" w:color="D4C4B0" w:sz="1"/>
+              <w:left w:val="single" w:color="D4C4B0" w:sz="1"/>
+              <w:bottom w:val="single" w:color="D4C4B0" w:sz="1"/>
+              <w:right w:val="single" w:color="D4C4B0" w:sz="1"/>
+            </w:tcBorders>
+            <w:shd w:fill="EAF2EC" w:val="clear"/>
+            <w:tcMar>
+              <w:top w:type="dxa" w:w="60"/>
+              <w:left w:type="dxa" w:w="120"/>
+              <w:bottom w:type="dxa" w:w="60"/>
+              <w:right w:type="dxa" w:w="120"/>
+            </w:tcMar>
+          </w:tcPr>
+          <w:p>
+            <w:pPr>
+              <w:jc w:val="center"/>
+            </w:pPr>
+            <w:r>
+              <w:rPr>
+                <w:rFonts w:ascii="Arial" w:cs="Arial" w:eastAsia="Arial" w:hAnsi="Arial"/>
+                <w:color w:val="786E64"/>
+                <w:sz w:val="17"/>
+                <w:szCs w:val="17"/>
+              </w:rPr>
+              <w:t xml:space="preserve">$75-200K</w:t>
+            </w:r>
+          </w:p>
+        </w:tc>
+        <w:tc>
+          <w:tcPr>
+            <w:tcW w:type="dxa" w:w="2200"/>
+            <w:tcBorders>
+              <w:top w:val="single" w:color="D4C4B0" w:sz="1"/>
+              <w:left w:val="single" w:color="D4C4B0" w:sz="1"/>
+              <w:bottom w:val="single" w:color="D4C4B0" w:sz="1"/>
+              <w:right w:val="single" w:color="D4C4B0" w:sz="1"/>
+            </w:tcBorders>
+            <w:shd w:fill="EAF2EC" w:val="clear"/>
+            <w:tcMar>
+              <w:top w:type="dxa" w:w="60"/>
+              <w:left w:type="dxa" w:w="120"/>
+              <w:bottom w:type="dxa" w:w="60"/>
+              <w:right w:type="dxa" w:w="120"/>
+            </w:tcMar>
+          </w:tcPr>
+          <w:p>
+            <w:pPr>
+              <w:jc w:val="center"/>
+            </w:pPr>
+            <w:r>
+              <w:rPr>
+                <w:rFonts w:ascii="Arial" w:cs="Arial" w:eastAsia="Arial" w:hAnsi="Arial"/>
+                <w:color w:val="786E64"/>
+                <w:sz w:val="17"/>
+                <w:szCs w:val="17"/>
+              </w:rPr>
+              <w:t xml:space="preserve">$200-500K+</w:t>
+            </w:r>
+          </w:p>
+        </w:tc>
+        <w:tc>
+          <w:tcPr>
+            <w:tcW w:type="dxa" w:w="2160"/>
+            <w:tcBorders>
+              <w:top w:val="single" w:color="D4C4B0" w:sz="1"/>
+              <w:left w:val="single" w:color="D4C4B0" w:sz="1"/>
+              <w:bottom w:val="single" w:color="D4C4B0" w:sz="1"/>
+              <w:right w:val="single" w:color="D4C4B0" w:sz="1"/>
+            </w:tcBorders>
+            <w:shd w:fill="EAF2EC" w:val="clear"/>
+            <w:tcMar>
+              <w:top w:type="dxa" w:w="60"/>
+              <w:left w:type="dxa" w:w="120"/>
+              <w:bottom w:type="dxa" w:w="60"/>
+              <w:right w:type="dxa" w:w="120"/>
+            </w:tcMar>
+          </w:tcPr>
+          <w:p>
+            <w:r>
+              <w:rPr>
+                <w:rFonts w:ascii="Arial" w:cs="Arial" w:eastAsia="Arial" w:hAnsi="Arial"/>
+                <w:color w:val="786E64"/>
+                <w:sz w:val="16"/>
+                <w:szCs w:val="16"/>
+              </w:rPr>
+              <w:t xml:space="preserve">Retainers provide base; projects provide peaks</w:t>
+            </w:r>
+          </w:p>
+        </w:tc>
+      </w:tr>
+    </w:tbl>
+    <w:p>
       <w:r>
         <w:br w:type="page"/>
       </w:r>
@@ -6732,6 +11274,1221 @@
                 <w:szCs w:val="17"/>
               </w:rPr>
               <w:t xml:space="preserve">Months 9-12</w:t>
+            </w:r>
+          </w:p>
+        </w:tc>
+      </w:tr>
+    </w:tbl>
+    <w:p>
+      <w:pPr>
+        <w:spacing w:before="400" w:after="0"/>
+      </w:pPr>
+    </w:p>
+    <w:p>
+      <w:pPr>
+        <w:pBdr>
+          <w:bottom w:val="single" w:color="4A6741" w:sz="4" w:space="1"/>
+        </w:pBdr>
+        <w:spacing w:before="0" w:after="80"/>
+      </w:pPr>
+      <w:r>
+        <w:rPr>
+          <w:rFonts w:ascii="Arial" w:cs="Arial" w:eastAsia="Arial" w:hAnsi="Arial"/>
+          <w:b/>
+          <w:bCs/>
+          <w:color w:val="4A6741"/>
+          <w:spacing w:val="60"/>
+          <w:sz w:val="22"/>
+          <w:szCs w:val="22"/>
+        </w:rPr>
+        <w:t xml:space="preserve">ROI PROJECTIONS</w:t>
+      </w:r>
+    </w:p>
+    <w:p>
+      <w:pPr>
+        <w:spacing w:before="100" w:after="0"/>
+      </w:pPr>
+    </w:p>
+    <w:p>
+      <w:pPr>
+        <w:spacing w:after="200"/>
+      </w:pPr>
+      <w:r>
+        <w:rPr>
+          <w:rFonts w:ascii="Arial" w:cs="Arial" w:eastAsia="Arial" w:hAnsi="Arial"/>
+          <w:i/>
+          <w:iCs/>
+          <w:color w:val="786E64"/>
+          <w:sz w:val="18"/>
+          <w:szCs w:val="18"/>
+        </w:rPr>
+        <w:t xml:space="preserve">Conservative-to-moderate projections based on comparable businesses. Actual results depend on execution consistency, market conditions, and network activation.</w:t>
+      </w:r>
+    </w:p>
+    <w:tbl>
+      <w:tblPr>
+        <w:tblW w:type="dxa" w:w="9360"/>
+        <w:tblBorders>
+          <w:top w:val="single" w:color="auto" w:sz="4"/>
+          <w:left w:val="single" w:color="auto" w:sz="4"/>
+          <w:bottom w:val="single" w:color="auto" w:sz="4"/>
+          <w:right w:val="single" w:color="auto" w:sz="4"/>
+          <w:insideH w:val="single" w:color="auto" w:sz="4"/>
+          <w:insideV w:val="single" w:color="auto" w:sz="4"/>
+        </w:tblBorders>
+      </w:tblPr>
+      <w:tblGrid>
+        <w:gridCol w:w="2800"/>
+        <w:gridCol w:w="2200"/>
+        <w:gridCol w:w="2200"/>
+        <w:gridCol w:w="2160"/>
+      </w:tblGrid>
+      <w:tr>
+        <w:tc>
+          <w:tcPr>
+            <w:tcW w:type="dxa" w:w="2800"/>
+            <w:tcBorders>
+              <w:top w:val="single" w:color="D4C4B0" w:sz="1"/>
+              <w:left w:val="single" w:color="D4C4B0" w:sz="1"/>
+              <w:bottom w:val="single" w:color="D4C4B0" w:sz="1"/>
+              <w:right w:val="single" w:color="D4C4B0" w:sz="1"/>
+            </w:tcBorders>
+            <w:shd w:fill="4A6741" w:val="clear"/>
+            <w:tcMar>
+              <w:top w:type="dxa" w:w="80"/>
+              <w:left w:type="dxa" w:w="120"/>
+              <w:bottom w:type="dxa" w:w="80"/>
+              <w:right w:type="dxa" w:w="120"/>
+            </w:tcMar>
+          </w:tcPr>
+          <w:p>
+            <w:pPr>
+              <w:jc w:val="center"/>
+            </w:pPr>
+            <w:r>
+              <w:rPr>
+                <w:rFonts w:ascii="Arial" w:cs="Arial" w:eastAsia="Arial" w:hAnsi="Arial"/>
+                <w:b/>
+                <w:bCs/>
+                <w:color w:val="FFFFFF"/>
+                <w:spacing w:val="40"/>
+                <w:sz w:val="15"/>
+                <w:szCs w:val="15"/>
+              </w:rPr>
+              <w:t xml:space="preserve">METRIC</w:t>
+            </w:r>
+          </w:p>
+        </w:tc>
+        <w:tc>
+          <w:tcPr>
+            <w:tcW w:type="dxa" w:w="2200"/>
+            <w:tcBorders>
+              <w:top w:val="single" w:color="D4C4B0" w:sz="1"/>
+              <w:left w:val="single" w:color="D4C4B0" w:sz="1"/>
+              <w:bottom w:val="single" w:color="D4C4B0" w:sz="1"/>
+              <w:right w:val="single" w:color="D4C4B0" w:sz="1"/>
+            </w:tcBorders>
+            <w:shd w:fill="4A6741" w:val="clear"/>
+            <w:tcMar>
+              <w:top w:type="dxa" w:w="80"/>
+              <w:left w:type="dxa" w:w="120"/>
+              <w:bottom w:type="dxa" w:w="80"/>
+              <w:right w:type="dxa" w:w="120"/>
+            </w:tcMar>
+          </w:tcPr>
+          <w:p>
+            <w:pPr>
+              <w:jc w:val="center"/>
+            </w:pPr>
+            <w:r>
+              <w:rPr>
+                <w:rFonts w:ascii="Arial" w:cs="Arial" w:eastAsia="Arial" w:hAnsi="Arial"/>
+                <w:b/>
+                <w:bCs/>
+                <w:color w:val="FFFFFF"/>
+                <w:spacing w:val="40"/>
+                <w:sz w:val="15"/>
+                <w:szCs w:val="15"/>
+              </w:rPr>
+              <w:t xml:space="preserve">YEAR 1</w:t>
+            </w:r>
+          </w:p>
+        </w:tc>
+        <w:tc>
+          <w:tcPr>
+            <w:tcW w:type="dxa" w:w="2200"/>
+            <w:tcBorders>
+              <w:top w:val="single" w:color="D4C4B0" w:sz="1"/>
+              <w:left w:val="single" w:color="D4C4B0" w:sz="1"/>
+              <w:bottom w:val="single" w:color="D4C4B0" w:sz="1"/>
+              <w:right w:val="single" w:color="D4C4B0" w:sz="1"/>
+            </w:tcBorders>
+            <w:shd w:fill="4A6741" w:val="clear"/>
+            <w:tcMar>
+              <w:top w:type="dxa" w:w="80"/>
+              <w:left w:type="dxa" w:w="120"/>
+              <w:bottom w:type="dxa" w:w="80"/>
+              <w:right w:type="dxa" w:w="120"/>
+            </w:tcMar>
+          </w:tcPr>
+          <w:p>
+            <w:pPr>
+              <w:jc w:val="center"/>
+            </w:pPr>
+            <w:r>
+              <w:rPr>
+                <w:rFonts w:ascii="Arial" w:cs="Arial" w:eastAsia="Arial" w:hAnsi="Arial"/>
+                <w:b/>
+                <w:bCs/>
+                <w:color w:val="FFFFFF"/>
+                <w:spacing w:val="40"/>
+                <w:sz w:val="15"/>
+                <w:szCs w:val="15"/>
+              </w:rPr>
+              <w:t xml:space="preserve">YEAR 2-3</w:t>
+            </w:r>
+          </w:p>
+        </w:tc>
+        <w:tc>
+          <w:tcPr>
+            <w:tcW w:type="dxa" w:w="2160"/>
+            <w:tcBorders>
+              <w:top w:val="single" w:color="D4C4B0" w:sz="1"/>
+              <w:left w:val="single" w:color="D4C4B0" w:sz="1"/>
+              <w:bottom w:val="single" w:color="D4C4B0" w:sz="1"/>
+              <w:right w:val="single" w:color="D4C4B0" w:sz="1"/>
+            </w:tcBorders>
+            <w:shd w:fill="4A6741" w:val="clear"/>
+            <w:tcMar>
+              <w:top w:type="dxa" w:w="80"/>
+              <w:left w:type="dxa" w:w="120"/>
+              <w:bottom w:type="dxa" w:w="80"/>
+              <w:right w:type="dxa" w:w="120"/>
+            </w:tcMar>
+          </w:tcPr>
+          <w:p>
+            <w:pPr>
+              <w:jc w:val="center"/>
+            </w:pPr>
+            <w:r>
+              <w:rPr>
+                <w:rFonts w:ascii="Arial" w:cs="Arial" w:eastAsia="Arial" w:hAnsi="Arial"/>
+                <w:b/>
+                <w:bCs/>
+                <w:color w:val="FFFFFF"/>
+                <w:spacing w:val="40"/>
+                <w:sz w:val="15"/>
+                <w:szCs w:val="15"/>
+              </w:rPr>
+              <w:t xml:space="preserve">NOTES</w:t>
+            </w:r>
+          </w:p>
+        </w:tc>
+      </w:tr>
+      <w:tr>
+        <w:tc>
+          <w:tcPr>
+            <w:tcW w:type="dxa" w:w="2800"/>
+            <w:tcBorders>
+              <w:top w:val="single" w:color="D4C4B0" w:sz="1"/>
+              <w:left w:val="single" w:color="D4C4B0" w:sz="1"/>
+              <w:bottom w:val="single" w:color="D4C4B0" w:sz="1"/>
+              <w:right w:val="single" w:color="D4C4B0" w:sz="1"/>
+            </w:tcBorders>
+            <w:shd w:fill="EAF2EC" w:val="clear"/>
+            <w:tcMar>
+              <w:top w:type="dxa" w:w="60"/>
+              <w:left w:type="dxa" w:w="120"/>
+              <w:bottom w:type="dxa" w:w="60"/>
+              <w:right w:type="dxa" w:w="120"/>
+            </w:tcMar>
+          </w:tcPr>
+          <w:p>
+            <w:r>
+              <w:rPr>
+                <w:rFonts w:ascii="Arial" w:cs="Arial" w:eastAsia="Arial" w:hAnsi="Arial"/>
+                <w:b/>
+                <w:bCs/>
+                <w:color w:val="313131"/>
+                <w:sz w:val="17"/>
+                <w:szCs w:val="17"/>
+              </w:rPr>
+              <w:t xml:space="preserve">Time Investment</w:t>
+            </w:r>
+          </w:p>
+        </w:tc>
+        <w:tc>
+          <w:tcPr>
+            <w:tcW w:type="dxa" w:w="2200"/>
+            <w:tcBorders>
+              <w:top w:val="single" w:color="D4C4B0" w:sz="1"/>
+              <w:left w:val="single" w:color="D4C4B0" w:sz="1"/>
+              <w:bottom w:val="single" w:color="D4C4B0" w:sz="1"/>
+              <w:right w:val="single" w:color="D4C4B0" w:sz="1"/>
+            </w:tcBorders>
+            <w:shd w:fill="EAF2EC" w:val="clear"/>
+            <w:tcMar>
+              <w:top w:type="dxa" w:w="60"/>
+              <w:left w:type="dxa" w:w="120"/>
+              <w:bottom w:type="dxa" w:w="60"/>
+              <w:right w:type="dxa" w:w="120"/>
+            </w:tcMar>
+          </w:tcPr>
+          <w:p>
+            <w:pPr>
+              <w:jc w:val="center"/>
+            </w:pPr>
+            <w:r>
+              <w:rPr>
+                <w:rFonts w:ascii="Arial" w:cs="Arial" w:eastAsia="Arial" w:hAnsi="Arial"/>
+                <w:color w:val="786E64"/>
+                <w:sz w:val="17"/>
+                <w:szCs w:val="17"/>
+              </w:rPr>
+              <w:t xml:space="preserve">15-20 hrs/week</w:t>
+            </w:r>
+          </w:p>
+        </w:tc>
+        <w:tc>
+          <w:tcPr>
+            <w:tcW w:type="dxa" w:w="2200"/>
+            <w:tcBorders>
+              <w:top w:val="single" w:color="D4C4B0" w:sz="1"/>
+              <w:left w:val="single" w:color="D4C4B0" w:sz="1"/>
+              <w:bottom w:val="single" w:color="D4C4B0" w:sz="1"/>
+              <w:right w:val="single" w:color="D4C4B0" w:sz="1"/>
+            </w:tcBorders>
+            <w:shd w:fill="EAF2EC" w:val="clear"/>
+            <w:tcMar>
+              <w:top w:type="dxa" w:w="60"/>
+              <w:left w:type="dxa" w:w="120"/>
+              <w:bottom w:type="dxa" w:w="60"/>
+              <w:right w:type="dxa" w:w="120"/>
+            </w:tcMar>
+          </w:tcPr>
+          <w:p>
+            <w:pPr>
+              <w:jc w:val="center"/>
+            </w:pPr>
+            <w:r>
+              <w:rPr>
+                <w:rFonts w:ascii="Arial" w:cs="Arial" w:eastAsia="Arial" w:hAnsi="Arial"/>
+                <w:color w:val="786E64"/>
+                <w:sz w:val="17"/>
+                <w:szCs w:val="17"/>
+              </w:rPr>
+              <w:t xml:space="preserve">5-10 hrs/week</w:t>
+            </w:r>
+          </w:p>
+        </w:tc>
+        <w:tc>
+          <w:tcPr>
+            <w:tcW w:type="dxa" w:w="2160"/>
+            <w:tcBorders>
+              <w:top w:val="single" w:color="D4C4B0" w:sz="1"/>
+              <w:left w:val="single" w:color="D4C4B0" w:sz="1"/>
+              <w:bottom w:val="single" w:color="D4C4B0" w:sz="1"/>
+              <w:right w:val="single" w:color="D4C4B0" w:sz="1"/>
+            </w:tcBorders>
+            <w:shd w:fill="EAF2EC" w:val="clear"/>
+            <w:tcMar>
+              <w:top w:type="dxa" w:w="60"/>
+              <w:left w:type="dxa" w:w="120"/>
+              <w:bottom w:type="dxa" w:w="60"/>
+              <w:right w:type="dxa" w:w="120"/>
+            </w:tcMar>
+          </w:tcPr>
+          <w:p>
+            <w:r>
+              <w:rPr>
+                <w:rFonts w:ascii="Arial" w:cs="Arial" w:eastAsia="Arial" w:hAnsi="Arial"/>
+                <w:color w:val="786E64"/>
+                <w:sz w:val="16"/>
+                <w:szCs w:val="16"/>
+              </w:rPr>
+              <w:t xml:space="preserve">Most scalable pillar; contractors handle delivery</w:t>
+            </w:r>
+          </w:p>
+        </w:tc>
+      </w:tr>
+      <w:tr>
+        <w:tc>
+          <w:tcPr>
+            <w:tcW w:type="dxa" w:w="2800"/>
+            <w:tcBorders>
+              <w:top w:val="single" w:color="D4C4B0" w:sz="1"/>
+              <w:left w:val="single" w:color="D4C4B0" w:sz="1"/>
+              <w:bottom w:val="single" w:color="D4C4B0" w:sz="1"/>
+              <w:right w:val="single" w:color="D4C4B0" w:sz="1"/>
+            </w:tcBorders>
+            <w:shd w:fill="FFFFFF" w:val="clear"/>
+            <w:tcMar>
+              <w:top w:type="dxa" w:w="60"/>
+              <w:left w:type="dxa" w:w="120"/>
+              <w:bottom w:type="dxa" w:w="60"/>
+              <w:right w:type="dxa" w:w="120"/>
+            </w:tcMar>
+          </w:tcPr>
+          <w:p>
+            <w:r>
+              <w:rPr>
+                <w:rFonts w:ascii="Arial" w:cs="Arial" w:eastAsia="Arial" w:hAnsi="Arial"/>
+                <w:b/>
+                <w:bCs/>
+                <w:color w:val="313131"/>
+                <w:sz w:val="17"/>
+                <w:szCs w:val="17"/>
+              </w:rPr>
+              <w:t xml:space="preserve">Startup Costs</w:t>
+            </w:r>
+          </w:p>
+        </w:tc>
+        <w:tc>
+          <w:tcPr>
+            <w:tcW w:type="dxa" w:w="2200"/>
+            <w:tcBorders>
+              <w:top w:val="single" w:color="D4C4B0" w:sz="1"/>
+              <w:left w:val="single" w:color="D4C4B0" w:sz="1"/>
+              <w:bottom w:val="single" w:color="D4C4B0" w:sz="1"/>
+              <w:right w:val="single" w:color="D4C4B0" w:sz="1"/>
+            </w:tcBorders>
+            <w:shd w:fill="FFFFFF" w:val="clear"/>
+            <w:tcMar>
+              <w:top w:type="dxa" w:w="60"/>
+              <w:left w:type="dxa" w:w="120"/>
+              <w:bottom w:type="dxa" w:w="60"/>
+              <w:right w:type="dxa" w:w="120"/>
+            </w:tcMar>
+          </w:tcPr>
+          <w:p>
+            <w:pPr>
+              <w:jc w:val="center"/>
+            </w:pPr>
+            <w:r>
+              <w:rPr>
+                <w:rFonts w:ascii="Arial" w:cs="Arial" w:eastAsia="Arial" w:hAnsi="Arial"/>
+                <w:color w:val="786E64"/>
+                <w:sz w:val="17"/>
+                <w:szCs w:val="17"/>
+              </w:rPr>
+              <w:t xml:space="preserve">$3-8K</w:t>
+            </w:r>
+          </w:p>
+        </w:tc>
+        <w:tc>
+          <w:tcPr>
+            <w:tcW w:type="dxa" w:w="2200"/>
+            <w:tcBorders>
+              <w:top w:val="single" w:color="D4C4B0" w:sz="1"/>
+              <w:left w:val="single" w:color="D4C4B0" w:sz="1"/>
+              <w:bottom w:val="single" w:color="D4C4B0" w:sz="1"/>
+              <w:right w:val="single" w:color="D4C4B0" w:sz="1"/>
+            </w:tcBorders>
+            <w:shd w:fill="FFFFFF" w:val="clear"/>
+            <w:tcMar>
+              <w:top w:type="dxa" w:w="60"/>
+              <w:left w:type="dxa" w:w="120"/>
+              <w:bottom w:type="dxa" w:w="60"/>
+              <w:right w:type="dxa" w:w="120"/>
+            </w:tcMar>
+          </w:tcPr>
+          <w:p>
+            <w:pPr>
+              <w:jc w:val="center"/>
+            </w:pPr>
+            <w:r>
+              <w:rPr>
+                <w:rFonts w:ascii="Arial" w:cs="Arial" w:eastAsia="Arial" w:hAnsi="Arial"/>
+                <w:color w:val="786E64"/>
+                <w:sz w:val="17"/>
+                <w:szCs w:val="17"/>
+              </w:rPr>
+              <w:t xml:space="preserve">$5-15K</w:t>
+            </w:r>
+          </w:p>
+        </w:tc>
+        <w:tc>
+          <w:tcPr>
+            <w:tcW w:type="dxa" w:w="2160"/>
+            <w:tcBorders>
+              <w:top w:val="single" w:color="D4C4B0" w:sz="1"/>
+              <w:left w:val="single" w:color="D4C4B0" w:sz="1"/>
+              <w:bottom w:val="single" w:color="D4C4B0" w:sz="1"/>
+              <w:right w:val="single" w:color="D4C4B0" w:sz="1"/>
+            </w:tcBorders>
+            <w:shd w:fill="FFFFFF" w:val="clear"/>
+            <w:tcMar>
+              <w:top w:type="dxa" w:w="60"/>
+              <w:left w:type="dxa" w:w="120"/>
+              <w:bottom w:type="dxa" w:w="60"/>
+              <w:right w:type="dxa" w:w="120"/>
+            </w:tcMar>
+          </w:tcPr>
+          <w:p>
+            <w:r>
+              <w:rPr>
+                <w:rFonts w:ascii="Arial" w:cs="Arial" w:eastAsia="Arial" w:hAnsi="Arial"/>
+                <w:color w:val="786E64"/>
+                <w:sz w:val="16"/>
+                <w:szCs w:val="16"/>
+              </w:rPr>
+              <w:t xml:space="preserve">Tools, subscriptions, contractor onboarding</w:t>
+            </w:r>
+          </w:p>
+        </w:tc>
+      </w:tr>
+      <w:tr>
+        <w:tc>
+          <w:tcPr>
+            <w:tcW w:type="dxa" w:w="2800"/>
+            <w:tcBorders>
+              <w:top w:val="single" w:color="D4C4B0" w:sz="1"/>
+              <w:left w:val="single" w:color="D4C4B0" w:sz="1"/>
+              <w:bottom w:val="single" w:color="D4C4B0" w:sz="1"/>
+              <w:right w:val="single" w:color="D4C4B0" w:sz="1"/>
+            </w:tcBorders>
+            <w:shd w:fill="EAF2EC" w:val="clear"/>
+            <w:tcMar>
+              <w:top w:type="dxa" w:w="60"/>
+              <w:left w:type="dxa" w:w="120"/>
+              <w:bottom w:type="dxa" w:w="60"/>
+              <w:right w:type="dxa" w:w="120"/>
+            </w:tcMar>
+          </w:tcPr>
+          <w:p>
+            <w:r>
+              <w:rPr>
+                <w:rFonts w:ascii="Arial" w:cs="Arial" w:eastAsia="Arial" w:hAnsi="Arial"/>
+                <w:b/>
+                <w:bCs/>
+                <w:color w:val="313131"/>
+                <w:sz w:val="17"/>
+                <w:szCs w:val="17"/>
+              </w:rPr>
+              <w:t xml:space="preserve">Starter Package</w:t>
+            </w:r>
+          </w:p>
+        </w:tc>
+        <w:tc>
+          <w:tcPr>
+            <w:tcW w:type="dxa" w:w="2200"/>
+            <w:tcBorders>
+              <w:top w:val="single" w:color="D4C4B0" w:sz="1"/>
+              <w:left w:val="single" w:color="D4C4B0" w:sz="1"/>
+              <w:bottom w:val="single" w:color="D4C4B0" w:sz="1"/>
+              <w:right w:val="single" w:color="D4C4B0" w:sz="1"/>
+            </w:tcBorders>
+            <w:shd w:fill="EAF2EC" w:val="clear"/>
+            <w:tcMar>
+              <w:top w:type="dxa" w:w="60"/>
+              <w:left w:type="dxa" w:w="120"/>
+              <w:bottom w:type="dxa" w:w="60"/>
+              <w:right w:type="dxa" w:w="120"/>
+            </w:tcMar>
+          </w:tcPr>
+          <w:p>
+            <w:pPr>
+              <w:jc w:val="center"/>
+            </w:pPr>
+            <w:r>
+              <w:rPr>
+                <w:rFonts w:ascii="Arial" w:cs="Arial" w:eastAsia="Arial" w:hAnsi="Arial"/>
+                <w:color w:val="786E64"/>
+                <w:sz w:val="17"/>
+                <w:szCs w:val="17"/>
+              </w:rPr>
+              <w:t xml:space="preserve">$2-5K per</w:t>
+            </w:r>
+          </w:p>
+        </w:tc>
+        <w:tc>
+          <w:tcPr>
+            <w:tcW w:type="dxa" w:w="2200"/>
+            <w:tcBorders>
+              <w:top w:val="single" w:color="D4C4B0" w:sz="1"/>
+              <w:left w:val="single" w:color="D4C4B0" w:sz="1"/>
+              <w:bottom w:val="single" w:color="D4C4B0" w:sz="1"/>
+              <w:right w:val="single" w:color="D4C4B0" w:sz="1"/>
+            </w:tcBorders>
+            <w:shd w:fill="EAF2EC" w:val="clear"/>
+            <w:tcMar>
+              <w:top w:type="dxa" w:w="60"/>
+              <w:left w:type="dxa" w:w="120"/>
+              <w:bottom w:type="dxa" w:w="60"/>
+              <w:right w:type="dxa" w:w="120"/>
+            </w:tcMar>
+          </w:tcPr>
+          <w:p>
+            <w:pPr>
+              <w:jc w:val="center"/>
+            </w:pPr>
+            <w:r>
+              <w:rPr>
+                <w:rFonts w:ascii="Arial" w:cs="Arial" w:eastAsia="Arial" w:hAnsi="Arial"/>
+                <w:color w:val="786E64"/>
+                <w:sz w:val="17"/>
+                <w:szCs w:val="17"/>
+              </w:rPr>
+              <w:t xml:space="preserve">$3-5K per</w:t>
+            </w:r>
+          </w:p>
+        </w:tc>
+        <w:tc>
+          <w:tcPr>
+            <w:tcW w:type="dxa" w:w="2160"/>
+            <w:tcBorders>
+              <w:top w:val="single" w:color="D4C4B0" w:sz="1"/>
+              <w:left w:val="single" w:color="D4C4B0" w:sz="1"/>
+              <w:bottom w:val="single" w:color="D4C4B0" w:sz="1"/>
+              <w:right w:val="single" w:color="D4C4B0" w:sz="1"/>
+            </w:tcBorders>
+            <w:shd w:fill="EAF2EC" w:val="clear"/>
+            <w:tcMar>
+              <w:top w:type="dxa" w:w="60"/>
+              <w:left w:type="dxa" w:w="120"/>
+              <w:bottom w:type="dxa" w:w="60"/>
+              <w:right w:type="dxa" w:w="120"/>
+            </w:tcMar>
+          </w:tcPr>
+          <w:p>
+            <w:r>
+              <w:rPr>
+                <w:rFonts w:ascii="Arial" w:cs="Arial" w:eastAsia="Arial" w:hAnsi="Arial"/>
+                <w:color w:val="786E64"/>
+                <w:sz w:val="16"/>
+                <w:szCs w:val="16"/>
+              </w:rPr>
+              <w:t xml:space="preserve">CRM + 3 automations; highest volume tier</w:t>
+            </w:r>
+          </w:p>
+        </w:tc>
+      </w:tr>
+      <w:tr>
+        <w:tc>
+          <w:tcPr>
+            <w:tcW w:type="dxa" w:w="2800"/>
+            <w:tcBorders>
+              <w:top w:val="single" w:color="D4C4B0" w:sz="1"/>
+              <w:left w:val="single" w:color="D4C4B0" w:sz="1"/>
+              <w:bottom w:val="single" w:color="D4C4B0" w:sz="1"/>
+              <w:right w:val="single" w:color="D4C4B0" w:sz="1"/>
+            </w:tcBorders>
+            <w:shd w:fill="FFFFFF" w:val="clear"/>
+            <w:tcMar>
+              <w:top w:type="dxa" w:w="60"/>
+              <w:left w:type="dxa" w:w="120"/>
+              <w:bottom w:type="dxa" w:w="60"/>
+              <w:right w:type="dxa" w:w="120"/>
+            </w:tcMar>
+          </w:tcPr>
+          <w:p>
+            <w:r>
+              <w:rPr>
+                <w:rFonts w:ascii="Arial" w:cs="Arial" w:eastAsia="Arial" w:hAnsi="Arial"/>
+                <w:b/>
+                <w:bCs/>
+                <w:color w:val="313131"/>
+                <w:sz w:val="17"/>
+                <w:szCs w:val="17"/>
+              </w:rPr>
+              <w:t xml:space="preserve">Growth Package</w:t>
+            </w:r>
+          </w:p>
+        </w:tc>
+        <w:tc>
+          <w:tcPr>
+            <w:tcW w:type="dxa" w:w="2200"/>
+            <w:tcBorders>
+              <w:top w:val="single" w:color="D4C4B0" w:sz="1"/>
+              <w:left w:val="single" w:color="D4C4B0" w:sz="1"/>
+              <w:bottom w:val="single" w:color="D4C4B0" w:sz="1"/>
+              <w:right w:val="single" w:color="D4C4B0" w:sz="1"/>
+            </w:tcBorders>
+            <w:shd w:fill="FFFFFF" w:val="clear"/>
+            <w:tcMar>
+              <w:top w:type="dxa" w:w="60"/>
+              <w:left w:type="dxa" w:w="120"/>
+              <w:bottom w:type="dxa" w:w="60"/>
+              <w:right w:type="dxa" w:w="120"/>
+            </w:tcMar>
+          </w:tcPr>
+          <w:p>
+            <w:pPr>
+              <w:jc w:val="center"/>
+            </w:pPr>
+            <w:r>
+              <w:rPr>
+                <w:rFonts w:ascii="Arial" w:cs="Arial" w:eastAsia="Arial" w:hAnsi="Arial"/>
+                <w:color w:val="786E64"/>
+                <w:sz w:val="17"/>
+                <w:szCs w:val="17"/>
+              </w:rPr>
+              <w:t xml:space="preserve">$8-15K per</w:t>
+            </w:r>
+          </w:p>
+        </w:tc>
+        <w:tc>
+          <w:tcPr>
+            <w:tcW w:type="dxa" w:w="2200"/>
+            <w:tcBorders>
+              <w:top w:val="single" w:color="D4C4B0" w:sz="1"/>
+              <w:left w:val="single" w:color="D4C4B0" w:sz="1"/>
+              <w:bottom w:val="single" w:color="D4C4B0" w:sz="1"/>
+              <w:right w:val="single" w:color="D4C4B0" w:sz="1"/>
+            </w:tcBorders>
+            <w:shd w:fill="FFFFFF" w:val="clear"/>
+            <w:tcMar>
+              <w:top w:type="dxa" w:w="60"/>
+              <w:left w:type="dxa" w:w="120"/>
+              <w:bottom w:type="dxa" w:w="60"/>
+              <w:right w:type="dxa" w:w="120"/>
+            </w:tcMar>
+          </w:tcPr>
+          <w:p>
+            <w:pPr>
+              <w:jc w:val="center"/>
+            </w:pPr>
+            <w:r>
+              <w:rPr>
+                <w:rFonts w:ascii="Arial" w:cs="Arial" w:eastAsia="Arial" w:hAnsi="Arial"/>
+                <w:color w:val="786E64"/>
+                <w:sz w:val="17"/>
+                <w:szCs w:val="17"/>
+              </w:rPr>
+              <w:t xml:space="preserve">$10-20K per</w:t>
+            </w:r>
+          </w:p>
+        </w:tc>
+        <w:tc>
+          <w:tcPr>
+            <w:tcW w:type="dxa" w:w="2160"/>
+            <w:tcBorders>
+              <w:top w:val="single" w:color="D4C4B0" w:sz="1"/>
+              <w:left w:val="single" w:color="D4C4B0" w:sz="1"/>
+              <w:bottom w:val="single" w:color="D4C4B0" w:sz="1"/>
+              <w:right w:val="single" w:color="D4C4B0" w:sz="1"/>
+            </w:tcBorders>
+            <w:shd w:fill="FFFFFF" w:val="clear"/>
+            <w:tcMar>
+              <w:top w:type="dxa" w:w="60"/>
+              <w:left w:type="dxa" w:w="120"/>
+              <w:bottom w:type="dxa" w:w="60"/>
+              <w:right w:type="dxa" w:w="120"/>
+            </w:tcMar>
+          </w:tcPr>
+          <w:p>
+            <w:r>
+              <w:rPr>
+                <w:rFonts w:ascii="Arial" w:cs="Arial" w:eastAsia="Arial" w:hAnsi="Arial"/>
+                <w:color w:val="786E64"/>
+                <w:sz w:val="16"/>
+                <w:szCs w:val="16"/>
+              </w:rPr>
+              <w:t xml:space="preserve">Full rev ops + AI workflows; core revenue</w:t>
+            </w:r>
+          </w:p>
+        </w:tc>
+      </w:tr>
+      <w:tr>
+        <w:tc>
+          <w:tcPr>
+            <w:tcW w:type="dxa" w:w="2800"/>
+            <w:tcBorders>
+              <w:top w:val="single" w:color="D4C4B0" w:sz="1"/>
+              <w:left w:val="single" w:color="D4C4B0" w:sz="1"/>
+              <w:bottom w:val="single" w:color="D4C4B0" w:sz="1"/>
+              <w:right w:val="single" w:color="D4C4B0" w:sz="1"/>
+            </w:tcBorders>
+            <w:shd w:fill="EAF2EC" w:val="clear"/>
+            <w:tcMar>
+              <w:top w:type="dxa" w:w="60"/>
+              <w:left w:type="dxa" w:w="120"/>
+              <w:bottom w:type="dxa" w:w="60"/>
+              <w:right w:type="dxa" w:w="120"/>
+            </w:tcMar>
+          </w:tcPr>
+          <w:p>
+            <w:r>
+              <w:rPr>
+                <w:rFonts w:ascii="Arial" w:cs="Arial" w:eastAsia="Arial" w:hAnsi="Arial"/>
+                <w:b/>
+                <w:bCs/>
+                <w:color w:val="313131"/>
+                <w:sz w:val="17"/>
+                <w:szCs w:val="17"/>
+              </w:rPr>
+              <w:t xml:space="preserve">Enterprise / Custom</w:t>
+            </w:r>
+          </w:p>
+        </w:tc>
+        <w:tc>
+          <w:tcPr>
+            <w:tcW w:type="dxa" w:w="2200"/>
+            <w:tcBorders>
+              <w:top w:val="single" w:color="D4C4B0" w:sz="1"/>
+              <w:left w:val="single" w:color="D4C4B0" w:sz="1"/>
+              <w:bottom w:val="single" w:color="D4C4B0" w:sz="1"/>
+              <w:right w:val="single" w:color="D4C4B0" w:sz="1"/>
+            </w:tcBorders>
+            <w:shd w:fill="EAF2EC" w:val="clear"/>
+            <w:tcMar>
+              <w:top w:type="dxa" w:w="60"/>
+              <w:left w:type="dxa" w:w="120"/>
+              <w:bottom w:type="dxa" w:w="60"/>
+              <w:right w:type="dxa" w:w="120"/>
+            </w:tcMar>
+          </w:tcPr>
+          <w:p>
+            <w:pPr>
+              <w:jc w:val="center"/>
+            </w:pPr>
+            <w:r>
+              <w:rPr>
+                <w:rFonts w:ascii="Arial" w:cs="Arial" w:eastAsia="Arial" w:hAnsi="Arial"/>
+                <w:color w:val="786E64"/>
+                <w:sz w:val="17"/>
+                <w:szCs w:val="17"/>
+              </w:rPr>
+              <w:t xml:space="preserve">$15-30K per</w:t>
+            </w:r>
+          </w:p>
+        </w:tc>
+        <w:tc>
+          <w:tcPr>
+            <w:tcW w:type="dxa" w:w="2200"/>
+            <w:tcBorders>
+              <w:top w:val="single" w:color="D4C4B0" w:sz="1"/>
+              <w:left w:val="single" w:color="D4C4B0" w:sz="1"/>
+              <w:bottom w:val="single" w:color="D4C4B0" w:sz="1"/>
+              <w:right w:val="single" w:color="D4C4B0" w:sz="1"/>
+            </w:tcBorders>
+            <w:shd w:fill="EAF2EC" w:val="clear"/>
+            <w:tcMar>
+              <w:top w:type="dxa" w:w="60"/>
+              <w:left w:type="dxa" w:w="120"/>
+              <w:bottom w:type="dxa" w:w="60"/>
+              <w:right w:type="dxa" w:w="120"/>
+            </w:tcMar>
+          </w:tcPr>
+          <w:p>
+            <w:pPr>
+              <w:jc w:val="center"/>
+            </w:pPr>
+            <w:r>
+              <w:rPr>
+                <w:rFonts w:ascii="Arial" w:cs="Arial" w:eastAsia="Arial" w:hAnsi="Arial"/>
+                <w:color w:val="786E64"/>
+                <w:sz w:val="17"/>
+                <w:szCs w:val="17"/>
+              </w:rPr>
+              <w:t xml:space="preserve">$25-50K+ per</w:t>
+            </w:r>
+          </w:p>
+        </w:tc>
+        <w:tc>
+          <w:tcPr>
+            <w:tcW w:type="dxa" w:w="2160"/>
+            <w:tcBorders>
+              <w:top w:val="single" w:color="D4C4B0" w:sz="1"/>
+              <w:left w:val="single" w:color="D4C4B0" w:sz="1"/>
+              <w:bottom w:val="single" w:color="D4C4B0" w:sz="1"/>
+              <w:right w:val="single" w:color="D4C4B0" w:sz="1"/>
+            </w:tcBorders>
+            <w:shd w:fill="EAF2EC" w:val="clear"/>
+            <w:tcMar>
+              <w:top w:type="dxa" w:w="60"/>
+              <w:left w:type="dxa" w:w="120"/>
+              <w:bottom w:type="dxa" w:w="60"/>
+              <w:right w:type="dxa" w:w="120"/>
+            </w:tcMar>
+          </w:tcPr>
+          <w:p>
+            <w:r>
+              <w:rPr>
+                <w:rFonts w:ascii="Arial" w:cs="Arial" w:eastAsia="Arial" w:hAnsi="Arial"/>
+                <w:color w:val="786E64"/>
+                <w:sz w:val="16"/>
+                <w:szCs w:val="16"/>
+              </w:rPr>
+              <w:t xml:space="preserve">Custom builds; fewer clients, higher margin</w:t>
+            </w:r>
+          </w:p>
+        </w:tc>
+      </w:tr>
+      <w:tr>
+        <w:tc>
+          <w:tcPr>
+            <w:tcW w:type="dxa" w:w="2800"/>
+            <w:tcBorders>
+              <w:top w:val="single" w:color="D4C4B0" w:sz="1"/>
+              <w:left w:val="single" w:color="D4C4B0" w:sz="1"/>
+              <w:bottom w:val="single" w:color="D4C4B0" w:sz="1"/>
+              <w:right w:val="single" w:color="D4C4B0" w:sz="1"/>
+            </w:tcBorders>
+            <w:shd w:fill="FFFFFF" w:val="clear"/>
+            <w:tcMar>
+              <w:top w:type="dxa" w:w="60"/>
+              <w:left w:type="dxa" w:w="120"/>
+              <w:bottom w:type="dxa" w:w="60"/>
+              <w:right w:type="dxa" w:w="120"/>
+            </w:tcMar>
+          </w:tcPr>
+          <w:p>
+            <w:r>
+              <w:rPr>
+                <w:rFonts w:ascii="Arial" w:cs="Arial" w:eastAsia="Arial" w:hAnsi="Arial"/>
+                <w:b/>
+                <w:bCs/>
+                <w:color w:val="313131"/>
+                <w:sz w:val="17"/>
+                <w:szCs w:val="17"/>
+              </w:rPr>
+              <w:t xml:space="preserve">Recurring Revenue (MRR)</w:t>
+            </w:r>
+          </w:p>
+        </w:tc>
+        <w:tc>
+          <w:tcPr>
+            <w:tcW w:type="dxa" w:w="2200"/>
+            <w:tcBorders>
+              <w:top w:val="single" w:color="D4C4B0" w:sz="1"/>
+              <w:left w:val="single" w:color="D4C4B0" w:sz="1"/>
+              <w:bottom w:val="single" w:color="D4C4B0" w:sz="1"/>
+              <w:right w:val="single" w:color="D4C4B0" w:sz="1"/>
+            </w:tcBorders>
+            <w:shd w:fill="FFFFFF" w:val="clear"/>
+            <w:tcMar>
+              <w:top w:type="dxa" w:w="60"/>
+              <w:left w:type="dxa" w:w="120"/>
+              <w:bottom w:type="dxa" w:w="60"/>
+              <w:right w:type="dxa" w:w="120"/>
+            </w:tcMar>
+          </w:tcPr>
+          <w:p>
+            <w:pPr>
+              <w:jc w:val="center"/>
+            </w:pPr>
+            <w:r>
+              <w:rPr>
+                <w:rFonts w:ascii="Arial" w:cs="Arial" w:eastAsia="Arial" w:hAnsi="Arial"/>
+                <w:color w:val="786E64"/>
+                <w:sz w:val="17"/>
+                <w:szCs w:val="17"/>
+              </w:rPr>
+              <w:t xml:space="preserve">$5-10K/mo</w:t>
+            </w:r>
+          </w:p>
+        </w:tc>
+        <w:tc>
+          <w:tcPr>
+            <w:tcW w:type="dxa" w:w="2200"/>
+            <w:tcBorders>
+              <w:top w:val="single" w:color="D4C4B0" w:sz="1"/>
+              <w:left w:val="single" w:color="D4C4B0" w:sz="1"/>
+              <w:bottom w:val="single" w:color="D4C4B0" w:sz="1"/>
+              <w:right w:val="single" w:color="D4C4B0" w:sz="1"/>
+            </w:tcBorders>
+            <w:shd w:fill="FFFFFF" w:val="clear"/>
+            <w:tcMar>
+              <w:top w:type="dxa" w:w="60"/>
+              <w:left w:type="dxa" w:w="120"/>
+              <w:bottom w:type="dxa" w:w="60"/>
+              <w:right w:type="dxa" w:w="120"/>
+            </w:tcMar>
+          </w:tcPr>
+          <w:p>
+            <w:pPr>
+              <w:jc w:val="center"/>
+            </w:pPr>
+            <w:r>
+              <w:rPr>
+                <w:rFonts w:ascii="Arial" w:cs="Arial" w:eastAsia="Arial" w:hAnsi="Arial"/>
+                <w:color w:val="786E64"/>
+                <w:sz w:val="17"/>
+                <w:szCs w:val="17"/>
+              </w:rPr>
+              <w:t xml:space="preserve">$15-30K/mo</w:t>
+            </w:r>
+          </w:p>
+        </w:tc>
+        <w:tc>
+          <w:tcPr>
+            <w:tcW w:type="dxa" w:w="2160"/>
+            <w:tcBorders>
+              <w:top w:val="single" w:color="D4C4B0" w:sz="1"/>
+              <w:left w:val="single" w:color="D4C4B0" w:sz="1"/>
+              <w:bottom w:val="single" w:color="D4C4B0" w:sz="1"/>
+              <w:right w:val="single" w:color="D4C4B0" w:sz="1"/>
+            </w:tcBorders>
+            <w:shd w:fill="FFFFFF" w:val="clear"/>
+            <w:tcMar>
+              <w:top w:type="dxa" w:w="60"/>
+              <w:left w:type="dxa" w:w="120"/>
+              <w:bottom w:type="dxa" w:w="60"/>
+              <w:right w:type="dxa" w:w="120"/>
+            </w:tcMar>
+          </w:tcPr>
+          <w:p>
+            <w:r>
+              <w:rPr>
+                <w:rFonts w:ascii="Arial" w:cs="Arial" w:eastAsia="Arial" w:hAnsi="Arial"/>
+                <w:color w:val="786E64"/>
+                <w:sz w:val="16"/>
+                <w:szCs w:val="16"/>
+              </w:rPr>
+              <w:t xml:space="preserve">Maintenance retainers, ongoing optimization</w:t>
+            </w:r>
+          </w:p>
+        </w:tc>
+      </w:tr>
+      <w:tr>
+        <w:tc>
+          <w:tcPr>
+            <w:tcW w:type="dxa" w:w="2800"/>
+            <w:tcBorders>
+              <w:top w:val="single" w:color="D4C4B0" w:sz="1"/>
+              <w:left w:val="single" w:color="D4C4B0" w:sz="1"/>
+              <w:bottom w:val="single" w:color="D4C4B0" w:sz="1"/>
+              <w:right w:val="single" w:color="D4C4B0" w:sz="1"/>
+            </w:tcBorders>
+            <w:shd w:fill="EAF2EC" w:val="clear"/>
+            <w:tcMar>
+              <w:top w:type="dxa" w:w="60"/>
+              <w:left w:type="dxa" w:w="120"/>
+              <w:bottom w:type="dxa" w:w="60"/>
+              <w:right w:type="dxa" w:w="120"/>
+            </w:tcMar>
+          </w:tcPr>
+          <w:p>
+            <w:r>
+              <w:rPr>
+                <w:rFonts w:ascii="Arial" w:cs="Arial" w:eastAsia="Arial" w:hAnsi="Arial"/>
+                <w:b/>
+                <w:bCs/>
+                <w:color w:val="313131"/>
+                <w:sz w:val="17"/>
+                <w:szCs w:val="17"/>
+              </w:rPr>
+              <w:t xml:space="preserve">Contractor Costs</w:t>
+            </w:r>
+          </w:p>
+        </w:tc>
+        <w:tc>
+          <w:tcPr>
+            <w:tcW w:type="dxa" w:w="2200"/>
+            <w:tcBorders>
+              <w:top w:val="single" w:color="D4C4B0" w:sz="1"/>
+              <w:left w:val="single" w:color="D4C4B0" w:sz="1"/>
+              <w:bottom w:val="single" w:color="D4C4B0" w:sz="1"/>
+              <w:right w:val="single" w:color="D4C4B0" w:sz="1"/>
+            </w:tcBorders>
+            <w:shd w:fill="EAF2EC" w:val="clear"/>
+            <w:tcMar>
+              <w:top w:type="dxa" w:w="60"/>
+              <w:left w:type="dxa" w:w="120"/>
+              <w:bottom w:type="dxa" w:w="60"/>
+              <w:right w:type="dxa" w:w="120"/>
+            </w:tcMar>
+          </w:tcPr>
+          <w:p>
+            <w:pPr>
+              <w:jc w:val="center"/>
+            </w:pPr>
+            <w:r>
+              <w:rPr>
+                <w:rFonts w:ascii="Arial" w:cs="Arial" w:eastAsia="Arial" w:hAnsi="Arial"/>
+                <w:color w:val="786E64"/>
+                <w:sz w:val="17"/>
+                <w:szCs w:val="17"/>
+              </w:rPr>
+              <w:t xml:space="preserve">$2-4K/mo</w:t>
+            </w:r>
+          </w:p>
+        </w:tc>
+        <w:tc>
+          <w:tcPr>
+            <w:tcW w:type="dxa" w:w="2200"/>
+            <w:tcBorders>
+              <w:top w:val="single" w:color="D4C4B0" w:sz="1"/>
+              <w:left w:val="single" w:color="D4C4B0" w:sz="1"/>
+              <w:bottom w:val="single" w:color="D4C4B0" w:sz="1"/>
+              <w:right w:val="single" w:color="D4C4B0" w:sz="1"/>
+            </w:tcBorders>
+            <w:shd w:fill="EAF2EC" w:val="clear"/>
+            <w:tcMar>
+              <w:top w:type="dxa" w:w="60"/>
+              <w:left w:type="dxa" w:w="120"/>
+              <w:bottom w:type="dxa" w:w="60"/>
+              <w:right w:type="dxa" w:w="120"/>
+            </w:tcMar>
+          </w:tcPr>
+          <w:p>
+            <w:pPr>
+              <w:jc w:val="center"/>
+            </w:pPr>
+            <w:r>
+              <w:rPr>
+                <w:rFonts w:ascii="Arial" w:cs="Arial" w:eastAsia="Arial" w:hAnsi="Arial"/>
+                <w:color w:val="786E64"/>
+                <w:sz w:val="17"/>
+                <w:szCs w:val="17"/>
+              </w:rPr>
+              <w:t xml:space="preserve">$5-10K/mo</w:t>
+            </w:r>
+          </w:p>
+        </w:tc>
+        <w:tc>
+          <w:tcPr>
+            <w:tcW w:type="dxa" w:w="2160"/>
+            <w:tcBorders>
+              <w:top w:val="single" w:color="D4C4B0" w:sz="1"/>
+              <w:left w:val="single" w:color="D4C4B0" w:sz="1"/>
+              <w:bottom w:val="single" w:color="D4C4B0" w:sz="1"/>
+              <w:right w:val="single" w:color="D4C4B0" w:sz="1"/>
+            </w:tcBorders>
+            <w:shd w:fill="EAF2EC" w:val="clear"/>
+            <w:tcMar>
+              <w:top w:type="dxa" w:w="60"/>
+              <w:left w:type="dxa" w:w="120"/>
+              <w:bottom w:type="dxa" w:w="60"/>
+              <w:right w:type="dxa" w:w="120"/>
+            </w:tcMar>
+          </w:tcPr>
+          <w:p>
+            <w:r>
+              <w:rPr>
+                <w:rFonts w:ascii="Arial" w:cs="Arial" w:eastAsia="Arial" w:hAnsi="Arial"/>
+                <w:color w:val="786E64"/>
+                <w:sz w:val="16"/>
+                <w:szCs w:val="16"/>
+              </w:rPr>
+              <w:t xml:space="preserve">Implementation team; scales with revenue</w:t>
+            </w:r>
+          </w:p>
+        </w:tc>
+      </w:tr>
+      <w:tr>
+        <w:tc>
+          <w:tcPr>
+            <w:tcW w:type="dxa" w:w="2800"/>
+            <w:tcBorders>
+              <w:top w:val="single" w:color="D4C4B0" w:sz="1"/>
+              <w:left w:val="single" w:color="D4C4B0" w:sz="1"/>
+              <w:bottom w:val="single" w:color="D4C4B0" w:sz="1"/>
+              <w:right w:val="single" w:color="D4C4B0" w:sz="1"/>
+            </w:tcBorders>
+            <w:shd w:fill="FFFFFF" w:val="clear"/>
+            <w:tcMar>
+              <w:top w:type="dxa" w:w="60"/>
+              <w:left w:type="dxa" w:w="120"/>
+              <w:bottom w:type="dxa" w:w="60"/>
+              <w:right w:type="dxa" w:w="120"/>
+            </w:tcMar>
+          </w:tcPr>
+          <w:p>
+            <w:r>
+              <w:rPr>
+                <w:rFonts w:ascii="Arial" w:cs="Arial" w:eastAsia="Arial" w:hAnsi="Arial"/>
+                <w:b/>
+                <w:bCs/>
+                <w:color w:val="313131"/>
+                <w:sz w:val="17"/>
+                <w:szCs w:val="17"/>
+              </w:rPr>
+              <w:t xml:space="preserve">Total Potential Income</w:t>
+            </w:r>
+          </w:p>
+        </w:tc>
+        <w:tc>
+          <w:tcPr>
+            <w:tcW w:type="dxa" w:w="2200"/>
+            <w:tcBorders>
+              <w:top w:val="single" w:color="D4C4B0" w:sz="1"/>
+              <w:left w:val="single" w:color="D4C4B0" w:sz="1"/>
+              <w:bottom w:val="single" w:color="D4C4B0" w:sz="1"/>
+              <w:right w:val="single" w:color="D4C4B0" w:sz="1"/>
+            </w:tcBorders>
+            <w:shd w:fill="FFFFFF" w:val="clear"/>
+            <w:tcMar>
+              <w:top w:type="dxa" w:w="60"/>
+              <w:left w:type="dxa" w:w="120"/>
+              <w:bottom w:type="dxa" w:w="60"/>
+              <w:right w:type="dxa" w:w="120"/>
+            </w:tcMar>
+          </w:tcPr>
+          <w:p>
+            <w:pPr>
+              <w:jc w:val="center"/>
+            </w:pPr>
+            <w:r>
+              <w:rPr>
+                <w:rFonts w:ascii="Arial" w:cs="Arial" w:eastAsia="Arial" w:hAnsi="Arial"/>
+                <w:color w:val="786E64"/>
+                <w:sz w:val="17"/>
+                <w:szCs w:val="17"/>
+              </w:rPr>
+              <w:t xml:space="preserve">$80-180K</w:t>
+            </w:r>
+          </w:p>
+        </w:tc>
+        <w:tc>
+          <w:tcPr>
+            <w:tcW w:type="dxa" w:w="2200"/>
+            <w:tcBorders>
+              <w:top w:val="single" w:color="D4C4B0" w:sz="1"/>
+              <w:left w:val="single" w:color="D4C4B0" w:sz="1"/>
+              <w:bottom w:val="single" w:color="D4C4B0" w:sz="1"/>
+              <w:right w:val="single" w:color="D4C4B0" w:sz="1"/>
+            </w:tcBorders>
+            <w:shd w:fill="FFFFFF" w:val="clear"/>
+            <w:tcMar>
+              <w:top w:type="dxa" w:w="60"/>
+              <w:left w:type="dxa" w:w="120"/>
+              <w:bottom w:type="dxa" w:w="60"/>
+              <w:right w:type="dxa" w:w="120"/>
+            </w:tcMar>
+          </w:tcPr>
+          <w:p>
+            <w:pPr>
+              <w:jc w:val="center"/>
+            </w:pPr>
+            <w:r>
+              <w:rPr>
+                <w:rFonts w:ascii="Arial" w:cs="Arial" w:eastAsia="Arial" w:hAnsi="Arial"/>
+                <w:color w:val="786E64"/>
+                <w:sz w:val="17"/>
+                <w:szCs w:val="17"/>
+              </w:rPr>
+              <w:t xml:space="preserve">$200-400K+</w:t>
+            </w:r>
+          </w:p>
+        </w:tc>
+        <w:tc>
+          <w:tcPr>
+            <w:tcW w:type="dxa" w:w="2160"/>
+            <w:tcBorders>
+              <w:top w:val="single" w:color="D4C4B0" w:sz="1"/>
+              <w:left w:val="single" w:color="D4C4B0" w:sz="1"/>
+              <w:bottom w:val="single" w:color="D4C4B0" w:sz="1"/>
+              <w:right w:val="single" w:color="D4C4B0" w:sz="1"/>
+            </w:tcBorders>
+            <w:shd w:fill="FFFFFF" w:val="clear"/>
+            <w:tcMar>
+              <w:top w:type="dxa" w:w="60"/>
+              <w:left w:type="dxa" w:w="120"/>
+              <w:bottom w:type="dxa" w:w="60"/>
+              <w:right w:type="dxa" w:w="120"/>
+            </w:tcMar>
+          </w:tcPr>
+          <w:p>
+            <w:r>
+              <w:rPr>
+                <w:rFonts w:ascii="Arial" w:cs="Arial" w:eastAsia="Arial" w:hAnsi="Arial"/>
+                <w:color w:val="786E64"/>
+                <w:sz w:val="16"/>
+                <w:szCs w:val="16"/>
+              </w:rPr>
+              <w:t xml:space="preserve">High margin once templates + team are in place</w:t>
             </w:r>
           </w:p>
         </w:tc>
@@ -8289,6 +14046,1221 @@
       </w:tr>
     </w:tbl>
     <w:p>
+      <w:pPr>
+        <w:spacing w:before="400" w:after="0"/>
+      </w:pPr>
+    </w:p>
+    <w:p>
+      <w:pPr>
+        <w:pBdr>
+          <w:bottom w:val="single" w:color="4A6741" w:sz="4" w:space="1"/>
+        </w:pBdr>
+        <w:spacing w:before="0" w:after="80"/>
+      </w:pPr>
+      <w:r>
+        <w:rPr>
+          <w:rFonts w:ascii="Arial" w:cs="Arial" w:eastAsia="Arial" w:hAnsi="Arial"/>
+          <w:b/>
+          <w:bCs/>
+          <w:color w:val="4A6741"/>
+          <w:spacing w:val="60"/>
+          <w:sz w:val="22"/>
+          <w:szCs w:val="22"/>
+        </w:rPr>
+        <w:t xml:space="preserve">ROI PROJECTIONS</w:t>
+      </w:r>
+    </w:p>
+    <w:p>
+      <w:pPr>
+        <w:spacing w:before="100" w:after="0"/>
+      </w:pPr>
+    </w:p>
+    <w:p>
+      <w:pPr>
+        <w:spacing w:after="200"/>
+      </w:pPr>
+      <w:r>
+        <w:rPr>
+          <w:rFonts w:ascii="Arial" w:cs="Arial" w:eastAsia="Arial" w:hAnsi="Arial"/>
+          <w:i/>
+          <w:iCs/>
+          <w:color w:val="786E64"/>
+          <w:sz w:val="18"/>
+          <w:szCs w:val="18"/>
+        </w:rPr>
+        <w:t xml:space="preserve">Conservative-to-moderate projections based on comparable businesses. Actual results depend on execution consistency, market conditions, and network activation.</w:t>
+      </w:r>
+    </w:p>
+    <w:tbl>
+      <w:tblPr>
+        <w:tblW w:type="dxa" w:w="9360"/>
+        <w:tblBorders>
+          <w:top w:val="single" w:color="auto" w:sz="4"/>
+          <w:left w:val="single" w:color="auto" w:sz="4"/>
+          <w:bottom w:val="single" w:color="auto" w:sz="4"/>
+          <w:right w:val="single" w:color="auto" w:sz="4"/>
+          <w:insideH w:val="single" w:color="auto" w:sz="4"/>
+          <w:insideV w:val="single" w:color="auto" w:sz="4"/>
+        </w:tblBorders>
+      </w:tblPr>
+      <w:tblGrid>
+        <w:gridCol w:w="2800"/>
+        <w:gridCol w:w="2200"/>
+        <w:gridCol w:w="2200"/>
+        <w:gridCol w:w="2160"/>
+      </w:tblGrid>
+      <w:tr>
+        <w:tc>
+          <w:tcPr>
+            <w:tcW w:type="dxa" w:w="2800"/>
+            <w:tcBorders>
+              <w:top w:val="single" w:color="D4C4B0" w:sz="1"/>
+              <w:left w:val="single" w:color="D4C4B0" w:sz="1"/>
+              <w:bottom w:val="single" w:color="D4C4B0" w:sz="1"/>
+              <w:right w:val="single" w:color="D4C4B0" w:sz="1"/>
+            </w:tcBorders>
+            <w:shd w:fill="4A6741" w:val="clear"/>
+            <w:tcMar>
+              <w:top w:type="dxa" w:w="80"/>
+              <w:left w:type="dxa" w:w="120"/>
+              <w:bottom w:type="dxa" w:w="80"/>
+              <w:right w:type="dxa" w:w="120"/>
+            </w:tcMar>
+          </w:tcPr>
+          <w:p>
+            <w:pPr>
+              <w:jc w:val="center"/>
+            </w:pPr>
+            <w:r>
+              <w:rPr>
+                <w:rFonts w:ascii="Arial" w:cs="Arial" w:eastAsia="Arial" w:hAnsi="Arial"/>
+                <w:b/>
+                <w:bCs/>
+                <w:color w:val="FFFFFF"/>
+                <w:spacing w:val="40"/>
+                <w:sz w:val="15"/>
+                <w:szCs w:val="15"/>
+              </w:rPr>
+              <w:t xml:space="preserve">METRIC</w:t>
+            </w:r>
+          </w:p>
+        </w:tc>
+        <w:tc>
+          <w:tcPr>
+            <w:tcW w:type="dxa" w:w="2200"/>
+            <w:tcBorders>
+              <w:top w:val="single" w:color="D4C4B0" w:sz="1"/>
+              <w:left w:val="single" w:color="D4C4B0" w:sz="1"/>
+              <w:bottom w:val="single" w:color="D4C4B0" w:sz="1"/>
+              <w:right w:val="single" w:color="D4C4B0" w:sz="1"/>
+            </w:tcBorders>
+            <w:shd w:fill="4A6741" w:val="clear"/>
+            <w:tcMar>
+              <w:top w:type="dxa" w:w="80"/>
+              <w:left w:type="dxa" w:w="120"/>
+              <w:bottom w:type="dxa" w:w="80"/>
+              <w:right w:type="dxa" w:w="120"/>
+            </w:tcMar>
+          </w:tcPr>
+          <w:p>
+            <w:pPr>
+              <w:jc w:val="center"/>
+            </w:pPr>
+            <w:r>
+              <w:rPr>
+                <w:rFonts w:ascii="Arial" w:cs="Arial" w:eastAsia="Arial" w:hAnsi="Arial"/>
+                <w:b/>
+                <w:bCs/>
+                <w:color w:val="FFFFFF"/>
+                <w:spacing w:val="40"/>
+                <w:sz w:val="15"/>
+                <w:szCs w:val="15"/>
+              </w:rPr>
+              <w:t xml:space="preserve">YEAR 1</w:t>
+            </w:r>
+          </w:p>
+        </w:tc>
+        <w:tc>
+          <w:tcPr>
+            <w:tcW w:type="dxa" w:w="2200"/>
+            <w:tcBorders>
+              <w:top w:val="single" w:color="D4C4B0" w:sz="1"/>
+              <w:left w:val="single" w:color="D4C4B0" w:sz="1"/>
+              <w:bottom w:val="single" w:color="D4C4B0" w:sz="1"/>
+              <w:right w:val="single" w:color="D4C4B0" w:sz="1"/>
+            </w:tcBorders>
+            <w:shd w:fill="4A6741" w:val="clear"/>
+            <w:tcMar>
+              <w:top w:type="dxa" w:w="80"/>
+              <w:left w:type="dxa" w:w="120"/>
+              <w:bottom w:type="dxa" w:w="80"/>
+              <w:right w:type="dxa" w:w="120"/>
+            </w:tcMar>
+          </w:tcPr>
+          <w:p>
+            <w:pPr>
+              <w:jc w:val="center"/>
+            </w:pPr>
+            <w:r>
+              <w:rPr>
+                <w:rFonts w:ascii="Arial" w:cs="Arial" w:eastAsia="Arial" w:hAnsi="Arial"/>
+                <w:b/>
+                <w:bCs/>
+                <w:color w:val="FFFFFF"/>
+                <w:spacing w:val="40"/>
+                <w:sz w:val="15"/>
+                <w:szCs w:val="15"/>
+              </w:rPr>
+              <w:t xml:space="preserve">YEAR 2-3</w:t>
+            </w:r>
+          </w:p>
+        </w:tc>
+        <w:tc>
+          <w:tcPr>
+            <w:tcW w:type="dxa" w:w="2160"/>
+            <w:tcBorders>
+              <w:top w:val="single" w:color="D4C4B0" w:sz="1"/>
+              <w:left w:val="single" w:color="D4C4B0" w:sz="1"/>
+              <w:bottom w:val="single" w:color="D4C4B0" w:sz="1"/>
+              <w:right w:val="single" w:color="D4C4B0" w:sz="1"/>
+            </w:tcBorders>
+            <w:shd w:fill="4A6741" w:val="clear"/>
+            <w:tcMar>
+              <w:top w:type="dxa" w:w="80"/>
+              <w:left w:type="dxa" w:w="120"/>
+              <w:bottom w:type="dxa" w:w="80"/>
+              <w:right w:type="dxa" w:w="120"/>
+            </w:tcMar>
+          </w:tcPr>
+          <w:p>
+            <w:pPr>
+              <w:jc w:val="center"/>
+            </w:pPr>
+            <w:r>
+              <w:rPr>
+                <w:rFonts w:ascii="Arial" w:cs="Arial" w:eastAsia="Arial" w:hAnsi="Arial"/>
+                <w:b/>
+                <w:bCs/>
+                <w:color w:val="FFFFFF"/>
+                <w:spacing w:val="40"/>
+                <w:sz w:val="15"/>
+                <w:szCs w:val="15"/>
+              </w:rPr>
+              <w:t xml:space="preserve">NOTES</w:t>
+            </w:r>
+          </w:p>
+        </w:tc>
+      </w:tr>
+      <w:tr>
+        <w:tc>
+          <w:tcPr>
+            <w:tcW w:type="dxa" w:w="2800"/>
+            <w:tcBorders>
+              <w:top w:val="single" w:color="D4C4B0" w:sz="1"/>
+              <w:left w:val="single" w:color="D4C4B0" w:sz="1"/>
+              <w:bottom w:val="single" w:color="D4C4B0" w:sz="1"/>
+              <w:right w:val="single" w:color="D4C4B0" w:sz="1"/>
+            </w:tcBorders>
+            <w:shd w:fill="EAF2EC" w:val="clear"/>
+            <w:tcMar>
+              <w:top w:type="dxa" w:w="60"/>
+              <w:left w:type="dxa" w:w="120"/>
+              <w:bottom w:type="dxa" w:w="60"/>
+              <w:right w:type="dxa" w:w="120"/>
+            </w:tcMar>
+          </w:tcPr>
+          <w:p>
+            <w:r>
+              <w:rPr>
+                <w:rFonts w:ascii="Arial" w:cs="Arial" w:eastAsia="Arial" w:hAnsi="Arial"/>
+                <w:b/>
+                <w:bCs/>
+                <w:color w:val="313131"/>
+                <w:sz w:val="17"/>
+                <w:szCs w:val="17"/>
+              </w:rPr>
+              <w:t xml:space="preserve">Time Investment</w:t>
+            </w:r>
+          </w:p>
+        </w:tc>
+        <w:tc>
+          <w:tcPr>
+            <w:tcW w:type="dxa" w:w="2200"/>
+            <w:tcBorders>
+              <w:top w:val="single" w:color="D4C4B0" w:sz="1"/>
+              <w:left w:val="single" w:color="D4C4B0" w:sz="1"/>
+              <w:bottom w:val="single" w:color="D4C4B0" w:sz="1"/>
+              <w:right w:val="single" w:color="D4C4B0" w:sz="1"/>
+            </w:tcBorders>
+            <w:shd w:fill="EAF2EC" w:val="clear"/>
+            <w:tcMar>
+              <w:top w:type="dxa" w:w="60"/>
+              <w:left w:type="dxa" w:w="120"/>
+              <w:bottom w:type="dxa" w:w="60"/>
+              <w:right w:type="dxa" w:w="120"/>
+            </w:tcMar>
+          </w:tcPr>
+          <w:p>
+            <w:pPr>
+              <w:jc w:val="center"/>
+            </w:pPr>
+            <w:r>
+              <w:rPr>
+                <w:rFonts w:ascii="Arial" w:cs="Arial" w:eastAsia="Arial" w:hAnsi="Arial"/>
+                <w:color w:val="786E64"/>
+                <w:sz w:val="17"/>
+                <w:szCs w:val="17"/>
+              </w:rPr>
+              <w:t xml:space="preserve">10-15 hrs/week</w:t>
+            </w:r>
+          </w:p>
+        </w:tc>
+        <w:tc>
+          <w:tcPr>
+            <w:tcW w:type="dxa" w:w="2200"/>
+            <w:tcBorders>
+              <w:top w:val="single" w:color="D4C4B0" w:sz="1"/>
+              <w:left w:val="single" w:color="D4C4B0" w:sz="1"/>
+              <w:bottom w:val="single" w:color="D4C4B0" w:sz="1"/>
+              <w:right w:val="single" w:color="D4C4B0" w:sz="1"/>
+            </w:tcBorders>
+            <w:shd w:fill="EAF2EC" w:val="clear"/>
+            <w:tcMar>
+              <w:top w:type="dxa" w:w="60"/>
+              <w:left w:type="dxa" w:w="120"/>
+              <w:bottom w:type="dxa" w:w="60"/>
+              <w:right w:type="dxa" w:w="120"/>
+            </w:tcMar>
+          </w:tcPr>
+          <w:p>
+            <w:pPr>
+              <w:jc w:val="center"/>
+            </w:pPr>
+            <w:r>
+              <w:rPr>
+                <w:rFonts w:ascii="Arial" w:cs="Arial" w:eastAsia="Arial" w:hAnsi="Arial"/>
+                <w:color w:val="786E64"/>
+                <w:sz w:val="17"/>
+                <w:szCs w:val="17"/>
+              </w:rPr>
+              <w:t xml:space="preserve">5-8 hrs/week</w:t>
+            </w:r>
+          </w:p>
+        </w:tc>
+        <w:tc>
+          <w:tcPr>
+            <w:tcW w:type="dxa" w:w="2160"/>
+            <w:tcBorders>
+              <w:top w:val="single" w:color="D4C4B0" w:sz="1"/>
+              <w:left w:val="single" w:color="D4C4B0" w:sz="1"/>
+              <w:bottom w:val="single" w:color="D4C4B0" w:sz="1"/>
+              <w:right w:val="single" w:color="D4C4B0" w:sz="1"/>
+            </w:tcBorders>
+            <w:shd w:fill="EAF2EC" w:val="clear"/>
+            <w:tcMar>
+              <w:top w:type="dxa" w:w="60"/>
+              <w:left w:type="dxa" w:w="120"/>
+              <w:bottom w:type="dxa" w:w="60"/>
+              <w:right w:type="dxa" w:w="120"/>
+            </w:tcMar>
+          </w:tcPr>
+          <w:p>
+            <w:r>
+              <w:rPr>
+                <w:rFonts w:ascii="Arial" w:cs="Arial" w:eastAsia="Arial" w:hAnsi="Arial"/>
+                <w:color w:val="786E64"/>
+                <w:sz w:val="16"/>
+                <w:szCs w:val="16"/>
+              </w:rPr>
+              <w:t xml:space="preserve">Heaviest early; systematize with contractors</w:t>
+            </w:r>
+          </w:p>
+        </w:tc>
+      </w:tr>
+      <w:tr>
+        <w:tc>
+          <w:tcPr>
+            <w:tcW w:type="dxa" w:w="2800"/>
+            <w:tcBorders>
+              <w:top w:val="single" w:color="D4C4B0" w:sz="1"/>
+              <w:left w:val="single" w:color="D4C4B0" w:sz="1"/>
+              <w:bottom w:val="single" w:color="D4C4B0" w:sz="1"/>
+              <w:right w:val="single" w:color="D4C4B0" w:sz="1"/>
+            </w:tcBorders>
+            <w:shd w:fill="FFFFFF" w:val="clear"/>
+            <w:tcMar>
+              <w:top w:type="dxa" w:w="60"/>
+              <w:left w:type="dxa" w:w="120"/>
+              <w:bottom w:type="dxa" w:w="60"/>
+              <w:right w:type="dxa" w:w="120"/>
+            </w:tcMar>
+          </w:tcPr>
+          <w:p>
+            <w:r>
+              <w:rPr>
+                <w:rFonts w:ascii="Arial" w:cs="Arial" w:eastAsia="Arial" w:hAnsi="Arial"/>
+                <w:b/>
+                <w:bCs/>
+                <w:color w:val="313131"/>
+                <w:sz w:val="17"/>
+                <w:szCs w:val="17"/>
+              </w:rPr>
+              <w:t xml:space="preserve">Startup Costs</w:t>
+            </w:r>
+          </w:p>
+        </w:tc>
+        <w:tc>
+          <w:tcPr>
+            <w:tcW w:type="dxa" w:w="2200"/>
+            <w:tcBorders>
+              <w:top w:val="single" w:color="D4C4B0" w:sz="1"/>
+              <w:left w:val="single" w:color="D4C4B0" w:sz="1"/>
+              <w:bottom w:val="single" w:color="D4C4B0" w:sz="1"/>
+              <w:right w:val="single" w:color="D4C4B0" w:sz="1"/>
+            </w:tcBorders>
+            <w:shd w:fill="FFFFFF" w:val="clear"/>
+            <w:tcMar>
+              <w:top w:type="dxa" w:w="60"/>
+              <w:left w:type="dxa" w:w="120"/>
+              <w:bottom w:type="dxa" w:w="60"/>
+              <w:right w:type="dxa" w:w="120"/>
+            </w:tcMar>
+          </w:tcPr>
+          <w:p>
+            <w:pPr>
+              <w:jc w:val="center"/>
+            </w:pPr>
+            <w:r>
+              <w:rPr>
+                <w:rFonts w:ascii="Arial" w:cs="Arial" w:eastAsia="Arial" w:hAnsi="Arial"/>
+                <w:color w:val="786E64"/>
+                <w:sz w:val="17"/>
+                <w:szCs w:val="17"/>
+              </w:rPr>
+              <w:t xml:space="preserve">$5-10K</w:t>
+            </w:r>
+          </w:p>
+        </w:tc>
+        <w:tc>
+          <w:tcPr>
+            <w:tcW w:type="dxa" w:w="2200"/>
+            <w:tcBorders>
+              <w:top w:val="single" w:color="D4C4B0" w:sz="1"/>
+              <w:left w:val="single" w:color="D4C4B0" w:sz="1"/>
+              <w:bottom w:val="single" w:color="D4C4B0" w:sz="1"/>
+              <w:right w:val="single" w:color="D4C4B0" w:sz="1"/>
+            </w:tcBorders>
+            <w:shd w:fill="FFFFFF" w:val="clear"/>
+            <w:tcMar>
+              <w:top w:type="dxa" w:w="60"/>
+              <w:left w:type="dxa" w:w="120"/>
+              <w:bottom w:type="dxa" w:w="60"/>
+              <w:right w:type="dxa" w:w="120"/>
+            </w:tcMar>
+          </w:tcPr>
+          <w:p>
+            <w:pPr>
+              <w:jc w:val="center"/>
+            </w:pPr>
+            <w:r>
+              <w:rPr>
+                <w:rFonts w:ascii="Arial" w:cs="Arial" w:eastAsia="Arial" w:hAnsi="Arial"/>
+                <w:color w:val="786E64"/>
+                <w:sz w:val="17"/>
+                <w:szCs w:val="17"/>
+              </w:rPr>
+              <w:t xml:space="preserve">$3-5K/yr</w:t>
+            </w:r>
+          </w:p>
+        </w:tc>
+        <w:tc>
+          <w:tcPr>
+            <w:tcW w:type="dxa" w:w="2160"/>
+            <w:tcBorders>
+              <w:top w:val="single" w:color="D4C4B0" w:sz="1"/>
+              <w:left w:val="single" w:color="D4C4B0" w:sz="1"/>
+              <w:bottom w:val="single" w:color="D4C4B0" w:sz="1"/>
+              <w:right w:val="single" w:color="D4C4B0" w:sz="1"/>
+            </w:tcBorders>
+            <w:shd w:fill="FFFFFF" w:val="clear"/>
+            <w:tcMar>
+              <w:top w:type="dxa" w:w="60"/>
+              <w:left w:type="dxa" w:w="120"/>
+              <w:bottom w:type="dxa" w:w="60"/>
+              <w:right w:type="dxa" w:w="120"/>
+            </w:tcMar>
+          </w:tcPr>
+          <w:p>
+            <w:r>
+              <w:rPr>
+                <w:rFonts w:ascii="Arial" w:cs="Arial" w:eastAsia="Arial" w:hAnsi="Arial"/>
+                <w:color w:val="786E64"/>
+                <w:sz w:val="16"/>
+                <w:szCs w:val="16"/>
+              </w:rPr>
+              <w:t xml:space="preserve">Equipment, tools, subscriptions, freelancers</w:t>
+            </w:r>
+          </w:p>
+        </w:tc>
+      </w:tr>
+      <w:tr>
+        <w:tc>
+          <w:tcPr>
+            <w:tcW w:type="dxa" w:w="2800"/>
+            <w:tcBorders>
+              <w:top w:val="single" w:color="D4C4B0" w:sz="1"/>
+              <w:left w:val="single" w:color="D4C4B0" w:sz="1"/>
+              <w:bottom w:val="single" w:color="D4C4B0" w:sz="1"/>
+              <w:right w:val="single" w:color="D4C4B0" w:sz="1"/>
+            </w:tcBorders>
+            <w:shd w:fill="EAF2EC" w:val="clear"/>
+            <w:tcMar>
+              <w:top w:type="dxa" w:w="60"/>
+              <w:left w:type="dxa" w:w="120"/>
+              <w:bottom w:type="dxa" w:w="60"/>
+              <w:right w:type="dxa" w:w="120"/>
+            </w:tcMar>
+          </w:tcPr>
+          <w:p>
+            <w:r>
+              <w:rPr>
+                <w:rFonts w:ascii="Arial" w:cs="Arial" w:eastAsia="Arial" w:hAnsi="Arial"/>
+                <w:b/>
+                <w:bCs/>
+                <w:color w:val="313131"/>
+                <w:sz w:val="17"/>
+                <w:szCs w:val="17"/>
+              </w:rPr>
+              <w:t xml:space="preserve">Internal Value</w:t>
+            </w:r>
+          </w:p>
+        </w:tc>
+        <w:tc>
+          <w:tcPr>
+            <w:tcW w:type="dxa" w:w="2200"/>
+            <w:tcBorders>
+              <w:top w:val="single" w:color="D4C4B0" w:sz="1"/>
+              <w:left w:val="single" w:color="D4C4B0" w:sz="1"/>
+              <w:bottom w:val="single" w:color="D4C4B0" w:sz="1"/>
+              <w:right w:val="single" w:color="D4C4B0" w:sz="1"/>
+            </w:tcBorders>
+            <w:shd w:fill="EAF2EC" w:val="clear"/>
+            <w:tcMar>
+              <w:top w:type="dxa" w:w="60"/>
+              <w:left w:type="dxa" w:w="120"/>
+              <w:bottom w:type="dxa" w:w="60"/>
+              <w:right w:type="dxa" w:w="120"/>
+            </w:tcMar>
+          </w:tcPr>
+          <w:p>
+            <w:pPr>
+              <w:jc w:val="center"/>
+            </w:pPr>
+            <w:r>
+              <w:rPr>
+                <w:rFonts w:ascii="Arial" w:cs="Arial" w:eastAsia="Arial" w:hAnsi="Arial"/>
+                <w:color w:val="786E64"/>
+                <w:sz w:val="17"/>
+                <w:szCs w:val="17"/>
+              </w:rPr>
+              <w:t xml:space="preserve">High</w:t>
+            </w:r>
+          </w:p>
+        </w:tc>
+        <w:tc>
+          <w:tcPr>
+            <w:tcW w:type="dxa" w:w="2200"/>
+            <w:tcBorders>
+              <w:top w:val="single" w:color="D4C4B0" w:sz="1"/>
+              <w:left w:val="single" w:color="D4C4B0" w:sz="1"/>
+              <w:bottom w:val="single" w:color="D4C4B0" w:sz="1"/>
+              <w:right w:val="single" w:color="D4C4B0" w:sz="1"/>
+            </w:tcBorders>
+            <w:shd w:fill="EAF2EC" w:val="clear"/>
+            <w:tcMar>
+              <w:top w:type="dxa" w:w="60"/>
+              <w:left w:type="dxa" w:w="120"/>
+              <w:bottom w:type="dxa" w:w="60"/>
+              <w:right w:type="dxa" w:w="120"/>
+            </w:tcMar>
+          </w:tcPr>
+          <w:p>
+            <w:pPr>
+              <w:jc w:val="center"/>
+            </w:pPr>
+            <w:r>
+              <w:rPr>
+                <w:rFonts w:ascii="Arial" w:cs="Arial" w:eastAsia="Arial" w:hAnsi="Arial"/>
+                <w:color w:val="786E64"/>
+                <w:sz w:val="17"/>
+                <w:szCs w:val="17"/>
+              </w:rPr>
+              <w:t xml:space="preserve">Compounding</w:t>
+            </w:r>
+          </w:p>
+        </w:tc>
+        <w:tc>
+          <w:tcPr>
+            <w:tcW w:type="dxa" w:w="2160"/>
+            <w:tcBorders>
+              <w:top w:val="single" w:color="D4C4B0" w:sz="1"/>
+              <w:left w:val="single" w:color="D4C4B0" w:sz="1"/>
+              <w:bottom w:val="single" w:color="D4C4B0" w:sz="1"/>
+              <w:right w:val="single" w:color="D4C4B0" w:sz="1"/>
+            </w:tcBorders>
+            <w:shd w:fill="EAF2EC" w:val="clear"/>
+            <w:tcMar>
+              <w:top w:type="dxa" w:w="60"/>
+              <w:left w:type="dxa" w:w="120"/>
+              <w:bottom w:type="dxa" w:w="60"/>
+              <w:right w:type="dxa" w:w="120"/>
+            </w:tcMar>
+          </w:tcPr>
+          <w:p>
+            <w:r>
+              <w:rPr>
+                <w:rFonts w:ascii="Arial" w:cs="Arial" w:eastAsia="Arial" w:hAnsi="Arial"/>
+                <w:color w:val="786E64"/>
+                <w:sz w:val="16"/>
+                <w:szCs w:val="16"/>
+              </w:rPr>
+              <w:t xml:space="preserve">Drives leads to Capital, Advisory, Digital, Travel</w:t>
+            </w:r>
+          </w:p>
+        </w:tc>
+      </w:tr>
+      <w:tr>
+        <w:tc>
+          <w:tcPr>
+            <w:tcW w:type="dxa" w:w="2800"/>
+            <w:tcBorders>
+              <w:top w:val="single" w:color="D4C4B0" w:sz="1"/>
+              <w:left w:val="single" w:color="D4C4B0" w:sz="1"/>
+              <w:bottom w:val="single" w:color="D4C4B0" w:sz="1"/>
+              <w:right w:val="single" w:color="D4C4B0" w:sz="1"/>
+            </w:tcBorders>
+            <w:shd w:fill="FFFFFF" w:val="clear"/>
+            <w:tcMar>
+              <w:top w:type="dxa" w:w="60"/>
+              <w:left w:type="dxa" w:w="120"/>
+              <w:bottom w:type="dxa" w:w="60"/>
+              <w:right w:type="dxa" w:w="120"/>
+            </w:tcMar>
+          </w:tcPr>
+          <w:p>
+            <w:r>
+              <w:rPr>
+                <w:rFonts w:ascii="Arial" w:cs="Arial" w:eastAsia="Arial" w:hAnsi="Arial"/>
+                <w:b/>
+                <w:bCs/>
+                <w:color w:val="313131"/>
+                <w:sz w:val="17"/>
+                <w:szCs w:val="17"/>
+              </w:rPr>
+              <w:t xml:space="preserve">Branded Content Clients</w:t>
+            </w:r>
+          </w:p>
+        </w:tc>
+        <w:tc>
+          <w:tcPr>
+            <w:tcW w:type="dxa" w:w="2200"/>
+            <w:tcBorders>
+              <w:top w:val="single" w:color="D4C4B0" w:sz="1"/>
+              <w:left w:val="single" w:color="D4C4B0" w:sz="1"/>
+              <w:bottom w:val="single" w:color="D4C4B0" w:sz="1"/>
+              <w:right w:val="single" w:color="D4C4B0" w:sz="1"/>
+            </w:tcBorders>
+            <w:shd w:fill="FFFFFF" w:val="clear"/>
+            <w:tcMar>
+              <w:top w:type="dxa" w:w="60"/>
+              <w:left w:type="dxa" w:w="120"/>
+              <w:bottom w:type="dxa" w:w="60"/>
+              <w:right w:type="dxa" w:w="120"/>
+            </w:tcMar>
+          </w:tcPr>
+          <w:p>
+            <w:pPr>
+              <w:jc w:val="center"/>
+            </w:pPr>
+            <w:r>
+              <w:rPr>
+                <w:rFonts w:ascii="Arial" w:cs="Arial" w:eastAsia="Arial" w:hAnsi="Arial"/>
+                <w:color w:val="786E64"/>
+                <w:sz w:val="17"/>
+                <w:szCs w:val="17"/>
+              </w:rPr>
+              <w:t xml:space="preserve">2-3 clients</w:t>
+            </w:r>
+          </w:p>
+        </w:tc>
+        <w:tc>
+          <w:tcPr>
+            <w:tcW w:type="dxa" w:w="2200"/>
+            <w:tcBorders>
+              <w:top w:val="single" w:color="D4C4B0" w:sz="1"/>
+              <w:left w:val="single" w:color="D4C4B0" w:sz="1"/>
+              <w:bottom w:val="single" w:color="D4C4B0" w:sz="1"/>
+              <w:right w:val="single" w:color="D4C4B0" w:sz="1"/>
+            </w:tcBorders>
+            <w:shd w:fill="FFFFFF" w:val="clear"/>
+            <w:tcMar>
+              <w:top w:type="dxa" w:w="60"/>
+              <w:left w:type="dxa" w:w="120"/>
+              <w:bottom w:type="dxa" w:w="60"/>
+              <w:right w:type="dxa" w:w="120"/>
+            </w:tcMar>
+          </w:tcPr>
+          <w:p>
+            <w:pPr>
+              <w:jc w:val="center"/>
+            </w:pPr>
+            <w:r>
+              <w:rPr>
+                <w:rFonts w:ascii="Arial" w:cs="Arial" w:eastAsia="Arial" w:hAnsi="Arial"/>
+                <w:color w:val="786E64"/>
+                <w:sz w:val="17"/>
+                <w:szCs w:val="17"/>
+              </w:rPr>
+              <w:t xml:space="preserve">5-8 clients</w:t>
+            </w:r>
+          </w:p>
+        </w:tc>
+        <w:tc>
+          <w:tcPr>
+            <w:tcW w:type="dxa" w:w="2160"/>
+            <w:tcBorders>
+              <w:top w:val="single" w:color="D4C4B0" w:sz="1"/>
+              <w:left w:val="single" w:color="D4C4B0" w:sz="1"/>
+              <w:bottom w:val="single" w:color="D4C4B0" w:sz="1"/>
+              <w:right w:val="single" w:color="D4C4B0" w:sz="1"/>
+            </w:tcBorders>
+            <w:shd w:fill="FFFFFF" w:val="clear"/>
+            <w:tcMar>
+              <w:top w:type="dxa" w:w="60"/>
+              <w:left w:type="dxa" w:w="120"/>
+              <w:bottom w:type="dxa" w:w="60"/>
+              <w:right w:type="dxa" w:w="120"/>
+            </w:tcMar>
+          </w:tcPr>
+          <w:p>
+            <w:r>
+              <w:rPr>
+                <w:rFonts w:ascii="Arial" w:cs="Arial" w:eastAsia="Arial" w:hAnsi="Arial"/>
+                <w:color w:val="786E64"/>
+                <w:sz w:val="16"/>
+                <w:szCs w:val="16"/>
+              </w:rPr>
+              <w:t xml:space="preserve">$3-10K per project</w:t>
+            </w:r>
+          </w:p>
+        </w:tc>
+      </w:tr>
+      <w:tr>
+        <w:tc>
+          <w:tcPr>
+            <w:tcW w:type="dxa" w:w="2800"/>
+            <w:tcBorders>
+              <w:top w:val="single" w:color="D4C4B0" w:sz="1"/>
+              <w:left w:val="single" w:color="D4C4B0" w:sz="1"/>
+              <w:bottom w:val="single" w:color="D4C4B0" w:sz="1"/>
+              <w:right w:val="single" w:color="D4C4B0" w:sz="1"/>
+            </w:tcBorders>
+            <w:shd w:fill="EAF2EC" w:val="clear"/>
+            <w:tcMar>
+              <w:top w:type="dxa" w:w="60"/>
+              <w:left w:type="dxa" w:w="120"/>
+              <w:bottom w:type="dxa" w:w="60"/>
+              <w:right w:type="dxa" w:w="120"/>
+            </w:tcMar>
+          </w:tcPr>
+          <w:p>
+            <w:r>
+              <w:rPr>
+                <w:rFonts w:ascii="Arial" w:cs="Arial" w:eastAsia="Arial" w:hAnsi="Arial"/>
+                <w:b/>
+                <w:bCs/>
+                <w:color w:val="313131"/>
+                <w:sz w:val="17"/>
+                <w:szCs w:val="17"/>
+              </w:rPr>
+              <w:t xml:space="preserve">Social Management</w:t>
+            </w:r>
+          </w:p>
+        </w:tc>
+        <w:tc>
+          <w:tcPr>
+            <w:tcW w:type="dxa" w:w="2200"/>
+            <w:tcBorders>
+              <w:top w:val="single" w:color="D4C4B0" w:sz="1"/>
+              <w:left w:val="single" w:color="D4C4B0" w:sz="1"/>
+              <w:bottom w:val="single" w:color="D4C4B0" w:sz="1"/>
+              <w:right w:val="single" w:color="D4C4B0" w:sz="1"/>
+            </w:tcBorders>
+            <w:shd w:fill="EAF2EC" w:val="clear"/>
+            <w:tcMar>
+              <w:top w:type="dxa" w:w="60"/>
+              <w:left w:type="dxa" w:w="120"/>
+              <w:bottom w:type="dxa" w:w="60"/>
+              <w:right w:type="dxa" w:w="120"/>
+            </w:tcMar>
+          </w:tcPr>
+          <w:p>
+            <w:pPr>
+              <w:jc w:val="center"/>
+            </w:pPr>
+            <w:r>
+              <w:rPr>
+                <w:rFonts w:ascii="Arial" w:cs="Arial" w:eastAsia="Arial" w:hAnsi="Arial"/>
+                <w:color w:val="786E64"/>
+                <w:sz w:val="17"/>
+                <w:szCs w:val="17"/>
+              </w:rPr>
+              <w:t xml:space="preserve">$0-2K/mo</w:t>
+            </w:r>
+          </w:p>
+        </w:tc>
+        <w:tc>
+          <w:tcPr>
+            <w:tcW w:type="dxa" w:w="2200"/>
+            <w:tcBorders>
+              <w:top w:val="single" w:color="D4C4B0" w:sz="1"/>
+              <w:left w:val="single" w:color="D4C4B0" w:sz="1"/>
+              <w:bottom w:val="single" w:color="D4C4B0" w:sz="1"/>
+              <w:right w:val="single" w:color="D4C4B0" w:sz="1"/>
+            </w:tcBorders>
+            <w:shd w:fill="EAF2EC" w:val="clear"/>
+            <w:tcMar>
+              <w:top w:type="dxa" w:w="60"/>
+              <w:left w:type="dxa" w:w="120"/>
+              <w:bottom w:type="dxa" w:w="60"/>
+              <w:right w:type="dxa" w:w="120"/>
+            </w:tcMar>
+          </w:tcPr>
+          <w:p>
+            <w:pPr>
+              <w:jc w:val="center"/>
+            </w:pPr>
+            <w:r>
+              <w:rPr>
+                <w:rFonts w:ascii="Arial" w:cs="Arial" w:eastAsia="Arial" w:hAnsi="Arial"/>
+                <w:color w:val="786E64"/>
+                <w:sz w:val="17"/>
+                <w:szCs w:val="17"/>
+              </w:rPr>
+              <w:t xml:space="preserve">$5-10K/mo</w:t>
+            </w:r>
+          </w:p>
+        </w:tc>
+        <w:tc>
+          <w:tcPr>
+            <w:tcW w:type="dxa" w:w="2160"/>
+            <w:tcBorders>
+              <w:top w:val="single" w:color="D4C4B0" w:sz="1"/>
+              <w:left w:val="single" w:color="D4C4B0" w:sz="1"/>
+              <w:bottom w:val="single" w:color="D4C4B0" w:sz="1"/>
+              <w:right w:val="single" w:color="D4C4B0" w:sz="1"/>
+            </w:tcBorders>
+            <w:shd w:fill="EAF2EC" w:val="clear"/>
+            <w:tcMar>
+              <w:top w:type="dxa" w:w="60"/>
+              <w:left w:type="dxa" w:w="120"/>
+              <w:bottom w:type="dxa" w:w="60"/>
+              <w:right w:type="dxa" w:w="120"/>
+            </w:tcMar>
+          </w:tcPr>
+          <w:p>
+            <w:r>
+              <w:rPr>
+                <w:rFonts w:ascii="Arial" w:cs="Arial" w:eastAsia="Arial" w:hAnsi="Arial"/>
+                <w:color w:val="786E64"/>
+                <w:sz w:val="16"/>
+                <w:szCs w:val="16"/>
+              </w:rPr>
+              <w:t xml:space="preserve">Recurring revenue from managed accounts</w:t>
+            </w:r>
+          </w:p>
+        </w:tc>
+      </w:tr>
+      <w:tr>
+        <w:tc>
+          <w:tcPr>
+            <w:tcW w:type="dxa" w:w="2800"/>
+            <w:tcBorders>
+              <w:top w:val="single" w:color="D4C4B0" w:sz="1"/>
+              <w:left w:val="single" w:color="D4C4B0" w:sz="1"/>
+              <w:bottom w:val="single" w:color="D4C4B0" w:sz="1"/>
+              <w:right w:val="single" w:color="D4C4B0" w:sz="1"/>
+            </w:tcBorders>
+            <w:shd w:fill="FFFFFF" w:val="clear"/>
+            <w:tcMar>
+              <w:top w:type="dxa" w:w="60"/>
+              <w:left w:type="dxa" w:w="120"/>
+              <w:bottom w:type="dxa" w:w="60"/>
+              <w:right w:type="dxa" w:w="120"/>
+            </w:tcMar>
+          </w:tcPr>
+          <w:p>
+            <w:r>
+              <w:rPr>
+                <w:rFonts w:ascii="Arial" w:cs="Arial" w:eastAsia="Arial" w:hAnsi="Arial"/>
+                <w:b/>
+                <w:bCs/>
+                <w:color w:val="313131"/>
+                <w:sz w:val="17"/>
+                <w:szCs w:val="17"/>
+              </w:rPr>
+              <w:t xml:space="preserve">Newsletter Sponsorship</w:t>
+            </w:r>
+          </w:p>
+        </w:tc>
+        <w:tc>
+          <w:tcPr>
+            <w:tcW w:type="dxa" w:w="2200"/>
+            <w:tcBorders>
+              <w:top w:val="single" w:color="D4C4B0" w:sz="1"/>
+              <w:left w:val="single" w:color="D4C4B0" w:sz="1"/>
+              <w:bottom w:val="single" w:color="D4C4B0" w:sz="1"/>
+              <w:right w:val="single" w:color="D4C4B0" w:sz="1"/>
+            </w:tcBorders>
+            <w:shd w:fill="FFFFFF" w:val="clear"/>
+            <w:tcMar>
+              <w:top w:type="dxa" w:w="60"/>
+              <w:left w:type="dxa" w:w="120"/>
+              <w:bottom w:type="dxa" w:w="60"/>
+              <w:right w:type="dxa" w:w="120"/>
+            </w:tcMar>
+          </w:tcPr>
+          <w:p>
+            <w:pPr>
+              <w:jc w:val="center"/>
+            </w:pPr>
+            <w:r>
+              <w:rPr>
+                <w:rFonts w:ascii="Arial" w:cs="Arial" w:eastAsia="Arial" w:hAnsi="Arial"/>
+                <w:color w:val="786E64"/>
+                <w:sz w:val="17"/>
+                <w:szCs w:val="17"/>
+              </w:rPr>
+              <w:t xml:space="preserve">$0</w:t>
+            </w:r>
+          </w:p>
+        </w:tc>
+        <w:tc>
+          <w:tcPr>
+            <w:tcW w:type="dxa" w:w="2200"/>
+            <w:tcBorders>
+              <w:top w:val="single" w:color="D4C4B0" w:sz="1"/>
+              <w:left w:val="single" w:color="D4C4B0" w:sz="1"/>
+              <w:bottom w:val="single" w:color="D4C4B0" w:sz="1"/>
+              <w:right w:val="single" w:color="D4C4B0" w:sz="1"/>
+            </w:tcBorders>
+            <w:shd w:fill="FFFFFF" w:val="clear"/>
+            <w:tcMar>
+              <w:top w:type="dxa" w:w="60"/>
+              <w:left w:type="dxa" w:w="120"/>
+              <w:bottom w:type="dxa" w:w="60"/>
+              <w:right w:type="dxa" w:w="120"/>
+            </w:tcMar>
+          </w:tcPr>
+          <w:p>
+            <w:pPr>
+              <w:jc w:val="center"/>
+            </w:pPr>
+            <w:r>
+              <w:rPr>
+                <w:rFonts w:ascii="Arial" w:cs="Arial" w:eastAsia="Arial" w:hAnsi="Arial"/>
+                <w:color w:val="786E64"/>
+                <w:sz w:val="17"/>
+                <w:szCs w:val="17"/>
+              </w:rPr>
+              <w:t xml:space="preserve">$500-2K/mo</w:t>
+            </w:r>
+          </w:p>
+        </w:tc>
+        <w:tc>
+          <w:tcPr>
+            <w:tcW w:type="dxa" w:w="2160"/>
+            <w:tcBorders>
+              <w:top w:val="single" w:color="D4C4B0" w:sz="1"/>
+              <w:left w:val="single" w:color="D4C4B0" w:sz="1"/>
+              <w:bottom w:val="single" w:color="D4C4B0" w:sz="1"/>
+              <w:right w:val="single" w:color="D4C4B0" w:sz="1"/>
+            </w:tcBorders>
+            <w:shd w:fill="FFFFFF" w:val="clear"/>
+            <w:tcMar>
+              <w:top w:type="dxa" w:w="60"/>
+              <w:left w:type="dxa" w:w="120"/>
+              <w:bottom w:type="dxa" w:w="60"/>
+              <w:right w:type="dxa" w:w="120"/>
+            </w:tcMar>
+          </w:tcPr>
+          <w:p>
+            <w:r>
+              <w:rPr>
+                <w:rFonts w:ascii="Arial" w:cs="Arial" w:eastAsia="Arial" w:hAnsi="Arial"/>
+                <w:color w:val="786E64"/>
+                <w:sz w:val="16"/>
+                <w:szCs w:val="16"/>
+              </w:rPr>
+              <w:t xml:space="preserve">Requires 2K+ engaged subscribers</w:t>
+            </w:r>
+          </w:p>
+        </w:tc>
+      </w:tr>
+      <w:tr>
+        <w:tc>
+          <w:tcPr>
+            <w:tcW w:type="dxa" w:w="2800"/>
+            <w:tcBorders>
+              <w:top w:val="single" w:color="D4C4B0" w:sz="1"/>
+              <w:left w:val="single" w:color="D4C4B0" w:sz="1"/>
+              <w:bottom w:val="single" w:color="D4C4B0" w:sz="1"/>
+              <w:right w:val="single" w:color="D4C4B0" w:sz="1"/>
+            </w:tcBorders>
+            <w:shd w:fill="EAF2EC" w:val="clear"/>
+            <w:tcMar>
+              <w:top w:type="dxa" w:w="60"/>
+              <w:left w:type="dxa" w:w="120"/>
+              <w:bottom w:type="dxa" w:w="60"/>
+              <w:right w:type="dxa" w:w="120"/>
+            </w:tcMar>
+          </w:tcPr>
+          <w:p>
+            <w:r>
+              <w:rPr>
+                <w:rFonts w:ascii="Arial" w:cs="Arial" w:eastAsia="Arial" w:hAnsi="Arial"/>
+                <w:b/>
+                <w:bCs/>
+                <w:color w:val="313131"/>
+                <w:sz w:val="17"/>
+                <w:szCs w:val="17"/>
+              </w:rPr>
+              <w:t xml:space="preserve">Video Production</w:t>
+            </w:r>
+          </w:p>
+        </w:tc>
+        <w:tc>
+          <w:tcPr>
+            <w:tcW w:type="dxa" w:w="2200"/>
+            <w:tcBorders>
+              <w:top w:val="single" w:color="D4C4B0" w:sz="1"/>
+              <w:left w:val="single" w:color="D4C4B0" w:sz="1"/>
+              <w:bottom w:val="single" w:color="D4C4B0" w:sz="1"/>
+              <w:right w:val="single" w:color="D4C4B0" w:sz="1"/>
+            </w:tcBorders>
+            <w:shd w:fill="EAF2EC" w:val="clear"/>
+            <w:tcMar>
+              <w:top w:type="dxa" w:w="60"/>
+              <w:left w:type="dxa" w:w="120"/>
+              <w:bottom w:type="dxa" w:w="60"/>
+              <w:right w:type="dxa" w:w="120"/>
+            </w:tcMar>
+          </w:tcPr>
+          <w:p>
+            <w:pPr>
+              <w:jc w:val="center"/>
+            </w:pPr>
+            <w:r>
+              <w:rPr>
+                <w:rFonts w:ascii="Arial" w:cs="Arial" w:eastAsia="Arial" w:hAnsi="Arial"/>
+                <w:color w:val="786E64"/>
+                <w:sz w:val="17"/>
+                <w:szCs w:val="17"/>
+              </w:rPr>
+              <w:t xml:space="preserve">$5-10K per</w:t>
+            </w:r>
+          </w:p>
+        </w:tc>
+        <w:tc>
+          <w:tcPr>
+            <w:tcW w:type="dxa" w:w="2200"/>
+            <w:tcBorders>
+              <w:top w:val="single" w:color="D4C4B0" w:sz="1"/>
+              <w:left w:val="single" w:color="D4C4B0" w:sz="1"/>
+              <w:bottom w:val="single" w:color="D4C4B0" w:sz="1"/>
+              <w:right w:val="single" w:color="D4C4B0" w:sz="1"/>
+            </w:tcBorders>
+            <w:shd w:fill="EAF2EC" w:val="clear"/>
+            <w:tcMar>
+              <w:top w:type="dxa" w:w="60"/>
+              <w:left w:type="dxa" w:w="120"/>
+              <w:bottom w:type="dxa" w:w="60"/>
+              <w:right w:type="dxa" w:w="120"/>
+            </w:tcMar>
+          </w:tcPr>
+          <w:p>
+            <w:pPr>
+              <w:jc w:val="center"/>
+            </w:pPr>
+            <w:r>
+              <w:rPr>
+                <w:rFonts w:ascii="Arial" w:cs="Arial" w:eastAsia="Arial" w:hAnsi="Arial"/>
+                <w:color w:val="786E64"/>
+                <w:sz w:val="17"/>
+                <w:szCs w:val="17"/>
+              </w:rPr>
+              <w:t xml:space="preserve">$10-25K per</w:t>
+            </w:r>
+          </w:p>
+        </w:tc>
+        <w:tc>
+          <w:tcPr>
+            <w:tcW w:type="dxa" w:w="2160"/>
+            <w:tcBorders>
+              <w:top w:val="single" w:color="D4C4B0" w:sz="1"/>
+              <w:left w:val="single" w:color="D4C4B0" w:sz="1"/>
+              <w:bottom w:val="single" w:color="D4C4B0" w:sz="1"/>
+              <w:right w:val="single" w:color="D4C4B0" w:sz="1"/>
+            </w:tcBorders>
+            <w:shd w:fill="EAF2EC" w:val="clear"/>
+            <w:tcMar>
+              <w:top w:type="dxa" w:w="60"/>
+              <w:left w:type="dxa" w:w="120"/>
+              <w:bottom w:type="dxa" w:w="60"/>
+              <w:right w:type="dxa" w:w="120"/>
+            </w:tcMar>
+          </w:tcPr>
+          <w:p>
+            <w:r>
+              <w:rPr>
+                <w:rFonts w:ascii="Arial" w:cs="Arial" w:eastAsia="Arial" w:hAnsi="Arial"/>
+                <w:color w:val="786E64"/>
+                <w:sz w:val="16"/>
+                <w:szCs w:val="16"/>
+              </w:rPr>
+              <w:t xml:space="preserve">Brand films, mini-docs, event coverage</w:t>
+            </w:r>
+          </w:p>
+        </w:tc>
+      </w:tr>
+      <w:tr>
+        <w:tc>
+          <w:tcPr>
+            <w:tcW w:type="dxa" w:w="2800"/>
+            <w:tcBorders>
+              <w:top w:val="single" w:color="D4C4B0" w:sz="1"/>
+              <w:left w:val="single" w:color="D4C4B0" w:sz="1"/>
+              <w:bottom w:val="single" w:color="D4C4B0" w:sz="1"/>
+              <w:right w:val="single" w:color="D4C4B0" w:sz="1"/>
+            </w:tcBorders>
+            <w:shd w:fill="FFFFFF" w:val="clear"/>
+            <w:tcMar>
+              <w:top w:type="dxa" w:w="60"/>
+              <w:left w:type="dxa" w:w="120"/>
+              <w:bottom w:type="dxa" w:w="60"/>
+              <w:right w:type="dxa" w:w="120"/>
+            </w:tcMar>
+          </w:tcPr>
+          <w:p>
+            <w:r>
+              <w:rPr>
+                <w:rFonts w:ascii="Arial" w:cs="Arial" w:eastAsia="Arial" w:hAnsi="Arial"/>
+                <w:b/>
+                <w:bCs/>
+                <w:color w:val="313131"/>
+                <w:sz w:val="17"/>
+                <w:szCs w:val="17"/>
+              </w:rPr>
+              <w:t xml:space="preserve">Total Potential Income</w:t>
+            </w:r>
+          </w:p>
+        </w:tc>
+        <w:tc>
+          <w:tcPr>
+            <w:tcW w:type="dxa" w:w="2200"/>
+            <w:tcBorders>
+              <w:top w:val="single" w:color="D4C4B0" w:sz="1"/>
+              <w:left w:val="single" w:color="D4C4B0" w:sz="1"/>
+              <w:bottom w:val="single" w:color="D4C4B0" w:sz="1"/>
+              <w:right w:val="single" w:color="D4C4B0" w:sz="1"/>
+            </w:tcBorders>
+            <w:shd w:fill="FFFFFF" w:val="clear"/>
+            <w:tcMar>
+              <w:top w:type="dxa" w:w="60"/>
+              <w:left w:type="dxa" w:w="120"/>
+              <w:bottom w:type="dxa" w:w="60"/>
+              <w:right w:type="dxa" w:w="120"/>
+            </w:tcMar>
+          </w:tcPr>
+          <w:p>
+            <w:pPr>
+              <w:jc w:val="center"/>
+            </w:pPr>
+            <w:r>
+              <w:rPr>
+                <w:rFonts w:ascii="Arial" w:cs="Arial" w:eastAsia="Arial" w:hAnsi="Arial"/>
+                <w:color w:val="786E64"/>
+                <w:sz w:val="17"/>
+                <w:szCs w:val="17"/>
+              </w:rPr>
+              <w:t xml:space="preserve">$30-80K</w:t>
+            </w:r>
+          </w:p>
+        </w:tc>
+        <w:tc>
+          <w:tcPr>
+            <w:tcW w:type="dxa" w:w="2200"/>
+            <w:tcBorders>
+              <w:top w:val="single" w:color="D4C4B0" w:sz="1"/>
+              <w:left w:val="single" w:color="D4C4B0" w:sz="1"/>
+              <w:bottom w:val="single" w:color="D4C4B0" w:sz="1"/>
+              <w:right w:val="single" w:color="D4C4B0" w:sz="1"/>
+            </w:tcBorders>
+            <w:shd w:fill="FFFFFF" w:val="clear"/>
+            <w:tcMar>
+              <w:top w:type="dxa" w:w="60"/>
+              <w:left w:type="dxa" w:w="120"/>
+              <w:bottom w:type="dxa" w:w="60"/>
+              <w:right w:type="dxa" w:w="120"/>
+            </w:tcMar>
+          </w:tcPr>
+          <w:p>
+            <w:pPr>
+              <w:jc w:val="center"/>
+            </w:pPr>
+            <w:r>
+              <w:rPr>
+                <w:rFonts w:ascii="Arial" w:cs="Arial" w:eastAsia="Arial" w:hAnsi="Arial"/>
+                <w:color w:val="786E64"/>
+                <w:sz w:val="17"/>
+                <w:szCs w:val="17"/>
+              </w:rPr>
+              <w:t xml:space="preserve">$100-250K+</w:t>
+            </w:r>
+          </w:p>
+        </w:tc>
+        <w:tc>
+          <w:tcPr>
+            <w:tcW w:type="dxa" w:w="2160"/>
+            <w:tcBorders>
+              <w:top w:val="single" w:color="D4C4B0" w:sz="1"/>
+              <w:left w:val="single" w:color="D4C4B0" w:sz="1"/>
+              <w:bottom w:val="single" w:color="D4C4B0" w:sz="1"/>
+              <w:right w:val="single" w:color="D4C4B0" w:sz="1"/>
+            </w:tcBorders>
+            <w:shd w:fill="FFFFFF" w:val="clear"/>
+            <w:tcMar>
+              <w:top w:type="dxa" w:w="60"/>
+              <w:left w:type="dxa" w:w="120"/>
+              <w:bottom w:type="dxa" w:w="60"/>
+              <w:right w:type="dxa" w:w="120"/>
+            </w:tcMar>
+          </w:tcPr>
+          <w:p>
+            <w:r>
+              <w:rPr>
+                <w:rFonts w:ascii="Arial" w:cs="Arial" w:eastAsia="Arial" w:hAnsi="Arial"/>
+                <w:color w:val="786E64"/>
+                <w:sz w:val="16"/>
+                <w:szCs w:val="16"/>
+              </w:rPr>
+              <w:t xml:space="preserve">Dual value: direct revenue + ecosystem amplifier</w:t>
+            </w:r>
+          </w:p>
+        </w:tc>
+      </w:tr>
+    </w:tbl>
+    <w:p>
       <w:r>
         <w:br w:type="page"/>
       </w:r>
@@ -9834,6 +16806,1221 @@
                 <w:szCs w:val="17"/>
               </w:rPr>
               <w:t xml:space="preserve">Month 12</w:t>
+            </w:r>
+          </w:p>
+        </w:tc>
+      </w:tr>
+    </w:tbl>
+    <w:p>
+      <w:pPr>
+        <w:spacing w:before="400" w:after="0"/>
+      </w:pPr>
+    </w:p>
+    <w:p>
+      <w:pPr>
+        <w:pBdr>
+          <w:bottom w:val="single" w:color="4A6741" w:sz="4" w:space="1"/>
+        </w:pBdr>
+        <w:spacing w:before="0" w:after="80"/>
+      </w:pPr>
+      <w:r>
+        <w:rPr>
+          <w:rFonts w:ascii="Arial" w:cs="Arial" w:eastAsia="Arial" w:hAnsi="Arial"/>
+          <w:b/>
+          <w:bCs/>
+          <w:color w:val="4A6741"/>
+          <w:spacing w:val="60"/>
+          <w:sz w:val="22"/>
+          <w:szCs w:val="22"/>
+        </w:rPr>
+        <w:t xml:space="preserve">ROI PROJECTIONS</w:t>
+      </w:r>
+    </w:p>
+    <w:p>
+      <w:pPr>
+        <w:spacing w:before="100" w:after="0"/>
+      </w:pPr>
+    </w:p>
+    <w:p>
+      <w:pPr>
+        <w:spacing w:after="200"/>
+      </w:pPr>
+      <w:r>
+        <w:rPr>
+          <w:rFonts w:ascii="Arial" w:cs="Arial" w:eastAsia="Arial" w:hAnsi="Arial"/>
+          <w:i/>
+          <w:iCs/>
+          <w:color w:val="786E64"/>
+          <w:sz w:val="18"/>
+          <w:szCs w:val="18"/>
+        </w:rPr>
+        <w:t xml:space="preserve">Conservative-to-moderate projections based on comparable businesses. Actual results depend on execution consistency, market conditions, and network activation.</w:t>
+      </w:r>
+    </w:p>
+    <w:tbl>
+      <w:tblPr>
+        <w:tblW w:type="dxa" w:w="9360"/>
+        <w:tblBorders>
+          <w:top w:val="single" w:color="auto" w:sz="4"/>
+          <w:left w:val="single" w:color="auto" w:sz="4"/>
+          <w:bottom w:val="single" w:color="auto" w:sz="4"/>
+          <w:right w:val="single" w:color="auto" w:sz="4"/>
+          <w:insideH w:val="single" w:color="auto" w:sz="4"/>
+          <w:insideV w:val="single" w:color="auto" w:sz="4"/>
+        </w:tblBorders>
+      </w:tblPr>
+      <w:tblGrid>
+        <w:gridCol w:w="2800"/>
+        <w:gridCol w:w="2200"/>
+        <w:gridCol w:w="2200"/>
+        <w:gridCol w:w="2160"/>
+      </w:tblGrid>
+      <w:tr>
+        <w:tc>
+          <w:tcPr>
+            <w:tcW w:type="dxa" w:w="2800"/>
+            <w:tcBorders>
+              <w:top w:val="single" w:color="D4C4B0" w:sz="1"/>
+              <w:left w:val="single" w:color="D4C4B0" w:sz="1"/>
+              <w:bottom w:val="single" w:color="D4C4B0" w:sz="1"/>
+              <w:right w:val="single" w:color="D4C4B0" w:sz="1"/>
+            </w:tcBorders>
+            <w:shd w:fill="4A6741" w:val="clear"/>
+            <w:tcMar>
+              <w:top w:type="dxa" w:w="80"/>
+              <w:left w:type="dxa" w:w="120"/>
+              <w:bottom w:type="dxa" w:w="80"/>
+              <w:right w:type="dxa" w:w="120"/>
+            </w:tcMar>
+          </w:tcPr>
+          <w:p>
+            <w:pPr>
+              <w:jc w:val="center"/>
+            </w:pPr>
+            <w:r>
+              <w:rPr>
+                <w:rFonts w:ascii="Arial" w:cs="Arial" w:eastAsia="Arial" w:hAnsi="Arial"/>
+                <w:b/>
+                <w:bCs/>
+                <w:color w:val="FFFFFF"/>
+                <w:spacing w:val="40"/>
+                <w:sz w:val="15"/>
+                <w:szCs w:val="15"/>
+              </w:rPr>
+              <w:t xml:space="preserve">METRIC</w:t>
+            </w:r>
+          </w:p>
+        </w:tc>
+        <w:tc>
+          <w:tcPr>
+            <w:tcW w:type="dxa" w:w="2200"/>
+            <w:tcBorders>
+              <w:top w:val="single" w:color="D4C4B0" w:sz="1"/>
+              <w:left w:val="single" w:color="D4C4B0" w:sz="1"/>
+              <w:bottom w:val="single" w:color="D4C4B0" w:sz="1"/>
+              <w:right w:val="single" w:color="D4C4B0" w:sz="1"/>
+            </w:tcBorders>
+            <w:shd w:fill="4A6741" w:val="clear"/>
+            <w:tcMar>
+              <w:top w:type="dxa" w:w="80"/>
+              <w:left w:type="dxa" w:w="120"/>
+              <w:bottom w:type="dxa" w:w="80"/>
+              <w:right w:type="dxa" w:w="120"/>
+            </w:tcMar>
+          </w:tcPr>
+          <w:p>
+            <w:pPr>
+              <w:jc w:val="center"/>
+            </w:pPr>
+            <w:r>
+              <w:rPr>
+                <w:rFonts w:ascii="Arial" w:cs="Arial" w:eastAsia="Arial" w:hAnsi="Arial"/>
+                <w:b/>
+                <w:bCs/>
+                <w:color w:val="FFFFFF"/>
+                <w:spacing w:val="40"/>
+                <w:sz w:val="15"/>
+                <w:szCs w:val="15"/>
+              </w:rPr>
+              <w:t xml:space="preserve">YEAR 1</w:t>
+            </w:r>
+          </w:p>
+        </w:tc>
+        <w:tc>
+          <w:tcPr>
+            <w:tcW w:type="dxa" w:w="2200"/>
+            <w:tcBorders>
+              <w:top w:val="single" w:color="D4C4B0" w:sz="1"/>
+              <w:left w:val="single" w:color="D4C4B0" w:sz="1"/>
+              <w:bottom w:val="single" w:color="D4C4B0" w:sz="1"/>
+              <w:right w:val="single" w:color="D4C4B0" w:sz="1"/>
+            </w:tcBorders>
+            <w:shd w:fill="4A6741" w:val="clear"/>
+            <w:tcMar>
+              <w:top w:type="dxa" w:w="80"/>
+              <w:left w:type="dxa" w:w="120"/>
+              <w:bottom w:type="dxa" w:w="80"/>
+              <w:right w:type="dxa" w:w="120"/>
+            </w:tcMar>
+          </w:tcPr>
+          <w:p>
+            <w:pPr>
+              <w:jc w:val="center"/>
+            </w:pPr>
+            <w:r>
+              <w:rPr>
+                <w:rFonts w:ascii="Arial" w:cs="Arial" w:eastAsia="Arial" w:hAnsi="Arial"/>
+                <w:b/>
+                <w:bCs/>
+                <w:color w:val="FFFFFF"/>
+                <w:spacing w:val="40"/>
+                <w:sz w:val="15"/>
+                <w:szCs w:val="15"/>
+              </w:rPr>
+              <w:t xml:space="preserve">YEAR 2-3</w:t>
+            </w:r>
+          </w:p>
+        </w:tc>
+        <w:tc>
+          <w:tcPr>
+            <w:tcW w:type="dxa" w:w="2160"/>
+            <w:tcBorders>
+              <w:top w:val="single" w:color="D4C4B0" w:sz="1"/>
+              <w:left w:val="single" w:color="D4C4B0" w:sz="1"/>
+              <w:bottom w:val="single" w:color="D4C4B0" w:sz="1"/>
+              <w:right w:val="single" w:color="D4C4B0" w:sz="1"/>
+            </w:tcBorders>
+            <w:shd w:fill="4A6741" w:val="clear"/>
+            <w:tcMar>
+              <w:top w:type="dxa" w:w="80"/>
+              <w:left w:type="dxa" w:w="120"/>
+              <w:bottom w:type="dxa" w:w="80"/>
+              <w:right w:type="dxa" w:w="120"/>
+            </w:tcMar>
+          </w:tcPr>
+          <w:p>
+            <w:pPr>
+              <w:jc w:val="center"/>
+            </w:pPr>
+            <w:r>
+              <w:rPr>
+                <w:rFonts w:ascii="Arial" w:cs="Arial" w:eastAsia="Arial" w:hAnsi="Arial"/>
+                <w:b/>
+                <w:bCs/>
+                <w:color w:val="FFFFFF"/>
+                <w:spacing w:val="40"/>
+                <w:sz w:val="15"/>
+                <w:szCs w:val="15"/>
+              </w:rPr>
+              <w:t xml:space="preserve">NOTES</w:t>
+            </w:r>
+          </w:p>
+        </w:tc>
+      </w:tr>
+      <w:tr>
+        <w:tc>
+          <w:tcPr>
+            <w:tcW w:type="dxa" w:w="2800"/>
+            <w:tcBorders>
+              <w:top w:val="single" w:color="D4C4B0" w:sz="1"/>
+              <w:left w:val="single" w:color="D4C4B0" w:sz="1"/>
+              <w:bottom w:val="single" w:color="D4C4B0" w:sz="1"/>
+              <w:right w:val="single" w:color="D4C4B0" w:sz="1"/>
+            </w:tcBorders>
+            <w:shd w:fill="EAF2EC" w:val="clear"/>
+            <w:tcMar>
+              <w:top w:type="dxa" w:w="60"/>
+              <w:left w:type="dxa" w:w="120"/>
+              <w:bottom w:type="dxa" w:w="60"/>
+              <w:right w:type="dxa" w:w="120"/>
+            </w:tcMar>
+          </w:tcPr>
+          <w:p>
+            <w:r>
+              <w:rPr>
+                <w:rFonts w:ascii="Arial" w:cs="Arial" w:eastAsia="Arial" w:hAnsi="Arial"/>
+                <w:b/>
+                <w:bCs/>
+                <w:color w:val="313131"/>
+                <w:sz w:val="17"/>
+                <w:szCs w:val="17"/>
+              </w:rPr>
+              <w:t xml:space="preserve">Time Investment</w:t>
+            </w:r>
+          </w:p>
+        </w:tc>
+        <w:tc>
+          <w:tcPr>
+            <w:tcW w:type="dxa" w:w="2200"/>
+            <w:tcBorders>
+              <w:top w:val="single" w:color="D4C4B0" w:sz="1"/>
+              <w:left w:val="single" w:color="D4C4B0" w:sz="1"/>
+              <w:bottom w:val="single" w:color="D4C4B0" w:sz="1"/>
+              <w:right w:val="single" w:color="D4C4B0" w:sz="1"/>
+            </w:tcBorders>
+            <w:shd w:fill="EAF2EC" w:val="clear"/>
+            <w:tcMar>
+              <w:top w:type="dxa" w:w="60"/>
+              <w:left w:type="dxa" w:w="120"/>
+              <w:bottom w:type="dxa" w:w="60"/>
+              <w:right w:type="dxa" w:w="120"/>
+            </w:tcMar>
+          </w:tcPr>
+          <w:p>
+            <w:pPr>
+              <w:jc w:val="center"/>
+            </w:pPr>
+            <w:r>
+              <w:rPr>
+                <w:rFonts w:ascii="Arial" w:cs="Arial" w:eastAsia="Arial" w:hAnsi="Arial"/>
+                <w:color w:val="786E64"/>
+                <w:sz w:val="17"/>
+                <w:szCs w:val="17"/>
+              </w:rPr>
+              <w:t xml:space="preserve">5-10 hrs/week</w:t>
+            </w:r>
+          </w:p>
+        </w:tc>
+        <w:tc>
+          <w:tcPr>
+            <w:tcW w:type="dxa" w:w="2200"/>
+            <w:tcBorders>
+              <w:top w:val="single" w:color="D4C4B0" w:sz="1"/>
+              <w:left w:val="single" w:color="D4C4B0" w:sz="1"/>
+              <w:bottom w:val="single" w:color="D4C4B0" w:sz="1"/>
+              <w:right w:val="single" w:color="D4C4B0" w:sz="1"/>
+            </w:tcBorders>
+            <w:shd w:fill="EAF2EC" w:val="clear"/>
+            <w:tcMar>
+              <w:top w:type="dxa" w:w="60"/>
+              <w:left w:type="dxa" w:w="120"/>
+              <w:bottom w:type="dxa" w:w="60"/>
+              <w:right w:type="dxa" w:w="120"/>
+            </w:tcMar>
+          </w:tcPr>
+          <w:p>
+            <w:pPr>
+              <w:jc w:val="center"/>
+            </w:pPr>
+            <w:r>
+              <w:rPr>
+                <w:rFonts w:ascii="Arial" w:cs="Arial" w:eastAsia="Arial" w:hAnsi="Arial"/>
+                <w:color w:val="786E64"/>
+                <w:sz w:val="17"/>
+                <w:szCs w:val="17"/>
+              </w:rPr>
+              <w:t xml:space="preserve">5-8 hrs/week</w:t>
+            </w:r>
+          </w:p>
+        </w:tc>
+        <w:tc>
+          <w:tcPr>
+            <w:tcW w:type="dxa" w:w="2160"/>
+            <w:tcBorders>
+              <w:top w:val="single" w:color="D4C4B0" w:sz="1"/>
+              <w:left w:val="single" w:color="D4C4B0" w:sz="1"/>
+              <w:bottom w:val="single" w:color="D4C4B0" w:sz="1"/>
+              <w:right w:val="single" w:color="D4C4B0" w:sz="1"/>
+            </w:tcBorders>
+            <w:shd w:fill="EAF2EC" w:val="clear"/>
+            <w:tcMar>
+              <w:top w:type="dxa" w:w="60"/>
+              <w:left w:type="dxa" w:w="120"/>
+              <w:bottom w:type="dxa" w:w="60"/>
+              <w:right w:type="dxa" w:w="120"/>
+            </w:tcMar>
+          </w:tcPr>
+          <w:p>
+            <w:r>
+              <w:rPr>
+                <w:rFonts w:ascii="Arial" w:cs="Arial" w:eastAsia="Arial" w:hAnsi="Arial"/>
+                <w:color w:val="786E64"/>
+                <w:sz w:val="16"/>
+                <w:szCs w:val="16"/>
+              </w:rPr>
+              <w:t xml:space="preserve">Lowest time commitment; seasonal peaks</w:t>
+            </w:r>
+          </w:p>
+        </w:tc>
+      </w:tr>
+      <w:tr>
+        <w:tc>
+          <w:tcPr>
+            <w:tcW w:type="dxa" w:w="2800"/>
+            <w:tcBorders>
+              <w:top w:val="single" w:color="D4C4B0" w:sz="1"/>
+              <w:left w:val="single" w:color="D4C4B0" w:sz="1"/>
+              <w:bottom w:val="single" w:color="D4C4B0" w:sz="1"/>
+              <w:right w:val="single" w:color="D4C4B0" w:sz="1"/>
+            </w:tcBorders>
+            <w:shd w:fill="FFFFFF" w:val="clear"/>
+            <w:tcMar>
+              <w:top w:type="dxa" w:w="60"/>
+              <w:left w:type="dxa" w:w="120"/>
+              <w:bottom w:type="dxa" w:w="60"/>
+              <w:right w:type="dxa" w:w="120"/>
+            </w:tcMar>
+          </w:tcPr>
+          <w:p>
+            <w:r>
+              <w:rPr>
+                <w:rFonts w:ascii="Arial" w:cs="Arial" w:eastAsia="Arial" w:hAnsi="Arial"/>
+                <w:b/>
+                <w:bCs/>
+                <w:color w:val="313131"/>
+                <w:sz w:val="17"/>
+                <w:szCs w:val="17"/>
+              </w:rPr>
+              <w:t xml:space="preserve">Startup Costs</w:t>
+            </w:r>
+          </w:p>
+        </w:tc>
+        <w:tc>
+          <w:tcPr>
+            <w:tcW w:type="dxa" w:w="2200"/>
+            <w:tcBorders>
+              <w:top w:val="single" w:color="D4C4B0" w:sz="1"/>
+              <w:left w:val="single" w:color="D4C4B0" w:sz="1"/>
+              <w:bottom w:val="single" w:color="D4C4B0" w:sz="1"/>
+              <w:right w:val="single" w:color="D4C4B0" w:sz="1"/>
+            </w:tcBorders>
+            <w:shd w:fill="FFFFFF" w:val="clear"/>
+            <w:tcMar>
+              <w:top w:type="dxa" w:w="60"/>
+              <w:left w:type="dxa" w:w="120"/>
+              <w:bottom w:type="dxa" w:w="60"/>
+              <w:right w:type="dxa" w:w="120"/>
+            </w:tcMar>
+          </w:tcPr>
+          <w:p>
+            <w:pPr>
+              <w:jc w:val="center"/>
+            </w:pPr>
+            <w:r>
+              <w:rPr>
+                <w:rFonts w:ascii="Arial" w:cs="Arial" w:eastAsia="Arial" w:hAnsi="Arial"/>
+                <w:color w:val="786E64"/>
+                <w:sz w:val="17"/>
+                <w:szCs w:val="17"/>
+              </w:rPr>
+              <w:t xml:space="preserve">$2-5K</w:t>
+            </w:r>
+          </w:p>
+        </w:tc>
+        <w:tc>
+          <w:tcPr>
+            <w:tcW w:type="dxa" w:w="2200"/>
+            <w:tcBorders>
+              <w:top w:val="single" w:color="D4C4B0" w:sz="1"/>
+              <w:left w:val="single" w:color="D4C4B0" w:sz="1"/>
+              <w:bottom w:val="single" w:color="D4C4B0" w:sz="1"/>
+              <w:right w:val="single" w:color="D4C4B0" w:sz="1"/>
+            </w:tcBorders>
+            <w:shd w:fill="FFFFFF" w:val="clear"/>
+            <w:tcMar>
+              <w:top w:type="dxa" w:w="60"/>
+              <w:left w:type="dxa" w:w="120"/>
+              <w:bottom w:type="dxa" w:w="60"/>
+              <w:right w:type="dxa" w:w="120"/>
+            </w:tcMar>
+          </w:tcPr>
+          <w:p>
+            <w:pPr>
+              <w:jc w:val="center"/>
+            </w:pPr>
+            <w:r>
+              <w:rPr>
+                <w:rFonts w:ascii="Arial" w:cs="Arial" w:eastAsia="Arial" w:hAnsi="Arial"/>
+                <w:color w:val="786E64"/>
+                <w:sz w:val="17"/>
+                <w:szCs w:val="17"/>
+              </w:rPr>
+              <w:t xml:space="preserve">Minimal</w:t>
+            </w:r>
+          </w:p>
+        </w:tc>
+        <w:tc>
+          <w:tcPr>
+            <w:tcW w:type="dxa" w:w="2160"/>
+            <w:tcBorders>
+              <w:top w:val="single" w:color="D4C4B0" w:sz="1"/>
+              <w:left w:val="single" w:color="D4C4B0" w:sz="1"/>
+              <w:bottom w:val="single" w:color="D4C4B0" w:sz="1"/>
+              <w:right w:val="single" w:color="D4C4B0" w:sz="1"/>
+            </w:tcBorders>
+            <w:shd w:fill="FFFFFF" w:val="clear"/>
+            <w:tcMar>
+              <w:top w:type="dxa" w:w="60"/>
+              <w:left w:type="dxa" w:w="120"/>
+              <w:bottom w:type="dxa" w:w="60"/>
+              <w:right w:type="dxa" w:w="120"/>
+            </w:tcMar>
+          </w:tcPr>
+          <w:p>
+            <w:r>
+              <w:rPr>
+                <w:rFonts w:ascii="Arial" w:cs="Arial" w:eastAsia="Arial" w:hAnsi="Arial"/>
+                <w:color w:val="786E64"/>
+                <w:sz w:val="16"/>
+                <w:szCs w:val="16"/>
+              </w:rPr>
+              <w:t xml:space="preserve">Host agency fees, IATA/CLIA, marketing</w:t>
+            </w:r>
+          </w:p>
+        </w:tc>
+      </w:tr>
+      <w:tr>
+        <w:tc>
+          <w:tcPr>
+            <w:tcW w:type="dxa" w:w="2800"/>
+            <w:tcBorders>
+              <w:top w:val="single" w:color="D4C4B0" w:sz="1"/>
+              <w:left w:val="single" w:color="D4C4B0" w:sz="1"/>
+              <w:bottom w:val="single" w:color="D4C4B0" w:sz="1"/>
+              <w:right w:val="single" w:color="D4C4B0" w:sz="1"/>
+            </w:tcBorders>
+            <w:shd w:fill="EAF2EC" w:val="clear"/>
+            <w:tcMar>
+              <w:top w:type="dxa" w:w="60"/>
+              <w:left w:type="dxa" w:w="120"/>
+              <w:bottom w:type="dxa" w:w="60"/>
+              <w:right w:type="dxa" w:w="120"/>
+            </w:tcMar>
+          </w:tcPr>
+          <w:p>
+            <w:r>
+              <w:rPr>
+                <w:rFonts w:ascii="Arial" w:cs="Arial" w:eastAsia="Arial" w:hAnsi="Arial"/>
+                <w:b/>
+                <w:bCs/>
+                <w:color w:val="313131"/>
+                <w:sz w:val="17"/>
+                <w:szCs w:val="17"/>
+              </w:rPr>
+              <w:t xml:space="preserve">Planning Fees</w:t>
+            </w:r>
+          </w:p>
+        </w:tc>
+        <w:tc>
+          <w:tcPr>
+            <w:tcW w:type="dxa" w:w="2200"/>
+            <w:tcBorders>
+              <w:top w:val="single" w:color="D4C4B0" w:sz="1"/>
+              <w:left w:val="single" w:color="D4C4B0" w:sz="1"/>
+              <w:bottom w:val="single" w:color="D4C4B0" w:sz="1"/>
+              <w:right w:val="single" w:color="D4C4B0" w:sz="1"/>
+            </w:tcBorders>
+            <w:shd w:fill="EAF2EC" w:val="clear"/>
+            <w:tcMar>
+              <w:top w:type="dxa" w:w="60"/>
+              <w:left w:type="dxa" w:w="120"/>
+              <w:bottom w:type="dxa" w:w="60"/>
+              <w:right w:type="dxa" w:w="120"/>
+            </w:tcMar>
+          </w:tcPr>
+          <w:p>
+            <w:pPr>
+              <w:jc w:val="center"/>
+            </w:pPr>
+            <w:r>
+              <w:rPr>
+                <w:rFonts w:ascii="Arial" w:cs="Arial" w:eastAsia="Arial" w:hAnsi="Arial"/>
+                <w:color w:val="786E64"/>
+                <w:sz w:val="17"/>
+                <w:szCs w:val="17"/>
+              </w:rPr>
+              <w:t xml:space="preserve">$250-500/trip</w:t>
+            </w:r>
+          </w:p>
+        </w:tc>
+        <w:tc>
+          <w:tcPr>
+            <w:tcW w:type="dxa" w:w="2200"/>
+            <w:tcBorders>
+              <w:top w:val="single" w:color="D4C4B0" w:sz="1"/>
+              <w:left w:val="single" w:color="D4C4B0" w:sz="1"/>
+              <w:bottom w:val="single" w:color="D4C4B0" w:sz="1"/>
+              <w:right w:val="single" w:color="D4C4B0" w:sz="1"/>
+            </w:tcBorders>
+            <w:shd w:fill="EAF2EC" w:val="clear"/>
+            <w:tcMar>
+              <w:top w:type="dxa" w:w="60"/>
+              <w:left w:type="dxa" w:w="120"/>
+              <w:bottom w:type="dxa" w:w="60"/>
+              <w:right w:type="dxa" w:w="120"/>
+            </w:tcMar>
+          </w:tcPr>
+          <w:p>
+            <w:pPr>
+              <w:jc w:val="center"/>
+            </w:pPr>
+            <w:r>
+              <w:rPr>
+                <w:rFonts w:ascii="Arial" w:cs="Arial" w:eastAsia="Arial" w:hAnsi="Arial"/>
+                <w:color w:val="786E64"/>
+                <w:sz w:val="17"/>
+                <w:szCs w:val="17"/>
+              </w:rPr>
+              <w:t xml:space="preserve">$500-1,500/trip</w:t>
+            </w:r>
+          </w:p>
+        </w:tc>
+        <w:tc>
+          <w:tcPr>
+            <w:tcW w:type="dxa" w:w="2160"/>
+            <w:tcBorders>
+              <w:top w:val="single" w:color="D4C4B0" w:sz="1"/>
+              <w:left w:val="single" w:color="D4C4B0" w:sz="1"/>
+              <w:bottom w:val="single" w:color="D4C4B0" w:sz="1"/>
+              <w:right w:val="single" w:color="D4C4B0" w:sz="1"/>
+            </w:tcBorders>
+            <w:shd w:fill="EAF2EC" w:val="clear"/>
+            <w:tcMar>
+              <w:top w:type="dxa" w:w="60"/>
+              <w:left w:type="dxa" w:w="120"/>
+              <w:bottom w:type="dxa" w:w="60"/>
+              <w:right w:type="dxa" w:w="120"/>
+            </w:tcMar>
+          </w:tcPr>
+          <w:p>
+            <w:r>
+              <w:rPr>
+                <w:rFonts w:ascii="Arial" w:cs="Arial" w:eastAsia="Arial" w:hAnsi="Arial"/>
+                <w:color w:val="786E64"/>
+                <w:sz w:val="16"/>
+                <w:szCs w:val="16"/>
+              </w:rPr>
+              <w:t xml:space="preserve">Non-refundable; applied to booking or kept</w:t>
+            </w:r>
+          </w:p>
+        </w:tc>
+      </w:tr>
+      <w:tr>
+        <w:tc>
+          <w:tcPr>
+            <w:tcW w:type="dxa" w:w="2800"/>
+            <w:tcBorders>
+              <w:top w:val="single" w:color="D4C4B0" w:sz="1"/>
+              <w:left w:val="single" w:color="D4C4B0" w:sz="1"/>
+              <w:bottom w:val="single" w:color="D4C4B0" w:sz="1"/>
+              <w:right w:val="single" w:color="D4C4B0" w:sz="1"/>
+            </w:tcBorders>
+            <w:shd w:fill="FFFFFF" w:val="clear"/>
+            <w:tcMar>
+              <w:top w:type="dxa" w:w="60"/>
+              <w:left w:type="dxa" w:w="120"/>
+              <w:bottom w:type="dxa" w:w="60"/>
+              <w:right w:type="dxa" w:w="120"/>
+            </w:tcMar>
+          </w:tcPr>
+          <w:p>
+            <w:r>
+              <w:rPr>
+                <w:rFonts w:ascii="Arial" w:cs="Arial" w:eastAsia="Arial" w:hAnsi="Arial"/>
+                <w:b/>
+                <w:bCs/>
+                <w:color w:val="313131"/>
+                <w:sz w:val="17"/>
+                <w:szCs w:val="17"/>
+              </w:rPr>
+              <w:t xml:space="preserve">Commission Income</w:t>
+            </w:r>
+          </w:p>
+        </w:tc>
+        <w:tc>
+          <w:tcPr>
+            <w:tcW w:type="dxa" w:w="2200"/>
+            <w:tcBorders>
+              <w:top w:val="single" w:color="D4C4B0" w:sz="1"/>
+              <w:left w:val="single" w:color="D4C4B0" w:sz="1"/>
+              <w:bottom w:val="single" w:color="D4C4B0" w:sz="1"/>
+              <w:right w:val="single" w:color="D4C4B0" w:sz="1"/>
+            </w:tcBorders>
+            <w:shd w:fill="FFFFFF" w:val="clear"/>
+            <w:tcMar>
+              <w:top w:type="dxa" w:w="60"/>
+              <w:left w:type="dxa" w:w="120"/>
+              <w:bottom w:type="dxa" w:w="60"/>
+              <w:right w:type="dxa" w:w="120"/>
+            </w:tcMar>
+          </w:tcPr>
+          <w:p>
+            <w:pPr>
+              <w:jc w:val="center"/>
+            </w:pPr>
+            <w:r>
+              <w:rPr>
+                <w:rFonts w:ascii="Arial" w:cs="Arial" w:eastAsia="Arial" w:hAnsi="Arial"/>
+                <w:color w:val="786E64"/>
+                <w:sz w:val="17"/>
+                <w:szCs w:val="17"/>
+              </w:rPr>
+              <w:t xml:space="preserve">10-16% of booking</w:t>
+            </w:r>
+          </w:p>
+        </w:tc>
+        <w:tc>
+          <w:tcPr>
+            <w:tcW w:type="dxa" w:w="2200"/>
+            <w:tcBorders>
+              <w:top w:val="single" w:color="D4C4B0" w:sz="1"/>
+              <w:left w:val="single" w:color="D4C4B0" w:sz="1"/>
+              <w:bottom w:val="single" w:color="D4C4B0" w:sz="1"/>
+              <w:right w:val="single" w:color="D4C4B0" w:sz="1"/>
+            </w:tcBorders>
+            <w:shd w:fill="FFFFFF" w:val="clear"/>
+            <w:tcMar>
+              <w:top w:type="dxa" w:w="60"/>
+              <w:left w:type="dxa" w:w="120"/>
+              <w:bottom w:type="dxa" w:w="60"/>
+              <w:right w:type="dxa" w:w="120"/>
+            </w:tcMar>
+          </w:tcPr>
+          <w:p>
+            <w:pPr>
+              <w:jc w:val="center"/>
+            </w:pPr>
+            <w:r>
+              <w:rPr>
+                <w:rFonts w:ascii="Arial" w:cs="Arial" w:eastAsia="Arial" w:hAnsi="Arial"/>
+                <w:color w:val="786E64"/>
+                <w:sz w:val="17"/>
+                <w:szCs w:val="17"/>
+              </w:rPr>
+              <w:t xml:space="preserve">12-18% of booking</w:t>
+            </w:r>
+          </w:p>
+        </w:tc>
+        <w:tc>
+          <w:tcPr>
+            <w:tcW w:type="dxa" w:w="2160"/>
+            <w:tcBorders>
+              <w:top w:val="single" w:color="D4C4B0" w:sz="1"/>
+              <w:left w:val="single" w:color="D4C4B0" w:sz="1"/>
+              <w:bottom w:val="single" w:color="D4C4B0" w:sz="1"/>
+              <w:right w:val="single" w:color="D4C4B0" w:sz="1"/>
+            </w:tcBorders>
+            <w:shd w:fill="FFFFFF" w:val="clear"/>
+            <w:tcMar>
+              <w:top w:type="dxa" w:w="60"/>
+              <w:left w:type="dxa" w:w="120"/>
+              <w:bottom w:type="dxa" w:w="60"/>
+              <w:right w:type="dxa" w:w="120"/>
+            </w:tcMar>
+          </w:tcPr>
+          <w:p>
+            <w:r>
+              <w:rPr>
+                <w:rFonts w:ascii="Arial" w:cs="Arial" w:eastAsia="Arial" w:hAnsi="Arial"/>
+                <w:color w:val="786E64"/>
+                <w:sz w:val="16"/>
+                <w:szCs w:val="16"/>
+              </w:rPr>
+              <w:t xml:space="preserve">Higher tiers with Virtuoso/preferred status</w:t>
+            </w:r>
+          </w:p>
+        </w:tc>
+      </w:tr>
+      <w:tr>
+        <w:tc>
+          <w:tcPr>
+            <w:tcW w:type="dxa" w:w="2800"/>
+            <w:tcBorders>
+              <w:top w:val="single" w:color="D4C4B0" w:sz="1"/>
+              <w:left w:val="single" w:color="D4C4B0" w:sz="1"/>
+              <w:bottom w:val="single" w:color="D4C4B0" w:sz="1"/>
+              <w:right w:val="single" w:color="D4C4B0" w:sz="1"/>
+            </w:tcBorders>
+            <w:shd w:fill="EAF2EC" w:val="clear"/>
+            <w:tcMar>
+              <w:top w:type="dxa" w:w="60"/>
+              <w:left w:type="dxa" w:w="120"/>
+              <w:bottom w:type="dxa" w:w="60"/>
+              <w:right w:type="dxa" w:w="120"/>
+            </w:tcMar>
+          </w:tcPr>
+          <w:p>
+            <w:r>
+              <w:rPr>
+                <w:rFonts w:ascii="Arial" w:cs="Arial" w:eastAsia="Arial" w:hAnsi="Arial"/>
+                <w:b/>
+                <w:bCs/>
+                <w:color w:val="313131"/>
+                <w:sz w:val="17"/>
+                <w:szCs w:val="17"/>
+              </w:rPr>
+              <w:t xml:space="preserve">Avg Trip Value</w:t>
+            </w:r>
+          </w:p>
+        </w:tc>
+        <w:tc>
+          <w:tcPr>
+            <w:tcW w:type="dxa" w:w="2200"/>
+            <w:tcBorders>
+              <w:top w:val="single" w:color="D4C4B0" w:sz="1"/>
+              <w:left w:val="single" w:color="D4C4B0" w:sz="1"/>
+              <w:bottom w:val="single" w:color="D4C4B0" w:sz="1"/>
+              <w:right w:val="single" w:color="D4C4B0" w:sz="1"/>
+            </w:tcBorders>
+            <w:shd w:fill="EAF2EC" w:val="clear"/>
+            <w:tcMar>
+              <w:top w:type="dxa" w:w="60"/>
+              <w:left w:type="dxa" w:w="120"/>
+              <w:bottom w:type="dxa" w:w="60"/>
+              <w:right w:type="dxa" w:w="120"/>
+            </w:tcMar>
+          </w:tcPr>
+          <w:p>
+            <w:pPr>
+              <w:jc w:val="center"/>
+            </w:pPr>
+            <w:r>
+              <w:rPr>
+                <w:rFonts w:ascii="Arial" w:cs="Arial" w:eastAsia="Arial" w:hAnsi="Arial"/>
+                <w:color w:val="786E64"/>
+                <w:sz w:val="17"/>
+                <w:szCs w:val="17"/>
+              </w:rPr>
+              <w:t xml:space="preserve">$10-25K</w:t>
+            </w:r>
+          </w:p>
+        </w:tc>
+        <w:tc>
+          <w:tcPr>
+            <w:tcW w:type="dxa" w:w="2200"/>
+            <w:tcBorders>
+              <w:top w:val="single" w:color="D4C4B0" w:sz="1"/>
+              <w:left w:val="single" w:color="D4C4B0" w:sz="1"/>
+              <w:bottom w:val="single" w:color="D4C4B0" w:sz="1"/>
+              <w:right w:val="single" w:color="D4C4B0" w:sz="1"/>
+            </w:tcBorders>
+            <w:shd w:fill="EAF2EC" w:val="clear"/>
+            <w:tcMar>
+              <w:top w:type="dxa" w:w="60"/>
+              <w:left w:type="dxa" w:w="120"/>
+              <w:bottom w:type="dxa" w:w="60"/>
+              <w:right w:type="dxa" w:w="120"/>
+            </w:tcMar>
+          </w:tcPr>
+          <w:p>
+            <w:pPr>
+              <w:jc w:val="center"/>
+            </w:pPr>
+            <w:r>
+              <w:rPr>
+                <w:rFonts w:ascii="Arial" w:cs="Arial" w:eastAsia="Arial" w:hAnsi="Arial"/>
+                <w:color w:val="786E64"/>
+                <w:sz w:val="17"/>
+                <w:szCs w:val="17"/>
+              </w:rPr>
+              <w:t xml:space="preserve">$15-50K+</w:t>
+            </w:r>
+          </w:p>
+        </w:tc>
+        <w:tc>
+          <w:tcPr>
+            <w:tcW w:type="dxa" w:w="2160"/>
+            <w:tcBorders>
+              <w:top w:val="single" w:color="D4C4B0" w:sz="1"/>
+              <w:left w:val="single" w:color="D4C4B0" w:sz="1"/>
+              <w:bottom w:val="single" w:color="D4C4B0" w:sz="1"/>
+              <w:right w:val="single" w:color="D4C4B0" w:sz="1"/>
+            </w:tcBorders>
+            <w:shd w:fill="EAF2EC" w:val="clear"/>
+            <w:tcMar>
+              <w:top w:type="dxa" w:w="60"/>
+              <w:left w:type="dxa" w:w="120"/>
+              <w:bottom w:type="dxa" w:w="60"/>
+              <w:right w:type="dxa" w:w="120"/>
+            </w:tcMar>
+          </w:tcPr>
+          <w:p>
+            <w:r>
+              <w:rPr>
+                <w:rFonts w:ascii="Arial" w:cs="Arial" w:eastAsia="Arial" w:hAnsi="Arial"/>
+                <w:color w:val="786E64"/>
+                <w:sz w:val="16"/>
+                <w:szCs w:val="16"/>
+              </w:rPr>
+              <w:t xml:space="preserve">HNW clients, multi-week itineraries</w:t>
+            </w:r>
+          </w:p>
+        </w:tc>
+      </w:tr>
+      <w:tr>
+        <w:tc>
+          <w:tcPr>
+            <w:tcW w:type="dxa" w:w="2800"/>
+            <w:tcBorders>
+              <w:top w:val="single" w:color="D4C4B0" w:sz="1"/>
+              <w:left w:val="single" w:color="D4C4B0" w:sz="1"/>
+              <w:bottom w:val="single" w:color="D4C4B0" w:sz="1"/>
+              <w:right w:val="single" w:color="D4C4B0" w:sz="1"/>
+            </w:tcBorders>
+            <w:shd w:fill="FFFFFF" w:val="clear"/>
+            <w:tcMar>
+              <w:top w:type="dxa" w:w="60"/>
+              <w:left w:type="dxa" w:w="120"/>
+              <w:bottom w:type="dxa" w:w="60"/>
+              <w:right w:type="dxa" w:w="120"/>
+            </w:tcMar>
+          </w:tcPr>
+          <w:p>
+            <w:r>
+              <w:rPr>
+                <w:rFonts w:ascii="Arial" w:cs="Arial" w:eastAsia="Arial" w:hAnsi="Arial"/>
+                <w:b/>
+                <w:bCs/>
+                <w:color w:val="313131"/>
+                <w:sz w:val="17"/>
+                <w:szCs w:val="17"/>
+              </w:rPr>
+              <w:t xml:space="preserve">Clients Per Year</w:t>
+            </w:r>
+          </w:p>
+        </w:tc>
+        <w:tc>
+          <w:tcPr>
+            <w:tcW w:type="dxa" w:w="2200"/>
+            <w:tcBorders>
+              <w:top w:val="single" w:color="D4C4B0" w:sz="1"/>
+              <w:left w:val="single" w:color="D4C4B0" w:sz="1"/>
+              <w:bottom w:val="single" w:color="D4C4B0" w:sz="1"/>
+              <w:right w:val="single" w:color="D4C4B0" w:sz="1"/>
+            </w:tcBorders>
+            <w:shd w:fill="FFFFFF" w:val="clear"/>
+            <w:tcMar>
+              <w:top w:type="dxa" w:w="60"/>
+              <w:left w:type="dxa" w:w="120"/>
+              <w:bottom w:type="dxa" w:w="60"/>
+              <w:right w:type="dxa" w:w="120"/>
+            </w:tcMar>
+          </w:tcPr>
+          <w:p>
+            <w:pPr>
+              <w:jc w:val="center"/>
+            </w:pPr>
+            <w:r>
+              <w:rPr>
+                <w:rFonts w:ascii="Arial" w:cs="Arial" w:eastAsia="Arial" w:hAnsi="Arial"/>
+                <w:color w:val="786E64"/>
+                <w:sz w:val="17"/>
+                <w:szCs w:val="17"/>
+              </w:rPr>
+              <w:t xml:space="preserve">5-10</w:t>
+            </w:r>
+          </w:p>
+        </w:tc>
+        <w:tc>
+          <w:tcPr>
+            <w:tcW w:type="dxa" w:w="2200"/>
+            <w:tcBorders>
+              <w:top w:val="single" w:color="D4C4B0" w:sz="1"/>
+              <w:left w:val="single" w:color="D4C4B0" w:sz="1"/>
+              <w:bottom w:val="single" w:color="D4C4B0" w:sz="1"/>
+              <w:right w:val="single" w:color="D4C4B0" w:sz="1"/>
+            </w:tcBorders>
+            <w:shd w:fill="FFFFFF" w:val="clear"/>
+            <w:tcMar>
+              <w:top w:type="dxa" w:w="60"/>
+              <w:left w:type="dxa" w:w="120"/>
+              <w:bottom w:type="dxa" w:w="60"/>
+              <w:right w:type="dxa" w:w="120"/>
+            </w:tcMar>
+          </w:tcPr>
+          <w:p>
+            <w:pPr>
+              <w:jc w:val="center"/>
+            </w:pPr>
+            <w:r>
+              <w:rPr>
+                <w:rFonts w:ascii="Arial" w:cs="Arial" w:eastAsia="Arial" w:hAnsi="Arial"/>
+                <w:color w:val="786E64"/>
+                <w:sz w:val="17"/>
+                <w:szCs w:val="17"/>
+              </w:rPr>
+              <w:t xml:space="preserve">10-20</w:t>
+            </w:r>
+          </w:p>
+        </w:tc>
+        <w:tc>
+          <w:tcPr>
+            <w:tcW w:type="dxa" w:w="2160"/>
+            <w:tcBorders>
+              <w:top w:val="single" w:color="D4C4B0" w:sz="1"/>
+              <w:left w:val="single" w:color="D4C4B0" w:sz="1"/>
+              <w:bottom w:val="single" w:color="D4C4B0" w:sz="1"/>
+              <w:right w:val="single" w:color="D4C4B0" w:sz="1"/>
+            </w:tcBorders>
+            <w:shd w:fill="FFFFFF" w:val="clear"/>
+            <w:tcMar>
+              <w:top w:type="dxa" w:w="60"/>
+              <w:left w:type="dxa" w:w="120"/>
+              <w:bottom w:type="dxa" w:w="60"/>
+              <w:right w:type="dxa" w:w="120"/>
+            </w:tcMar>
+          </w:tcPr>
+          <w:p>
+            <w:r>
+              <w:rPr>
+                <w:rFonts w:ascii="Arial" w:cs="Arial" w:eastAsia="Arial" w:hAnsi="Arial"/>
+                <w:color w:val="786E64"/>
+                <w:sz w:val="16"/>
+                <w:szCs w:val="16"/>
+              </w:rPr>
+              <w:t xml:space="preserve">Boutique model; quality over volume</w:t>
+            </w:r>
+          </w:p>
+        </w:tc>
+      </w:tr>
+      <w:tr>
+        <w:tc>
+          <w:tcPr>
+            <w:tcW w:type="dxa" w:w="2800"/>
+            <w:tcBorders>
+              <w:top w:val="single" w:color="D4C4B0" w:sz="1"/>
+              <w:left w:val="single" w:color="D4C4B0" w:sz="1"/>
+              <w:bottom w:val="single" w:color="D4C4B0" w:sz="1"/>
+              <w:right w:val="single" w:color="D4C4B0" w:sz="1"/>
+            </w:tcBorders>
+            <w:shd w:fill="EAF2EC" w:val="clear"/>
+            <w:tcMar>
+              <w:top w:type="dxa" w:w="60"/>
+              <w:left w:type="dxa" w:w="120"/>
+              <w:bottom w:type="dxa" w:w="60"/>
+              <w:right w:type="dxa" w:w="120"/>
+            </w:tcMar>
+          </w:tcPr>
+          <w:p>
+            <w:r>
+              <w:rPr>
+                <w:rFonts w:ascii="Arial" w:cs="Arial" w:eastAsia="Arial" w:hAnsi="Arial"/>
+                <w:b/>
+                <w:bCs/>
+                <w:color w:val="313131"/>
+                <w:sz w:val="17"/>
+                <w:szCs w:val="17"/>
+              </w:rPr>
+              <w:t xml:space="preserve">Supplier Overrides/Bonuses</w:t>
+            </w:r>
+          </w:p>
+        </w:tc>
+        <w:tc>
+          <w:tcPr>
+            <w:tcW w:type="dxa" w:w="2200"/>
+            <w:tcBorders>
+              <w:top w:val="single" w:color="D4C4B0" w:sz="1"/>
+              <w:left w:val="single" w:color="D4C4B0" w:sz="1"/>
+              <w:bottom w:val="single" w:color="D4C4B0" w:sz="1"/>
+              <w:right w:val="single" w:color="D4C4B0" w:sz="1"/>
+            </w:tcBorders>
+            <w:shd w:fill="EAF2EC" w:val="clear"/>
+            <w:tcMar>
+              <w:top w:type="dxa" w:w="60"/>
+              <w:left w:type="dxa" w:w="120"/>
+              <w:bottom w:type="dxa" w:w="60"/>
+              <w:right w:type="dxa" w:w="120"/>
+            </w:tcMar>
+          </w:tcPr>
+          <w:p>
+            <w:pPr>
+              <w:jc w:val="center"/>
+            </w:pPr>
+            <w:r>
+              <w:rPr>
+                <w:rFonts w:ascii="Arial" w:cs="Arial" w:eastAsia="Arial" w:hAnsi="Arial"/>
+                <w:color w:val="786E64"/>
+                <w:sz w:val="17"/>
+                <w:szCs w:val="17"/>
+              </w:rPr>
+              <w:t xml:space="preserve">$0</w:t>
+            </w:r>
+          </w:p>
+        </w:tc>
+        <w:tc>
+          <w:tcPr>
+            <w:tcW w:type="dxa" w:w="2200"/>
+            <w:tcBorders>
+              <w:top w:val="single" w:color="D4C4B0" w:sz="1"/>
+              <w:left w:val="single" w:color="D4C4B0" w:sz="1"/>
+              <w:bottom w:val="single" w:color="D4C4B0" w:sz="1"/>
+              <w:right w:val="single" w:color="D4C4B0" w:sz="1"/>
+            </w:tcBorders>
+            <w:shd w:fill="EAF2EC" w:val="clear"/>
+            <w:tcMar>
+              <w:top w:type="dxa" w:w="60"/>
+              <w:left w:type="dxa" w:w="120"/>
+              <w:bottom w:type="dxa" w:w="60"/>
+              <w:right w:type="dxa" w:w="120"/>
+            </w:tcMar>
+          </w:tcPr>
+          <w:p>
+            <w:pPr>
+              <w:jc w:val="center"/>
+            </w:pPr>
+            <w:r>
+              <w:rPr>
+                <w:rFonts w:ascii="Arial" w:cs="Arial" w:eastAsia="Arial" w:hAnsi="Arial"/>
+                <w:color w:val="786E64"/>
+                <w:sz w:val="17"/>
+                <w:szCs w:val="17"/>
+              </w:rPr>
+              <w:t xml:space="preserve">$2-5K/yr</w:t>
+            </w:r>
+          </w:p>
+        </w:tc>
+        <w:tc>
+          <w:tcPr>
+            <w:tcW w:type="dxa" w:w="2160"/>
+            <w:tcBorders>
+              <w:top w:val="single" w:color="D4C4B0" w:sz="1"/>
+              <w:left w:val="single" w:color="D4C4B0" w:sz="1"/>
+              <w:bottom w:val="single" w:color="D4C4B0" w:sz="1"/>
+              <w:right w:val="single" w:color="D4C4B0" w:sz="1"/>
+            </w:tcBorders>
+            <w:shd w:fill="EAF2EC" w:val="clear"/>
+            <w:tcMar>
+              <w:top w:type="dxa" w:w="60"/>
+              <w:left w:type="dxa" w:w="120"/>
+              <w:bottom w:type="dxa" w:w="60"/>
+              <w:right w:type="dxa" w:w="120"/>
+            </w:tcMar>
+          </w:tcPr>
+          <w:p>
+            <w:r>
+              <w:rPr>
+                <w:rFonts w:ascii="Arial" w:cs="Arial" w:eastAsia="Arial" w:hAnsi="Arial"/>
+                <w:color w:val="786E64"/>
+                <w:sz w:val="16"/>
+                <w:szCs w:val="16"/>
+              </w:rPr>
+              <w:t xml:space="preserve">Volume bonuses from preferred suppliers</w:t>
+            </w:r>
+          </w:p>
+        </w:tc>
+      </w:tr>
+      <w:tr>
+        <w:tc>
+          <w:tcPr>
+            <w:tcW w:type="dxa" w:w="2800"/>
+            <w:tcBorders>
+              <w:top w:val="single" w:color="D4C4B0" w:sz="1"/>
+              <w:left w:val="single" w:color="D4C4B0" w:sz="1"/>
+              <w:bottom w:val="single" w:color="D4C4B0" w:sz="1"/>
+              <w:right w:val="single" w:color="D4C4B0" w:sz="1"/>
+            </w:tcBorders>
+            <w:shd w:fill="FFFFFF" w:val="clear"/>
+            <w:tcMar>
+              <w:top w:type="dxa" w:w="60"/>
+              <w:left w:type="dxa" w:w="120"/>
+              <w:bottom w:type="dxa" w:w="60"/>
+              <w:right w:type="dxa" w:w="120"/>
+            </w:tcMar>
+          </w:tcPr>
+          <w:p>
+            <w:r>
+              <w:rPr>
+                <w:rFonts w:ascii="Arial" w:cs="Arial" w:eastAsia="Arial" w:hAnsi="Arial"/>
+                <w:b/>
+                <w:bCs/>
+                <w:color w:val="313131"/>
+                <w:sz w:val="17"/>
+                <w:szCs w:val="17"/>
+              </w:rPr>
+              <w:t xml:space="preserve">Total Potential Income</w:t>
+            </w:r>
+          </w:p>
+        </w:tc>
+        <w:tc>
+          <w:tcPr>
+            <w:tcW w:type="dxa" w:w="2200"/>
+            <w:tcBorders>
+              <w:top w:val="single" w:color="D4C4B0" w:sz="1"/>
+              <w:left w:val="single" w:color="D4C4B0" w:sz="1"/>
+              <w:bottom w:val="single" w:color="D4C4B0" w:sz="1"/>
+              <w:right w:val="single" w:color="D4C4B0" w:sz="1"/>
+            </w:tcBorders>
+            <w:shd w:fill="FFFFFF" w:val="clear"/>
+            <w:tcMar>
+              <w:top w:type="dxa" w:w="60"/>
+              <w:left w:type="dxa" w:w="120"/>
+              <w:bottom w:type="dxa" w:w="60"/>
+              <w:right w:type="dxa" w:w="120"/>
+            </w:tcMar>
+          </w:tcPr>
+          <w:p>
+            <w:pPr>
+              <w:jc w:val="center"/>
+            </w:pPr>
+            <w:r>
+              <w:rPr>
+                <w:rFonts w:ascii="Arial" w:cs="Arial" w:eastAsia="Arial" w:hAnsi="Arial"/>
+                <w:color w:val="786E64"/>
+                <w:sz w:val="17"/>
+                <w:szCs w:val="17"/>
+              </w:rPr>
+              <w:t xml:space="preserve">$20-60K</w:t>
+            </w:r>
+          </w:p>
+        </w:tc>
+        <w:tc>
+          <w:tcPr>
+            <w:tcW w:type="dxa" w:w="2200"/>
+            <w:tcBorders>
+              <w:top w:val="single" w:color="D4C4B0" w:sz="1"/>
+              <w:left w:val="single" w:color="D4C4B0" w:sz="1"/>
+              <w:bottom w:val="single" w:color="D4C4B0" w:sz="1"/>
+              <w:right w:val="single" w:color="D4C4B0" w:sz="1"/>
+            </w:tcBorders>
+            <w:shd w:fill="FFFFFF" w:val="clear"/>
+            <w:tcMar>
+              <w:top w:type="dxa" w:w="60"/>
+              <w:left w:type="dxa" w:w="120"/>
+              <w:bottom w:type="dxa" w:w="60"/>
+              <w:right w:type="dxa" w:w="120"/>
+            </w:tcMar>
+          </w:tcPr>
+          <w:p>
+            <w:pPr>
+              <w:jc w:val="center"/>
+            </w:pPr>
+            <w:r>
+              <w:rPr>
+                <w:rFonts w:ascii="Arial" w:cs="Arial" w:eastAsia="Arial" w:hAnsi="Arial"/>
+                <w:color w:val="786E64"/>
+                <w:sz w:val="17"/>
+                <w:szCs w:val="17"/>
+              </w:rPr>
+              <w:t xml:space="preserve">$75-200K+</w:t>
+            </w:r>
+          </w:p>
+        </w:tc>
+        <w:tc>
+          <w:tcPr>
+            <w:tcW w:type="dxa" w:w="2160"/>
+            <w:tcBorders>
+              <w:top w:val="single" w:color="D4C4B0" w:sz="1"/>
+              <w:left w:val="single" w:color="D4C4B0" w:sz="1"/>
+              <w:bottom w:val="single" w:color="D4C4B0" w:sz="1"/>
+              <w:right w:val="single" w:color="D4C4B0" w:sz="1"/>
+            </w:tcBorders>
+            <w:shd w:fill="FFFFFF" w:val="clear"/>
+            <w:tcMar>
+              <w:top w:type="dxa" w:w="60"/>
+              <w:left w:type="dxa" w:w="120"/>
+              <w:bottom w:type="dxa" w:w="60"/>
+              <w:right w:type="dxa" w:w="120"/>
+            </w:tcMar>
+          </w:tcPr>
+          <w:p>
+            <w:r>
+              <w:rPr>
+                <w:rFonts w:ascii="Arial" w:cs="Arial" w:eastAsia="Arial" w:hAnsi="Arial"/>
+                <w:color w:val="786E64"/>
+                <w:sz w:val="16"/>
+                <w:szCs w:val="16"/>
+              </w:rPr>
+              <w:t xml:space="preserve">Low overhead; strong margin on commission</w:t>
             </w:r>
           </w:p>
         </w:tc>
